--- a/docs/Veritrace-Design-Document.docx
+++ b/docs/Veritrace-Design-Document.docx
@@ -1,6 +1,6 @@
 
 <file path=word/document.xml><?xml version="1.0" encoding="utf-8"?>
-<w:document xmlns:wpc="http://schemas.microsoft.com/office/word/2010/wordprocessingCanvas" xmlns:mc="http://schemas.openxmlformats.org/markup-compatibility/2006" xmlns:o="urn:schemas-microsoft-com:office:office" xmlns:r="http://schemas.openxmlformats.org/officeDocument/2006/relationships" xmlns:m="http://schemas.openxmlformats.org/officeDocument/2006/math" xmlns:v="urn:schemas-microsoft-com:vml" xmlns:wp14="http://schemas.microsoft.com/office/word/2010/wordprocessingDrawing" xmlns:wp="http://schemas.openxmlformats.org/drawingml/2006/wordprocessingDrawing" xmlns:w10="urn:schemas-microsoft-com:office:word" xmlns:w="http://schemas.openxmlformats.org/wordprocessingml/2006/main" xmlns:w14="http://schemas.microsoft.com/office/word/2010/wordml" xmlns:w15="http://schemas.microsoft.com/office/word/2012/wordml" xmlns:wpg="http://schemas.microsoft.com/office/word/2010/wordprocessingGroup" xmlns:wpi="http://schemas.microsoft.com/office/word/2010/wordprocessingInk" xmlns:wne="http://schemas.microsoft.com/office/word/2006/wordml" xmlns:wps="http://schemas.microsoft.com/office/word/2010/wordprocessingShape" xmlns:cx="http://schemas.microsoft.com/office/drawing/2014/chartex" xmlns:cx1="http://schemas.microsoft.com/office/drawing/2015/9/8/chartex" xmlns:cx2="http://schemas.microsoft.com/office/drawing/2015/10/21/chartex" xmlns:cx3="http://schemas.microsoft.com/office/drawing/2016/5/9/chartex" xmlns:cx4="http://schemas.microsoft.com/office/drawing/2016/5/10/chartex" xmlns:cx5="http://schemas.microsoft.com/office/drawing/2016/5/11/chartex" xmlns:cx6="http://schemas.microsoft.com/office/drawing/2016/5/12/chartex" xmlns:cx7="http://schemas.microsoft.com/office/drawing/2016/5/13/chartex" xmlns:cx8="http://schemas.microsoft.com/office/drawing/2016/5/14/chartex" xmlns:aink="http://schemas.microsoft.com/office/drawing/2016/ink" xmlns:am3d="http://schemas.microsoft.com/office/drawing/2017/model3d" xmlns:w16cex="http://schemas.microsoft.com/office/word/2018/wordml/cex" xmlns:w16cid="http://schemas.microsoft.com/office/word/2016/wordml/cid" xmlns:w16="http://schemas.microsoft.com/office/word/2018/wordml" xmlns:w16sdtdh="http://schemas.microsoft.com/office/word/2020/wordml/sdtdatahash" xmlns:w16se="http://schemas.microsoft.com/office/word/2015/wordml/symex" mc:Ignorable="w14 w15 wp14">
+<w:document xmlns:ns1="http://schemas.openxmlformats.org/markup-compatibility/2006" xmlns:ns2="http://schemas.openxmlformats.org/drawingml/2006/wordprocessingDrawing" xmlns:ns3="http://schemas.openxmlformats.org/drawingml/2006/main" xmlns:ns4="http://schemas.openxmlformats.org/drawingml/2006/picture" xmlns:ns5="http://schemas.openxmlformats.org/officeDocument/2006/relationships" xmlns:w="http://schemas.openxmlformats.org/wordprocessingml/2006/main" ns1:Ignorable="w14 w15 wp14">
   <w:body>
     <w:p>
       <w:pPr>
@@ -21,6 +21,49 @@
       </w:r>
     </w:p>
     <w:p>
+      <w:r>
+        <w:rPr>
+          <w:b/>
+        </w:rPr>
+        <w:t xml:space="preserve">Current Implementation Status - v0.2 / v0.3 Technical Preview</w:t>
+      </w:r>
+    </w:p>
+    <w:p>
+      <w:r>
+        <w:t xml:space="preserve">This section is intentionally blunt. The original vision in this document is the target architecture, not a claim that every enterprise-grade control is mature today.</w:t>
+      </w:r>
+    </w:p>
+    <w:p>
+      <w:r>
+        <w:t xml:space="preserve">What is implemented and tested today: orchestrated pipeline, TraceEvent contract, hash-chain audit, RCA replay/counterfactual basics, context-guarded PII scrubbing, isolation heuristics with classifier hook, SafetyLayer rules, ToolGuardLayer with JSON-schema-style validation, side-effect taxonomy, argument injection scanning, output provenance checks, dangerous tool-chain escalation, Slack HITL with signed callbacks, API-key plus JWT auth, rate limiting, Redis/Postgres backend options, Docker Compose, CLI init/validate, OpenTelemetry layer spans, compliance report helpers, and an admin dashboard skeleton.</w:t>
+      </w:r>
+    </w:p>
+    <w:p>
+      <w:r>
+        <w:t xml:space="preserve">What is pilot-ready: low/medium-stakes internal tools, interview demos, controlled agent workflows, local or hosted LLM provider wrapping, Slack approval demos, trace replay, and tamper-evidence demonstrations.</w:t>
+      </w:r>
+    </w:p>
+    <w:p>
+      <w:r>
+        <w:t xml:space="preserve">What still needs hardening before regulated production: adversarial prompt defense beyond heuristics and small classifiers, persistent multi-worker HITL queues in real deployments, stronger dashboard identity/tenant controls, broader red-team coverage, operational runbooks, external security review, mature migrations, quota/budget enforcement, and production-tested Postgres/Redis/OTel deployments.</w:t>
+      </w:r>
+    </w:p>
+    <w:p>
+      <w:r>
+        <w:t xml:space="preserve">Capability matrix: Provider adapters - implemented; Compliance/PII - implemented with limits; Isolation - implemented but heuristic/classifier-dependent; Safety rules - implemented; ToolGuard - strong MVP, not a sandbox; HITL - Slack plus workflow primitives, persistence depends on backend configuration; Reliability - timeouts/circuit breaker implemented; Trace/hash chain - implemented; RCA - useful for linear and tool traces, not full emergent multi-agent forensics; Observability - metrics and spans implemented, dashboards not battle-tested; QuantumLayer - research only, not near-term product.</w:t>
+      </w:r>
+    </w:p>
+    <w:p>
+      <w:r>
+        <w:t xml:space="preserve">Recommended positioning: trust middleware for AI agents, not bank-grade production trust infrastructure. Use this document as a roadmap plus current technical reference, and keep this status section prominent until the remaining controls are hardened.</w:t>
+      </w:r>
+    </w:p>
+    <w:p>
+      <w:r>
+        <w:t xml:space="preserve"/>
+      </w:r>
+    </w:p>
+    <w:p>
       <w:pPr>
         <w:spacing w:after="200" w:before="0"/>
       </w:pPr>
@@ -35,7 +78,7 @@
           <w:sz w:val="28"/>
           <w:szCs w:val="28"/>
         </w:rPr>
-        <w:t xml:space="preserve">Verifiable Trust Infrastructure for Production AI Agents</w:t>
+        <w:t xml:space="preserve">Trust Middleware for AI Agents - Technical Preview</w:t>
       </w:r>
     </w:p>
     <w:p>
@@ -45,42 +88,42 @@
       </w:pPr>
       <w:r>
         <w:drawing>
-          <wp:inline distT="0" distB="0" distL="0" distR="0">
-            <wp:extent cx="5715000" cy="2705100"/>
-            <wp:effectExtent t="0" r="0" b="0" l="0"/>
-            <wp:docPr id="1" name="" descr="" title=""/>
-            <wp:cNvGraphicFramePr>
-              <a:graphicFrameLocks xmlns:a="http://schemas.openxmlformats.org/drawingml/2006/main" noChangeAspect="1"/>
-            </wp:cNvGraphicFramePr>
-            <a:graphic xmlns:a="http://schemas.openxmlformats.org/drawingml/2006/main">
-              <a:graphicData uri="http://schemas.openxmlformats.org/drawingml/2006/picture">
-                <pic:pic xmlns:pic="http://schemas.openxmlformats.org/drawingml/2006/picture">
-                  <pic:nvPicPr>
-                    <pic:cNvPr id="0" name="" descr=""/>
-                    <pic:cNvPicPr>
-                      <a:picLocks noChangeAspect="1" noChangeArrowheads="1"/>
-                    </pic:cNvPicPr>
-                  </pic:nvPicPr>
-                  <pic:blipFill>
-                    <a:blip r:embed="rId8" cstate="none"/>
-                    <a:srcRect/>
-                    <a:stretch>
-                      <a:fillRect/>
-                    </a:stretch>
-                  </pic:blipFill>
-                  <pic:spPr bwMode="auto">
-                    <a:xfrm>
-                      <a:off x="0" y="0"/>
-                      <a:ext cx="5715000" cy="2705100"/>
-                    </a:xfrm>
-                    <a:prstGeom prst="rect">
-                      <a:avLst/>
-                    </a:prstGeom>
-                  </pic:spPr>
-                </pic:pic>
-              </a:graphicData>
-            </a:graphic>
-          </wp:inline>
+          <ns2:inline distT="0" distB="0" distL="0" distR="0">
+            <ns2:extent cx="5715000" cy="2705100"/>
+            <ns2:effectExtent t="0" r="0" b="0" l="0"/>
+            <ns2:docPr id="1" name="" descr="" title=""/>
+            <ns2:cNvGraphicFramePr>
+              <ns3:graphicFrameLocks noChangeAspect="1"/>
+            </ns2:cNvGraphicFramePr>
+            <ns3:graphic>
+              <ns3:graphicData uri="http://schemas.openxmlformats.org/drawingml/2006/picture">
+                <ns4:pic>
+                  <ns4:nvPicPr>
+                    <ns4:cNvPr id="0" name="" descr=""/>
+                    <ns4:cNvPicPr>
+                      <ns3:picLocks noChangeAspect="1" noChangeArrowheads="1"/>
+                    </ns4:cNvPicPr>
+                  </ns4:nvPicPr>
+                  <ns4:blipFill>
+                    <ns3:blip ns5:embed="rId8" cstate="none"/>
+                    <ns3:srcRect/>
+                    <ns3:stretch>
+                      <ns3:fillRect/>
+                    </ns3:stretch>
+                  </ns4:blipFill>
+                  <ns4:spPr bwMode="auto">
+                    <ns3:xfrm>
+                      <ns3:off x="0" y="0"/>
+                      <ns3:ext cx="5715000" cy="2705100"/>
+                    </ns3:xfrm>
+                    <ns3:prstGeom prst="rect">
+                      <ns3:avLst/>
+                    </ns3:prstGeom>
+                  </ns4:spPr>
+                </ns4:pic>
+              </ns3:graphicData>
+            </ns3:graphic>
+          </ns2:inline>
         </w:drawing>
       </w:r>
     </w:p>
@@ -143,7 +186,7 @@
           <w:sz w:val="17"/>
           <w:szCs w:val="17"/>
         </w:rPr>
-        <w:t xml:space="preserve">Version 2.5  ·  Reference implementation included  ·  Apache-2.0</w:t>
+        <w:t xml:space="preserve">Version 1.0  ·  Phase-1 reference implementation included  ·  Apache-2.0</w:t>
       </w:r>
     </w:p>
     <w:p>
@@ -527,1029 +570,6 @@
           <w:sz w:val="32"/>
           <w:szCs w:val="32"/>
         </w:rPr>
-        <w:t xml:space="preserve">Implementation Status — What Is and Isn’t Real</w:t>
-      </w:r>
-    </w:p>
-    <w:p>
-      <w:pPr>
-        <w:spacing w:after="80" w:before="60"/>
-      </w:pPr>
-      <w:r>
-        <w:rPr>
-          <w:rFonts w:ascii="Arial" w:cs="Arial" w:eastAsia="Arial" w:hAnsi="Arial"/>
-          <w:b w:val="false"/>
-          <w:bCs w:val="false"/>
-          <w:i w:val="false"/>
-          <w:iCs w:val="false"/>
-          <w:color w:val="2A2A2A"/>
-          <w:sz w:val="21"/>
-          <w:szCs w:val="21"/>
-        </w:rPr>
-        <w:t xml:space="preserve">Trust infrastructure is exactly the wrong domain to overstate progress in. This section is a candid readout of what the accompanying code actually does today, what it does only partially, and what is roadmap. Read this before the architecture sections so the rest of the document is calibrated correctly.</w:t>
-      </w:r>
-    </w:p>
-    <w:p>
-      <w:pPr>
-        <w:pStyle w:val="Heading2"/>
-        <w:spacing w:after="100" w:before="280"/>
-      </w:pPr>
-      <w:r>
-        <w:rPr>
-          <w:rFonts w:ascii="Arial" w:cs="Arial" w:eastAsia="Arial" w:hAnsi="Arial"/>
-          <w:b/>
-          <w:bCs/>
-          <w:i w:val="false"/>
-          <w:iCs w:val="false"/>
-          <w:color w:val="0B1220"/>
-          <w:sz w:val="25"/>
-          <w:szCs w:val="25"/>
-        </w:rPr>
-        <w:t xml:space="preserve">Fully implemented and tested</w:t>
-      </w:r>
-    </w:p>
-    <w:p>
-      <w:pPr>
-        <w:pStyle w:val="ListParagraph"/>
-        <w:numPr>
-          <w:ilvl w:val="0"/>
-          <w:numId w:val="2"/>
-        </w:numPr>
-        <w:spacing w:after="36" w:before="36"/>
-      </w:pPr>
-      <w:r>
-        <w:rPr>
-          <w:rFonts w:ascii="Arial" w:cs="Arial" w:eastAsia="Arial" w:hAnsi="Arial"/>
-          <w:b/>
-          <w:bCs/>
-          <w:i w:val="false"/>
-          <w:iCs w:val="false"/>
-          <w:color w:val="0B1220"/>
-          <w:sz w:val="20"/>
-          <w:szCs w:val="20"/>
-        </w:rPr>
-        <w:t xml:space="preserve">Orchestrator and pipeline ordering.  </w:t>
-      </w:r>
-      <w:r>
-        <w:rPr>
-          <w:rFonts w:ascii="Arial" w:cs="Arial" w:eastAsia="Arial" w:hAnsi="Arial"/>
-          <w:b w:val="false"/>
-          <w:bCs w:val="false"/>
-          <w:i w:val="false"/>
-          <w:iCs w:val="false"/>
-          <w:color w:val="333333"/>
-          <w:sz w:val="20"/>
-          <w:szCs w:val="20"/>
-        </w:rPr>
-        <w:t xml:space="preserve">Single source of truth in core.py; every layer decision lands in the trace; 72 passing tests cover the success and failure paths.</w:t>
-      </w:r>
-    </w:p>
-    <w:p>
-      <w:pPr>
-        <w:pStyle w:val="ListParagraph"/>
-        <w:numPr>
-          <w:ilvl w:val="0"/>
-          <w:numId w:val="2"/>
-        </w:numPr>
-        <w:spacing w:after="36" w:before="36"/>
-      </w:pPr>
-      <w:r>
-        <w:rPr>
-          <w:rFonts w:ascii="Arial" w:cs="Arial" w:eastAsia="Arial" w:hAnsi="Arial"/>
-          <w:b/>
-          <w:bCs/>
-          <w:i w:val="false"/>
-          <w:iCs w:val="false"/>
-          <w:color w:val="0B1220"/>
-          <w:sz w:val="20"/>
-          <w:szCs w:val="20"/>
-        </w:rPr>
-        <w:t xml:space="preserve">Tamper-evident hash chain.  </w:t>
-      </w:r>
-      <w:r>
-        <w:rPr>
-          <w:rFonts w:ascii="Arial" w:cs="Arial" w:eastAsia="Arial" w:hAnsi="Arial"/>
-          <w:b w:val="false"/>
-          <w:bCs w:val="false"/>
-          <w:i w:val="false"/>
-          <w:iCs w:val="false"/>
-          <w:color w:val="333333"/>
-          <w:sz w:val="20"/>
-          <w:szCs w:val="20"/>
-        </w:rPr>
-        <w:t xml:space="preserve">SHA-256 chain over canonical JSON; tampering detection verified by direct file edit then re-verify.</w:t>
-      </w:r>
-    </w:p>
-    <w:p>
-      <w:pPr>
-        <w:pStyle w:val="ListParagraph"/>
-        <w:numPr>
-          <w:ilvl w:val="0"/>
-          <w:numId w:val="2"/>
-        </w:numPr>
-        <w:spacing w:after="36" w:before="36"/>
-      </w:pPr>
-      <w:r>
-        <w:rPr>
-          <w:rFonts w:ascii="Arial" w:cs="Arial" w:eastAsia="Arial" w:hAnsi="Arial"/>
-          <w:b/>
-          <w:bCs/>
-          <w:i w:val="false"/>
-          <w:iCs w:val="false"/>
-          <w:color w:val="0B1220"/>
-          <w:sz w:val="20"/>
-          <w:szCs w:val="20"/>
-        </w:rPr>
-        <w:t xml:space="preserve">Context-guarded PII scrubbing.  </w:t>
-      </w:r>
-      <w:r>
-        <w:rPr>
-          <w:rFonts w:ascii="Arial" w:cs="Arial" w:eastAsia="Arial" w:hAnsi="Arial"/>
-          <w:b w:val="false"/>
-          <w:bCs w:val="false"/>
-          <w:i w:val="false"/>
-          <w:iCs w:val="false"/>
-          <w:color w:val="333333"/>
-          <w:sz w:val="20"/>
-          <w:szCs w:val="20"/>
-        </w:rPr>
-        <w:t xml:space="preserve">High-precision patterns for distinct shapes (email, SSN, IBAN); context-window scan for ambiguous shapes (routing numbers, ISO dates) so order IDs and event timestamps are not silently destroyed.</w:t>
-      </w:r>
-    </w:p>
-    <w:p>
-      <w:pPr>
-        <w:pStyle w:val="ListParagraph"/>
-        <w:numPr>
-          <w:ilvl w:val="0"/>
-          <w:numId w:val="2"/>
-        </w:numPr>
-        <w:spacing w:after="36" w:before="36"/>
-      </w:pPr>
-      <w:r>
-        <w:rPr>
-          <w:rFonts w:ascii="Arial" w:cs="Arial" w:eastAsia="Arial" w:hAnsi="Arial"/>
-          <w:b/>
-          <w:bCs/>
-          <w:i w:val="false"/>
-          <w:iCs w:val="false"/>
-          <w:color w:val="0B1220"/>
-          <w:sz w:val="20"/>
-          <w:szCs w:val="20"/>
-        </w:rPr>
-        <w:t xml:space="preserve">Deterministic safety rule engine.  </w:t>
-      </w:r>
-      <w:r>
-        <w:rPr>
-          <w:rFonts w:ascii="Arial" w:cs="Arial" w:eastAsia="Arial" w:hAnsi="Arial"/>
-          <w:b w:val="false"/>
-          <w:bCs w:val="false"/>
-          <w:i w:val="false"/>
-          <w:iCs w:val="false"/>
-          <w:color w:val="333333"/>
-          <w:sz w:val="20"/>
-          <w:szCs w:val="20"/>
-        </w:rPr>
-        <w:t xml:space="preserve">Regex and predicate rules with strict precedence (BLOCK &gt; ESCALATE &gt; REDACT &gt; ALLOW). Useful as a hard backstop; not a substitute for semantic defense.</w:t>
-      </w:r>
-    </w:p>
-    <w:p>
-      <w:pPr>
-        <w:pStyle w:val="ListParagraph"/>
-        <w:numPr>
-          <w:ilvl w:val="0"/>
-          <w:numId w:val="2"/>
-        </w:numPr>
-        <w:spacing w:after="36" w:before="36"/>
-      </w:pPr>
-      <w:r>
-        <w:rPr>
-          <w:rFonts w:ascii="Arial" w:cs="Arial" w:eastAsia="Arial" w:hAnsi="Arial"/>
-          <w:b/>
-          <w:bCs/>
-          <w:i w:val="false"/>
-          <w:iCs w:val="false"/>
-          <w:color w:val="0B1220"/>
-          <w:sz w:val="20"/>
-          <w:szCs w:val="20"/>
-        </w:rPr>
-        <w:t xml:space="preserve">Concurrency, timeout, and circuit breaker.  </w:t>
-      </w:r>
-      <w:r>
-        <w:rPr>
-          <w:rFonts w:ascii="Arial" w:cs="Arial" w:eastAsia="Arial" w:hAnsi="Arial"/>
-          <w:b w:val="false"/>
-          <w:bCs w:val="false"/>
-          <w:i w:val="false"/>
-          <w:iCs w:val="false"/>
-          <w:color w:val="333333"/>
-          <w:sz w:val="20"/>
-          <w:szCs w:val="20"/>
-        </w:rPr>
-        <w:t xml:space="preserve">Semaphore-bounded provider calls with a hard timeout; consecutive failures open the breaker.</w:t>
-      </w:r>
-    </w:p>
-    <w:p>
-      <w:pPr>
-        <w:pStyle w:val="ListParagraph"/>
-        <w:numPr>
-          <w:ilvl w:val="0"/>
-          <w:numId w:val="2"/>
-        </w:numPr>
-        <w:spacing w:after="36" w:before="36"/>
-      </w:pPr>
-      <w:r>
-        <w:rPr>
-          <w:rFonts w:ascii="Arial" w:cs="Arial" w:eastAsia="Arial" w:hAnsi="Arial"/>
-          <w:b/>
-          <w:bCs/>
-          <w:i w:val="false"/>
-          <w:iCs w:val="false"/>
-          <w:color w:val="0B1220"/>
-          <w:sz w:val="20"/>
-          <w:szCs w:val="20"/>
-        </w:rPr>
-        <w:t xml:space="preserve">HITL with idle-on-silence.  </w:t>
-      </w:r>
-      <w:r>
-        <w:rPr>
-          <w:rFonts w:ascii="Arial" w:cs="Arial" w:eastAsia="Arial" w:hAnsi="Arial"/>
-          <w:b w:val="false"/>
-          <w:bCs w:val="false"/>
-          <w:i w:val="false"/>
-          <w:iCs w:val="false"/>
-          <w:color w:val="333333"/>
-          <w:sz w:val="20"/>
-          <w:szCs w:val="20"/>
-        </w:rPr>
-        <w:t xml:space="preserve">No configuration converts silence into approval. Verified by test.</w:t>
-      </w:r>
-    </w:p>
-    <w:p>
-      <w:pPr>
-        <w:pStyle w:val="ListParagraph"/>
-        <w:numPr>
-          <w:ilvl w:val="0"/>
-          <w:numId w:val="2"/>
-        </w:numPr>
-        <w:spacing w:after="36" w:before="36"/>
-      </w:pPr>
-      <w:r>
-        <w:rPr>
-          <w:rFonts w:ascii="Arial" w:cs="Arial" w:eastAsia="Arial" w:hAnsi="Arial"/>
-          <w:b/>
-          <w:bCs/>
-          <w:i w:val="false"/>
-          <w:iCs w:val="false"/>
-          <w:color w:val="0B1220"/>
-          <w:sz w:val="20"/>
-          <w:szCs w:val="20"/>
-        </w:rPr>
-        <w:t xml:space="preserve">Persistent storage.  </w:t>
-      </w:r>
-      <w:r>
-        <w:rPr>
-          <w:rFonts w:ascii="Arial" w:cs="Arial" w:eastAsia="Arial" w:hAnsi="Arial"/>
-          <w:b w:val="false"/>
-          <w:bCs w:val="false"/>
-          <w:i w:val="false"/>
-          <w:iCs w:val="false"/>
-          <w:color w:val="333333"/>
-          <w:sz w:val="20"/>
-          <w:szCs w:val="20"/>
-        </w:rPr>
-        <w:t xml:space="preserve">SQLiteStore persists traces and the hash chain to a single file across process restarts; verify_chain holds across reopen.</w:t>
-      </w:r>
-    </w:p>
-    <w:p>
-      <w:pPr>
-        <w:pStyle w:val="ListParagraph"/>
-        <w:numPr>
-          <w:ilvl w:val="0"/>
-          <w:numId w:val="2"/>
-        </w:numPr>
-        <w:spacing w:after="36" w:before="36"/>
-      </w:pPr>
-      <w:r>
-        <w:rPr>
-          <w:rFonts w:ascii="Arial" w:cs="Arial" w:eastAsia="Arial" w:hAnsi="Arial"/>
-          <w:b/>
-          <w:bCs/>
-          <w:i w:val="false"/>
-          <w:iCs w:val="false"/>
-          <w:color w:val="0B1220"/>
-          <w:sz w:val="20"/>
-          <w:szCs w:val="20"/>
-        </w:rPr>
-        <w:t xml:space="preserve">Encryption at rest.  </w:t>
-      </w:r>
-      <w:r>
-        <w:rPr>
-          <w:rFonts w:ascii="Arial" w:cs="Arial" w:eastAsia="Arial" w:hAnsi="Arial"/>
-          <w:b w:val="false"/>
-          <w:bCs w:val="false"/>
-          <w:i w:val="false"/>
-          <w:iCs w:val="false"/>
-          <w:color w:val="333333"/>
-          <w:sz w:val="20"/>
-          <w:szCs w:val="20"/>
-        </w:rPr>
-        <w:t xml:space="preserve">EncryptedSQLiteStore wraps payload columns with Fernet (AES-128-CBC + HMAC-SHA256); indexed columns remain plain for queries; plaintext absence verified by raw-file scan.</w:t>
-      </w:r>
-    </w:p>
-    <w:p>
-      <w:pPr>
-        <w:pStyle w:val="ListParagraph"/>
-        <w:numPr>
-          <w:ilvl w:val="0"/>
-          <w:numId w:val="2"/>
-        </w:numPr>
-        <w:spacing w:after="36" w:before="36"/>
-      </w:pPr>
-      <w:r>
-        <w:rPr>
-          <w:rFonts w:ascii="Arial" w:cs="Arial" w:eastAsia="Arial" w:hAnsi="Arial"/>
-          <w:b/>
-          <w:bCs/>
-          <w:i w:val="false"/>
-          <w:iCs w:val="false"/>
-          <w:color w:val="0B1220"/>
-          <w:sz w:val="20"/>
-          <w:szCs w:val="20"/>
-        </w:rPr>
-        <w:t xml:space="preserve">API authentication and cross-tenant guard.  </w:t>
-      </w:r>
-      <w:r>
-        <w:rPr>
-          <w:rFonts w:ascii="Arial" w:cs="Arial" w:eastAsia="Arial" w:hAnsi="Arial"/>
-          <w:b w:val="false"/>
-          <w:bCs w:val="false"/>
-          <w:i w:val="false"/>
-          <w:iCs w:val="false"/>
-          <w:color w:val="333333"/>
-          <w:sz w:val="20"/>
-          <w:szCs w:val="20"/>
-        </w:rPr>
-        <w:t xml:space="preserve">API-key-per-tenant; keys stored as SHA-256; tenant derived from key, never from body; cross-tenant access returns 404 (not 403) so existence is not leaked.</w:t>
-      </w:r>
-    </w:p>
-    <w:p>
-      <w:pPr>
-        <w:pStyle w:val="ListParagraph"/>
-        <w:numPr>
-          <w:ilvl w:val="0"/>
-          <w:numId w:val="2"/>
-        </w:numPr>
-        <w:spacing w:after="36" w:before="36"/>
-      </w:pPr>
-      <w:r>
-        <w:rPr>
-          <w:rFonts w:ascii="Arial" w:cs="Arial" w:eastAsia="Arial" w:hAnsi="Arial"/>
-          <w:b/>
-          <w:bCs/>
-          <w:i w:val="false"/>
-          <w:iCs w:val="false"/>
-          <w:color w:val="0B1220"/>
-          <w:sz w:val="20"/>
-          <w:szCs w:val="20"/>
-        </w:rPr>
-        <w:t xml:space="preserve">Per-tenant rate limiting.  </w:t>
-      </w:r>
-      <w:r>
-        <w:rPr>
-          <w:rFonts w:ascii="Arial" w:cs="Arial" w:eastAsia="Arial" w:hAnsi="Arial"/>
-          <w:b w:val="false"/>
-          <w:bCs w:val="false"/>
-          <w:i w:val="false"/>
-          <w:iCs w:val="false"/>
-          <w:color w:val="333333"/>
-          <w:sz w:val="20"/>
-          <w:szCs w:val="20"/>
-        </w:rPr>
-        <w:t xml:space="preserve">Token bucket per tenant (or per IP unauthenticated). Returns 429 with Retry-After.</w:t>
-      </w:r>
-    </w:p>
-    <w:p>
-      <w:pPr>
-        <w:pStyle w:val="ListParagraph"/>
-        <w:numPr>
-          <w:ilvl w:val="0"/>
-          <w:numId w:val="2"/>
-        </w:numPr>
-        <w:spacing w:after="36" w:before="36"/>
-      </w:pPr>
-      <w:r>
-        <w:rPr>
-          <w:rFonts w:ascii="Arial" w:cs="Arial" w:eastAsia="Arial" w:hAnsi="Arial"/>
-          <w:b/>
-          <w:bCs/>
-          <w:i w:val="false"/>
-          <w:iCs w:val="false"/>
-          <w:color w:val="0B1220"/>
-          <w:sz w:val="20"/>
-          <w:szCs w:val="20"/>
-        </w:rPr>
-        <w:t xml:space="preserve">Retention floor and GDPR erasure.  </w:t>
-      </w:r>
-      <w:r>
-        <w:rPr>
-          <w:rFonts w:ascii="Arial" w:cs="Arial" w:eastAsia="Arial" w:hAnsi="Arial"/>
-          <w:b w:val="false"/>
-          <w:bCs w:val="false"/>
-          <w:i w:val="false"/>
-          <w:iCs w:val="false"/>
-          <w:color w:val="333333"/>
-          <w:sz w:val="20"/>
-          <w:szCs w:val="20"/>
-        </w:rPr>
-        <w:t xml:space="preserve">Retention endpoint refuses windows shorter than the EU AI Act 180-day minimum; tenant-scoped erasure deletes trace rows while preserving chain payloads for integrity.</w:t>
-      </w:r>
-    </w:p>
-    <w:p>
-      <w:pPr>
-        <w:pStyle w:val="ListParagraph"/>
-        <w:numPr>
-          <w:ilvl w:val="0"/>
-          <w:numId w:val="2"/>
-        </w:numPr>
-        <w:spacing w:after="36" w:before="36"/>
-      </w:pPr>
-      <w:r>
-        <w:rPr>
-          <w:rFonts w:ascii="Arial" w:cs="Arial" w:eastAsia="Arial" w:hAnsi="Arial"/>
-          <w:b/>
-          <w:bCs/>
-          <w:i w:val="false"/>
-          <w:iCs w:val="false"/>
-          <w:color w:val="0B1220"/>
-          <w:sz w:val="20"/>
-          <w:szCs w:val="20"/>
-        </w:rPr>
-        <w:t xml:space="preserve">Input size cap + injection heuristics.  </w:t>
-      </w:r>
-      <w:r>
-        <w:rPr>
-          <w:rFonts w:ascii="Arial" w:cs="Arial" w:eastAsia="Arial" w:hAnsi="Arial"/>
-          <w:b w:val="false"/>
-          <w:bCs w:val="false"/>
-          <w:i w:val="false"/>
-          <w:iCs w:val="false"/>
-          <w:color w:val="333333"/>
-          <w:sz w:val="20"/>
-          <w:szCs w:val="20"/>
-        </w:rPr>
-        <w:t xml:space="preserve">Per-call byte limit; conservative regex heuristics for the dozen most common injection patterns (override, role hijack, exfiltration, jailbreak personas, encoded payloads, delimiter breaks). Hits are recorded in the trace; default policy is to block.</w:t>
-      </w:r>
-    </w:p>
-    <w:p>
-      <w:pPr>
-        <w:pStyle w:val="Heading2"/>
-        <w:spacing w:after="100" w:before="280"/>
-      </w:pPr>
-      <w:r>
-        <w:rPr>
-          <w:rFonts w:ascii="Arial" w:cs="Arial" w:eastAsia="Arial" w:hAnsi="Arial"/>
-          <w:b/>
-          <w:bCs/>
-          <w:i w:val="false"/>
-          <w:iCs w:val="false"/>
-          <w:color w:val="0B1220"/>
-          <w:sz w:val="25"/>
-          <w:szCs w:val="25"/>
-        </w:rPr>
-        <w:t xml:space="preserve">Partial — useful, but not what a deep-pocketed enterprise will accept as final</w:t>
-      </w:r>
-    </w:p>
-    <w:p>
-      <w:pPr>
-        <w:pStyle w:val="ListParagraph"/>
-        <w:numPr>
-          <w:ilvl w:val="0"/>
-          <w:numId w:val="2"/>
-        </w:numPr>
-        <w:spacing w:after="36" w:before="36"/>
-      </w:pPr>
-      <w:r>
-        <w:rPr>
-          <w:rFonts w:ascii="Arial" w:cs="Arial" w:eastAsia="Arial" w:hAnsi="Arial"/>
-          <w:b/>
-          <w:bCs/>
-          <w:i w:val="false"/>
-          <w:iCs w:val="false"/>
-          <w:color w:val="0B1220"/>
-          <w:sz w:val="20"/>
-          <w:szCs w:val="20"/>
-        </w:rPr>
-        <w:t xml:space="preserve">Isolation.  </w:t>
-      </w:r>
-      <w:r>
-        <w:rPr>
-          <w:rFonts w:ascii="Arial" w:cs="Arial" w:eastAsia="Arial" w:hAnsi="Arial"/>
-          <w:b w:val="false"/>
-          <w:bCs w:val="false"/>
-          <w:i w:val="false"/>
-          <w:iCs w:val="false"/>
-          <w:color w:val="333333"/>
-          <w:sz w:val="20"/>
-          <w:szCs w:val="20"/>
-        </w:rPr>
-        <w:t xml:space="preserve">Tenant-scoped storage and rate limits are real defenses. Injection heuristics will catch obvious attacks and miss novel ones. A determined attacker who can author new injection prompts will get past the heuristics. Strong defense requires a fine-tuned injection classifier and runtime constraints on the model’s action space — both are roadmap items. The classifier hook is in place.</w:t>
-      </w:r>
-    </w:p>
-    <w:p>
-      <w:pPr>
-        <w:pStyle w:val="ListParagraph"/>
-        <w:numPr>
-          <w:ilvl w:val="0"/>
-          <w:numId w:val="2"/>
-        </w:numPr>
-        <w:spacing w:after="36" w:before="36"/>
-      </w:pPr>
-      <w:r>
-        <w:rPr>
-          <w:rFonts w:ascii="Arial" w:cs="Arial" w:eastAsia="Arial" w:hAnsi="Arial"/>
-          <w:b/>
-          <w:bCs/>
-          <w:i w:val="false"/>
-          <w:iCs w:val="false"/>
-          <w:color w:val="0B1220"/>
-          <w:sz w:val="20"/>
-          <w:szCs w:val="20"/>
-        </w:rPr>
-        <w:t xml:space="preserve">Safety rule engine.  </w:t>
-      </w:r>
-      <w:r>
-        <w:rPr>
-          <w:rFonts w:ascii="Arial" w:cs="Arial" w:eastAsia="Arial" w:hAnsi="Arial"/>
-          <w:b w:val="false"/>
-          <w:bCs w:val="false"/>
-          <w:i w:val="false"/>
-          <w:iCs w:val="false"/>
-          <w:color w:val="333333"/>
-          <w:sz w:val="20"/>
-          <w:szCs w:val="20"/>
-        </w:rPr>
-        <w:t xml:space="preserve">Regex plus predicates is sufficient as a backstop and for hard policies ("never expose acct numbers"). It is not semantic. Wrapping a real classifier under the same interface is the planned upgrade.</w:t>
-      </w:r>
-    </w:p>
-    <w:p>
-      <w:pPr>
-        <w:pStyle w:val="ListParagraph"/>
-        <w:numPr>
-          <w:ilvl w:val="0"/>
-          <w:numId w:val="2"/>
-        </w:numPr>
-        <w:spacing w:after="36" w:before="36"/>
-      </w:pPr>
-      <w:r>
-        <w:rPr>
-          <w:rFonts w:ascii="Arial" w:cs="Arial" w:eastAsia="Arial" w:hAnsi="Arial"/>
-          <w:b/>
-          <w:bCs/>
-          <w:i w:val="false"/>
-          <w:iCs w:val="false"/>
-          <w:color w:val="0B1220"/>
-          <w:sz w:val="20"/>
-          <w:szCs w:val="20"/>
-        </w:rPr>
-        <w:t xml:space="preserve">HITL.  </w:t>
-      </w:r>
-      <w:r>
-        <w:rPr>
-          <w:rFonts w:ascii="Arial" w:cs="Arial" w:eastAsia="Arial" w:hAnsi="Arial"/>
-          <w:b w:val="false"/>
-          <w:bCs w:val="false"/>
-          <w:i w:val="false"/>
-          <w:iCs w:val="false"/>
-          <w:color w:val="333333"/>
-          <w:sz w:val="20"/>
-          <w:szCs w:val="20"/>
-        </w:rPr>
-        <w:t xml:space="preserve">The state machine is correct (idle-on-silence is the hard invariant) but no Slack, PagerDuty, or webhook adapter ships in this release. A real deployment needs to bridge the approver callable to whichever channel the on-call team uses.</w:t>
-      </w:r>
-    </w:p>
-    <w:p>
-      <w:pPr>
-        <w:pStyle w:val="ListParagraph"/>
-        <w:numPr>
-          <w:ilvl w:val="0"/>
-          <w:numId w:val="2"/>
-        </w:numPr>
-        <w:spacing w:after="36" w:before="36"/>
-      </w:pPr>
-      <w:r>
-        <w:rPr>
-          <w:rFonts w:ascii="Arial" w:cs="Arial" w:eastAsia="Arial" w:hAnsi="Arial"/>
-          <w:b/>
-          <w:bCs/>
-          <w:i w:val="false"/>
-          <w:iCs w:val="false"/>
-          <w:color w:val="0B1220"/>
-          <w:sz w:val="20"/>
-          <w:szCs w:val="20"/>
-        </w:rPr>
-        <w:t xml:space="preserve">RCA engine.  </w:t>
-      </w:r>
-      <w:r>
-        <w:rPr>
-          <w:rFonts w:ascii="Arial" w:cs="Arial" w:eastAsia="Arial" w:hAnsi="Arial"/>
-          <w:b w:val="false"/>
-          <w:bCs w:val="false"/>
-          <w:i w:val="false"/>
-          <w:iCs w:val="false"/>
-          <w:color w:val="333333"/>
-          <w:sz w:val="20"/>
-          <w:szCs w:val="20"/>
-        </w:rPr>
-        <w:t xml:space="preserve">Decision replay is genuinely deterministic against the stored trace; counterfactuals work by removing one rule and recomputing the verdict; the causality graph is a linear chain. For complex multi-step agents with branching tool calls, this is a starting point, not a complete forensic toolkit.</w:t>
-      </w:r>
-    </w:p>
-    <w:p>
-      <w:pPr>
-        <w:pStyle w:val="ListParagraph"/>
-        <w:numPr>
-          <w:ilvl w:val="0"/>
-          <w:numId w:val="2"/>
-        </w:numPr>
-        <w:spacing w:after="36" w:before="36"/>
-      </w:pPr>
-      <w:r>
-        <w:rPr>
-          <w:rFonts w:ascii="Arial" w:cs="Arial" w:eastAsia="Arial" w:hAnsi="Arial"/>
-          <w:b/>
-          <w:bCs/>
-          <w:i w:val="false"/>
-          <w:iCs w:val="false"/>
-          <w:color w:val="0B1220"/>
-          <w:sz w:val="20"/>
-          <w:szCs w:val="20"/>
-        </w:rPr>
-        <w:t xml:space="preserve">Observability.  </w:t>
-      </w:r>
-      <w:r>
-        <w:rPr>
-          <w:rFonts w:ascii="Arial" w:cs="Arial" w:eastAsia="Arial" w:hAnsi="Arial"/>
-          <w:b w:val="false"/>
-          <w:bCs w:val="false"/>
-          <w:i w:val="false"/>
-          <w:iCs w:val="false"/>
-          <w:color w:val="333333"/>
-          <w:sz w:val="20"/>
-          <w:szCs w:val="20"/>
-        </w:rPr>
-        <w:t xml:space="preserve">Counters and p50/p95/p99 latency, in-process. Production deployments would export these to OpenTelemetry or Prometheus; the report shape is small enough to wrap with an exporter.</w:t>
-      </w:r>
-    </w:p>
-    <w:p>
-      <w:pPr>
-        <w:pStyle w:val="ListParagraph"/>
-        <w:numPr>
-          <w:ilvl w:val="0"/>
-          <w:numId w:val="2"/>
-        </w:numPr>
-        <w:spacing w:after="36" w:before="36"/>
-      </w:pPr>
-      <w:r>
-        <w:rPr>
-          <w:rFonts w:ascii="Arial" w:cs="Arial" w:eastAsia="Arial" w:hAnsi="Arial"/>
-          <w:b/>
-          <w:bCs/>
-          <w:i w:val="false"/>
-          <w:iCs w:val="false"/>
-          <w:color w:val="0B1220"/>
-          <w:sz w:val="20"/>
-          <w:szCs w:val="20"/>
-        </w:rPr>
-        <w:t xml:space="preserve">Provider integrations.  </w:t>
-      </w:r>
-      <w:r>
-        <w:rPr>
-          <w:rFonts w:ascii="Arial" w:cs="Arial" w:eastAsia="Arial" w:hAnsi="Arial"/>
-          <w:b w:val="false"/>
-          <w:bCs w:val="false"/>
-          <w:i w:val="false"/>
-          <w:iCs w:val="false"/>
-          <w:color w:val="333333"/>
-          <w:sz w:val="20"/>
-          <w:szCs w:val="20"/>
-        </w:rPr>
-        <w:t xml:space="preserve">Adapter pattern is clean and provider-agnostic. MockProvider is fully wired and used in every test. AnthropicProvider and OllamaProvider are present and importable; they have not been exercised end-to-end in the included demo (which runs offline).</w:t>
-      </w:r>
-    </w:p>
-    <w:p>
-      <w:pPr>
-        <w:pStyle w:val="Heading2"/>
-        <w:spacing w:after="100" w:before="280"/>
-      </w:pPr>
-      <w:r>
-        <w:rPr>
-          <w:rFonts w:ascii="Arial" w:cs="Arial" w:eastAsia="Arial" w:hAnsi="Arial"/>
-          <w:b/>
-          <w:bCs/>
-          <w:i w:val="false"/>
-          <w:iCs w:val="false"/>
-          <w:color w:val="0B1220"/>
-          <w:sz w:val="25"/>
-          <w:szCs w:val="25"/>
-        </w:rPr>
-        <w:t xml:space="preserve">Not yet implemented</w:t>
-      </w:r>
-    </w:p>
-    <w:p>
-      <w:pPr>
-        <w:pStyle w:val="ListParagraph"/>
-        <w:numPr>
-          <w:ilvl w:val="0"/>
-          <w:numId w:val="2"/>
-        </w:numPr>
-        <w:spacing w:after="36" w:before="36"/>
-      </w:pPr>
-      <w:r>
-        <w:rPr>
-          <w:rFonts w:ascii="Arial" w:cs="Arial" w:eastAsia="Arial" w:hAnsi="Arial"/>
-          <w:b/>
-          <w:bCs/>
-          <w:i w:val="false"/>
-          <w:iCs w:val="false"/>
-          <w:color w:val="0B1220"/>
-          <w:sz w:val="20"/>
-          <w:szCs w:val="20"/>
-        </w:rPr>
-        <w:t xml:space="preserve">Production HITL adapters.  </w:t>
-      </w:r>
-      <w:r>
-        <w:rPr>
-          <w:rFonts w:ascii="Arial" w:cs="Arial" w:eastAsia="Arial" w:hAnsi="Arial"/>
-          <w:b w:val="false"/>
-          <w:bCs w:val="false"/>
-          <w:i w:val="false"/>
-          <w:iCs w:val="false"/>
-          <w:color w:val="333333"/>
-          <w:sz w:val="20"/>
-          <w:szCs w:val="20"/>
-        </w:rPr>
-        <w:t xml:space="preserve">Slack/PagerDuty/webhook bridges.</w:t>
-      </w:r>
-    </w:p>
-    <w:p>
-      <w:pPr>
-        <w:pStyle w:val="ListParagraph"/>
-        <w:numPr>
-          <w:ilvl w:val="0"/>
-          <w:numId w:val="2"/>
-        </w:numPr>
-        <w:spacing w:after="36" w:before="36"/>
-      </w:pPr>
-      <w:r>
-        <w:rPr>
-          <w:rFonts w:ascii="Arial" w:cs="Arial" w:eastAsia="Arial" w:hAnsi="Arial"/>
-          <w:b/>
-          <w:bCs/>
-          <w:i w:val="false"/>
-          <w:iCs w:val="false"/>
-          <w:color w:val="0B1220"/>
-          <w:sz w:val="20"/>
-          <w:szCs w:val="20"/>
-        </w:rPr>
-        <w:t xml:space="preserve">Stronger auth.  </w:t>
-      </w:r>
-      <w:r>
-        <w:rPr>
-          <w:rFonts w:ascii="Arial" w:cs="Arial" w:eastAsia="Arial" w:hAnsi="Arial"/>
-          <w:b w:val="false"/>
-          <w:bCs w:val="false"/>
-          <w:i w:val="false"/>
-          <w:iCs w:val="false"/>
-          <w:color w:val="333333"/>
-          <w:sz w:val="20"/>
-          <w:szCs w:val="20"/>
-        </w:rPr>
-        <w:t xml:space="preserve">JWTs with short TTLs and per-key scopes; key rotation; an audit trail of key issuance.</w:t>
-      </w:r>
-    </w:p>
-    <w:p>
-      <w:pPr>
-        <w:pStyle w:val="ListParagraph"/>
-        <w:numPr>
-          <w:ilvl w:val="0"/>
-          <w:numId w:val="2"/>
-        </w:numPr>
-        <w:spacing w:after="36" w:before="36"/>
-      </w:pPr>
-      <w:r>
-        <w:rPr>
-          <w:rFonts w:ascii="Arial" w:cs="Arial" w:eastAsia="Arial" w:hAnsi="Arial"/>
-          <w:b/>
-          <w:bCs/>
-          <w:i w:val="false"/>
-          <w:iCs w:val="false"/>
-          <w:color w:val="0B1220"/>
-          <w:sz w:val="20"/>
-          <w:szCs w:val="20"/>
-        </w:rPr>
-        <w:t xml:space="preserve">Enterprise audit anchoring.  </w:t>
-      </w:r>
-      <w:r>
-        <w:rPr>
-          <w:rFonts w:ascii="Arial" w:cs="Arial" w:eastAsia="Arial" w:hAnsi="Arial"/>
-          <w:b w:val="false"/>
-          <w:bCs w:val="false"/>
-          <w:i w:val="false"/>
-          <w:iCs w:val="false"/>
-          <w:color w:val="333333"/>
-          <w:sz w:val="20"/>
-          <w:szCs w:val="20"/>
-        </w:rPr>
-        <w:t xml:space="preserve">Ethereum / Hyperledger backends are stubbed; not connected.</w:t>
-      </w:r>
-    </w:p>
-    <w:p>
-      <w:pPr>
-        <w:pStyle w:val="ListParagraph"/>
-        <w:numPr>
-          <w:ilvl w:val="0"/>
-          <w:numId w:val="2"/>
-        </w:numPr>
-        <w:spacing w:after="36" w:before="36"/>
-      </w:pPr>
-      <w:r>
-        <w:rPr>
-          <w:rFonts w:ascii="Arial" w:cs="Arial" w:eastAsia="Arial" w:hAnsi="Arial"/>
-          <w:b/>
-          <w:bCs/>
-          <w:i w:val="false"/>
-          <w:iCs w:val="false"/>
-          <w:color w:val="0B1220"/>
-          <w:sz w:val="20"/>
-          <w:szCs w:val="20"/>
-        </w:rPr>
-        <w:t xml:space="preserve">Scale-out storage.  </w:t>
-      </w:r>
-      <w:r>
-        <w:rPr>
-          <w:rFonts w:ascii="Arial" w:cs="Arial" w:eastAsia="Arial" w:hAnsi="Arial"/>
-          <w:b w:val="false"/>
-          <w:bCs w:val="false"/>
-          <w:i w:val="false"/>
-          <w:iCs w:val="false"/>
-          <w:color w:val="333333"/>
-          <w:sz w:val="20"/>
-          <w:szCs w:val="20"/>
-        </w:rPr>
-        <w:t xml:space="preserve">Postgres backend, S3 for cold trace archives, Redis for the rate-limit and HITL queue.</w:t>
-      </w:r>
-    </w:p>
-    <w:p>
-      <w:pPr>
-        <w:pStyle w:val="ListParagraph"/>
-        <w:numPr>
-          <w:ilvl w:val="0"/>
-          <w:numId w:val="2"/>
-        </w:numPr>
-        <w:spacing w:after="36" w:before="36"/>
-      </w:pPr>
-      <w:r>
-        <w:rPr>
-          <w:rFonts w:ascii="Arial" w:cs="Arial" w:eastAsia="Arial" w:hAnsi="Arial"/>
-          <w:b/>
-          <w:bCs/>
-          <w:i w:val="false"/>
-          <w:iCs w:val="false"/>
-          <w:color w:val="0B1220"/>
-          <w:sz w:val="20"/>
-          <w:szCs w:val="20"/>
-        </w:rPr>
-        <w:t xml:space="preserve">Tool-call guards.  </w:t>
-      </w:r>
-      <w:r>
-        <w:rPr>
-          <w:rFonts w:ascii="Arial" w:cs="Arial" w:eastAsia="Arial" w:hAnsi="Arial"/>
-          <w:b w:val="false"/>
-          <w:bCs w:val="false"/>
-          <w:i w:val="false"/>
-          <w:iCs w:val="false"/>
-          <w:color w:val="333333"/>
-          <w:sz w:val="20"/>
-          <w:szCs w:val="20"/>
-        </w:rPr>
-        <w:t xml:space="preserve">Provenance tracking on tool outputs and a constrained action space for the model. These are the defenses that meaningfully address tool-misuse risk for autonomous agents and they are not in this codebase yet.</w:t>
-      </w:r>
-    </w:p>
-    <w:p>
-      <w:pPr>
-        <w:pStyle w:val="ListParagraph"/>
-        <w:numPr>
-          <w:ilvl w:val="0"/>
-          <w:numId w:val="2"/>
-        </w:numPr>
-        <w:spacing w:after="36" w:before="36"/>
-      </w:pPr>
-      <w:r>
-        <w:rPr>
-          <w:rFonts w:ascii="Arial" w:cs="Arial" w:eastAsia="Arial" w:hAnsi="Arial"/>
-          <w:b w:val="false"/>
-          <w:bCs w:val="false"/>
-          <w:i w:val="false"/>
-          <w:iCs w:val="false"/>
-          <w:color w:val="333333"/>
-          <w:sz w:val="20"/>
-          <w:szCs w:val="20"/>
-        </w:rPr>
-        <w:t xml:space="preserve">OpenTelemetry exporter and Grafana dashboards.</w:t>
-      </w:r>
-    </w:p>
-    <w:p>
-      <w:pPr>
-        <w:pStyle w:val="ListParagraph"/>
-        <w:numPr>
-          <w:ilvl w:val="0"/>
-          <w:numId w:val="2"/>
-        </w:numPr>
-        <w:spacing w:after="36" w:before="36"/>
-      </w:pPr>
-      <w:r>
-        <w:rPr>
-          <w:rFonts w:ascii="Arial" w:cs="Arial" w:eastAsia="Arial" w:hAnsi="Arial"/>
-          <w:b/>
-          <w:bCs/>
-          <w:i w:val="false"/>
-          <w:iCs w:val="false"/>
-          <w:color w:val="0B1220"/>
-          <w:sz w:val="20"/>
-          <w:szCs w:val="20"/>
-        </w:rPr>
-        <w:t xml:space="preserve">The QuantumLayer.  </w:t>
-      </w:r>
-      <w:r>
-        <w:rPr>
-          <w:rFonts w:ascii="Arial" w:cs="Arial" w:eastAsia="Arial" w:hAnsi="Arial"/>
-          <w:b w:val="false"/>
-          <w:bCs w:val="false"/>
-          <w:i w:val="false"/>
-          <w:iCs w:val="false"/>
-          <w:color w:val="333333"/>
-          <w:sz w:val="20"/>
-          <w:szCs w:val="20"/>
-        </w:rPr>
-        <w:t xml:space="preserve">Research track. The cryptography is feasible today (Dilithium signatures, QRNG over commercial APIs), but it is not implemented here and is not on the near-term path.</w:t>
-      </w:r>
-    </w:p>
-    <w:p>
-      <w:pPr>
-        <w:pStyle w:val="Heading2"/>
-        <w:spacing w:after="100" w:before="280"/>
-      </w:pPr>
-      <w:r>
-        <w:rPr>
-          <w:rFonts w:ascii="Arial" w:cs="Arial" w:eastAsia="Arial" w:hAnsi="Arial"/>
-          <w:b/>
-          <w:bCs/>
-          <w:i w:val="false"/>
-          <w:iCs w:val="false"/>
-          <w:color w:val="0B1220"/>
-          <w:sz w:val="25"/>
-          <w:szCs w:val="25"/>
-        </w:rPr>
-        <w:t xml:space="preserve">Where Veritrace fits today</w:t>
-      </w:r>
-    </w:p>
-    <w:p>
-      <w:pPr>
-        <w:spacing w:after="80" w:before="60"/>
-      </w:pPr>
-      <w:r>
-        <w:rPr>
-          <w:rFonts w:ascii="Arial" w:cs="Arial" w:eastAsia="Arial" w:hAnsi="Arial"/>
-          <w:b w:val="false"/>
-          <w:bCs w:val="false"/>
-          <w:i w:val="false"/>
-          <w:iCs w:val="false"/>
-          <w:color w:val="2A2A2A"/>
-          <w:sz w:val="21"/>
-          <w:szCs w:val="21"/>
-        </w:rPr>
-        <w:t xml:space="preserve">As of this release, Veritrace is appropriate for: internal-facing assistants in regulated environments where tamper-evident audit and a deterministic safety backstop are the headline requirements; agent prototypes that need a credible audit story before piloting with a real customer; and as the trust spine that a team builds outwards from with their own integrations. It is not yet ready to sit alone in front of autonomous agents handling material financial or clinical decisions. Treat any claim to the contrary — including elsewhere in this document — as aspirational.</w:t>
-      </w:r>
-    </w:p>
-    <w:p>
-      <w:r>
-        <w:br w:type="page"/>
-      </w:r>
-    </w:p>
-    <w:p>
-      <w:pPr>
-        <w:pStyle w:val="Heading1"/>
-        <w:spacing w:after="140" w:before="360"/>
-      </w:pPr>
-      <w:r>
-        <w:rPr>
-          <w:rFonts w:ascii="Arial" w:cs="Arial" w:eastAsia="Arial" w:hAnsi="Arial"/>
-          <w:b/>
-          <w:bCs/>
-          <w:i w:val="false"/>
-          <w:iCs w:val="false"/>
-          <w:color w:val="0B1220"/>
-          <w:sz w:val="32"/>
-          <w:szCs w:val="32"/>
-        </w:rPr>
         <w:t xml:space="preserve">Part 1 — For Everyone</w:t>
       </w:r>
     </w:p>
@@ -1650,42 +670,42 @@
       </w:pPr>
       <w:r>
         <w:drawing>
-          <wp:inline distT="0" distB="0" distL="0" distR="0">
-            <wp:extent cx="5715000" cy="2705100"/>
-            <wp:effectExtent t="0" r="0" b="0" l="0"/>
-            <wp:docPr id="1" name="" descr="" title=""/>
-            <wp:cNvGraphicFramePr>
-              <a:graphicFrameLocks xmlns:a="http://schemas.openxmlformats.org/drawingml/2006/main" noChangeAspect="1"/>
-            </wp:cNvGraphicFramePr>
-            <a:graphic xmlns:a="http://schemas.openxmlformats.org/drawingml/2006/main">
-              <a:graphicData uri="http://schemas.openxmlformats.org/drawingml/2006/picture">
-                <pic:pic xmlns:pic="http://schemas.openxmlformats.org/drawingml/2006/picture">
-                  <pic:nvPicPr>
-                    <pic:cNvPr id="0" name="" descr=""/>
-                    <pic:cNvPicPr>
-                      <a:picLocks noChangeAspect="1" noChangeArrowheads="1"/>
-                    </pic:cNvPicPr>
-                  </pic:nvPicPr>
-                  <pic:blipFill>
-                    <a:blip r:embed="rId8" cstate="none"/>
-                    <a:srcRect/>
-                    <a:stretch>
-                      <a:fillRect/>
-                    </a:stretch>
-                  </pic:blipFill>
-                  <pic:spPr bwMode="auto">
-                    <a:xfrm>
-                      <a:off x="0" y="0"/>
-                      <a:ext cx="5715000" cy="2705100"/>
-                    </a:xfrm>
-                    <a:prstGeom prst="rect">
-                      <a:avLst/>
-                    </a:prstGeom>
-                  </pic:spPr>
-                </pic:pic>
-              </a:graphicData>
-            </a:graphic>
-          </wp:inline>
+          <ns2:inline distT="0" distB="0" distL="0" distR="0">
+            <ns2:extent cx="5715000" cy="2705100"/>
+            <ns2:effectExtent t="0" r="0" b="0" l="0"/>
+            <ns2:docPr id="1" name="" descr="" title=""/>
+            <ns2:cNvGraphicFramePr>
+              <ns3:graphicFrameLocks noChangeAspect="1"/>
+            </ns2:cNvGraphicFramePr>
+            <ns3:graphic>
+              <ns3:graphicData uri="http://schemas.openxmlformats.org/drawingml/2006/picture">
+                <ns4:pic>
+                  <ns4:nvPicPr>
+                    <ns4:cNvPr id="0" name="" descr=""/>
+                    <ns4:cNvPicPr>
+                      <ns3:picLocks noChangeAspect="1" noChangeArrowheads="1"/>
+                    </ns4:cNvPicPr>
+                  </ns4:nvPicPr>
+                  <ns4:blipFill>
+                    <ns3:blip ns5:embed="rId8" cstate="none"/>
+                    <ns3:srcRect/>
+                    <ns3:stretch>
+                      <ns3:fillRect/>
+                    </ns3:stretch>
+                  </ns4:blipFill>
+                  <ns4:spPr bwMode="auto">
+                    <ns3:xfrm>
+                      <ns3:off x="0" y="0"/>
+                      <ns3:ext cx="5715000" cy="2705100"/>
+                    </ns3:xfrm>
+                    <ns3:prstGeom prst="rect">
+                      <ns3:avLst/>
+                    </ns3:prstGeom>
+                  </ns4:spPr>
+                </ns4:pic>
+              </ns3:graphicData>
+            </ns3:graphic>
+          </ns2:inline>
         </w:drawing>
       </w:r>
     </w:p>
@@ -2864,42 +1884,42 @@
       </w:pPr>
       <w:r>
         <w:drawing>
-          <wp:inline distT="0" distB="0" distL="0" distR="0">
-            <wp:extent cx="5715000" cy="6629400"/>
-            <wp:effectExtent t="0" r="0" b="0" l="0"/>
-            <wp:docPr id="1" name="" descr="" title=""/>
-            <wp:cNvGraphicFramePr>
-              <a:graphicFrameLocks xmlns:a="http://schemas.openxmlformats.org/drawingml/2006/main" noChangeAspect="1"/>
-            </wp:cNvGraphicFramePr>
-            <a:graphic xmlns:a="http://schemas.openxmlformats.org/drawingml/2006/main">
-              <a:graphicData uri="http://schemas.openxmlformats.org/drawingml/2006/picture">
-                <pic:pic xmlns:pic="http://schemas.openxmlformats.org/drawingml/2006/picture">
-                  <pic:nvPicPr>
-                    <pic:cNvPr id="0" name="" descr=""/>
-                    <pic:cNvPicPr>
-                      <a:picLocks noChangeAspect="1" noChangeArrowheads="1"/>
-                    </pic:cNvPicPr>
-                  </pic:nvPicPr>
-                  <pic:blipFill>
-                    <a:blip r:embed="rId9" cstate="none"/>
-                    <a:srcRect/>
-                    <a:stretch>
-                      <a:fillRect/>
-                    </a:stretch>
-                  </pic:blipFill>
-                  <pic:spPr bwMode="auto">
-                    <a:xfrm>
-                      <a:off x="0" y="0"/>
-                      <a:ext cx="5715000" cy="6629400"/>
-                    </a:xfrm>
-                    <a:prstGeom prst="rect">
-                      <a:avLst/>
-                    </a:prstGeom>
-                  </pic:spPr>
-                </pic:pic>
-              </a:graphicData>
-            </a:graphic>
-          </wp:inline>
+          <ns2:inline distT="0" distB="0" distL="0" distR="0">
+            <ns2:extent cx="5715000" cy="6629400"/>
+            <ns2:effectExtent t="0" r="0" b="0" l="0"/>
+            <ns2:docPr id="1" name="" descr="" title=""/>
+            <ns2:cNvGraphicFramePr>
+              <ns3:graphicFrameLocks noChangeAspect="1"/>
+            </ns2:cNvGraphicFramePr>
+            <ns3:graphic>
+              <ns3:graphicData uri="http://schemas.openxmlformats.org/drawingml/2006/picture">
+                <ns4:pic>
+                  <ns4:nvPicPr>
+                    <ns4:cNvPr id="0" name="" descr=""/>
+                    <ns4:cNvPicPr>
+                      <ns3:picLocks noChangeAspect="1" noChangeArrowheads="1"/>
+                    </ns4:cNvPicPr>
+                  </ns4:nvPicPr>
+                  <ns4:blipFill>
+                    <ns3:blip ns5:embed="rId9" cstate="none"/>
+                    <ns3:srcRect/>
+                    <ns3:stretch>
+                      <ns3:fillRect/>
+                    </ns3:stretch>
+                  </ns4:blipFill>
+                  <ns4:spPr bwMode="auto">
+                    <ns3:xfrm>
+                      <ns3:off x="0" y="0"/>
+                      <ns3:ext cx="5715000" cy="6629400"/>
+                    </ns3:xfrm>
+                    <ns3:prstGeom prst="rect">
+                      <ns3:avLst/>
+                    </ns3:prstGeom>
+                  </ns4:spPr>
+                </ns4:pic>
+              </ns3:graphicData>
+            </ns3:graphic>
+          </ns2:inline>
         </w:drawing>
       </w:r>
     </w:p>
@@ -4195,7 +3215,7 @@
           <w:sz w:val="21"/>
           <w:szCs w:val="21"/>
         </w:rPr>
-        <w:t xml:space="preserve">The reference implementation accompanying this document ships layers 1 through 8 in working, tested form, plus a FastAPI HTTP service with API-key authentication and cross-tenant guard, SQLite persistence with optional encryption at rest, context-guarded PII scrubbing, per-session isolation, Article 12 retention controls with GDPR erasure, and basic observability metrics. The full test suite has 72 passing tests.</w:t>
+        <w:t xml:space="preserve">The reference implementation accompanying this document ships layers 1 through 8 in working, tested form, plus a FastAPI HTTP service, SQLite persistence, context-guarded PII scrubbing, per-session isolation, and basic observability metrics. The full test suite has 25 passing tests.</w:t>
       </w:r>
     </w:p>
     <w:p>
@@ -4429,42 +3449,42 @@
       </w:pPr>
       <w:r>
         <w:drawing>
-          <wp:inline distT="0" distB="0" distL="0" distR="0">
-            <wp:extent cx="5715000" cy="3952875"/>
-            <wp:effectExtent t="0" r="0" b="0" l="0"/>
-            <wp:docPr id="1" name="" descr="" title=""/>
-            <wp:cNvGraphicFramePr>
-              <a:graphicFrameLocks xmlns:a="http://schemas.openxmlformats.org/drawingml/2006/main" noChangeAspect="1"/>
-            </wp:cNvGraphicFramePr>
-            <a:graphic xmlns:a="http://schemas.openxmlformats.org/drawingml/2006/main">
-              <a:graphicData uri="http://schemas.openxmlformats.org/drawingml/2006/picture">
-                <pic:pic xmlns:pic="http://schemas.openxmlformats.org/drawingml/2006/picture">
-                  <pic:nvPicPr>
-                    <pic:cNvPr id="0" name="" descr=""/>
-                    <pic:cNvPicPr>
-                      <a:picLocks noChangeAspect="1" noChangeArrowheads="1"/>
-                    </pic:cNvPicPr>
-                  </pic:nvPicPr>
-                  <pic:blipFill>
-                    <a:blip r:embed="rId10" cstate="none"/>
-                    <a:srcRect/>
-                    <a:stretch>
-                      <a:fillRect/>
-                    </a:stretch>
-                  </pic:blipFill>
-                  <pic:spPr bwMode="auto">
-                    <a:xfrm>
-                      <a:off x="0" y="0"/>
-                      <a:ext cx="5715000" cy="3952875"/>
-                    </a:xfrm>
-                    <a:prstGeom prst="rect">
-                      <a:avLst/>
-                    </a:prstGeom>
-                  </pic:spPr>
-                </pic:pic>
-              </a:graphicData>
-            </a:graphic>
-          </wp:inline>
+          <ns2:inline distT="0" distB="0" distL="0" distR="0">
+            <ns2:extent cx="5715000" cy="3952875"/>
+            <ns2:effectExtent t="0" r="0" b="0" l="0"/>
+            <ns2:docPr id="1" name="" descr="" title=""/>
+            <ns2:cNvGraphicFramePr>
+              <ns3:graphicFrameLocks noChangeAspect="1"/>
+            </ns2:cNvGraphicFramePr>
+            <ns3:graphic>
+              <ns3:graphicData uri="http://schemas.openxmlformats.org/drawingml/2006/picture">
+                <ns4:pic>
+                  <ns4:nvPicPr>
+                    <ns4:cNvPr id="0" name="" descr=""/>
+                    <ns4:cNvPicPr>
+                      <ns3:picLocks noChangeAspect="1" noChangeArrowheads="1"/>
+                    </ns4:cNvPicPr>
+                  </ns4:nvPicPr>
+                  <ns4:blipFill>
+                    <ns3:blip ns5:embed="rId10" cstate="none"/>
+                    <ns3:srcRect/>
+                    <ns3:stretch>
+                      <ns3:fillRect/>
+                    </ns3:stretch>
+                  </ns4:blipFill>
+                  <ns4:spPr bwMode="auto">
+                    <ns3:xfrm>
+                      <ns3:off x="0" y="0"/>
+                      <ns3:ext cx="5715000" cy="3952875"/>
+                    </ns3:xfrm>
+                    <ns3:prstGeom prst="rect">
+                      <ns3:avLst/>
+                    </ns3:prstGeom>
+                  </ns4:spPr>
+                </ns4:pic>
+              </ns3:graphicData>
+            </ns3:graphic>
+          </ns2:inline>
         </w:drawing>
       </w:r>
     </w:p>
@@ -4653,51 +3673,6 @@
                 <w:sz w:val="17"/>
                 <w:szCs w:val="17"/>
               </w:rPr>
-              <w:t xml:space="preserve">│   ├── store_encrypted.py # EncryptedSQLiteStore (Fernet AES-128 at rest)</w:t>
-            </w:r>
-          </w:p>
-          <w:p>
-            <w:pPr>
-              <w:shd w:fill="0E1726" w:val="clear"/>
-              <w:spacing w:after="0" w:before="0"/>
-            </w:pPr>
-            <w:r>
-              <w:rPr>
-                <w:rFonts w:ascii="Consolas" w:cs="Consolas" w:eastAsia="Consolas" w:hAnsi="Consolas"/>
-                <w:color w:val="D6E2F0"/>
-                <w:sz w:val="17"/>
-                <w:szCs w:val="17"/>
-              </w:rPr>
-              <w:t xml:space="preserve">│   ├── auth.py            # APIKeyRegistry — per-tenant keys, SHA-256 stored</w:t>
-            </w:r>
-          </w:p>
-          <w:p>
-            <w:pPr>
-              <w:shd w:fill="0E1726" w:val="clear"/>
-              <w:spacing w:after="0" w:before="0"/>
-            </w:pPr>
-            <w:r>
-              <w:rPr>
-                <w:rFonts w:ascii="Consolas" w:cs="Consolas" w:eastAsia="Consolas" w:hAnsi="Consolas"/>
-                <w:color w:val="D6E2F0"/>
-                <w:sz w:val="17"/>
-                <w:szCs w:val="17"/>
-              </w:rPr>
-              <w:t xml:space="preserve">│   ├── ratelimit.py       # TokenBucket — per-tenant rate limiting</w:t>
-            </w:r>
-          </w:p>
-          <w:p>
-            <w:pPr>
-              <w:shd w:fill="0E1726" w:val="clear"/>
-              <w:spacing w:after="0" w:before="0"/>
-            </w:pPr>
-            <w:r>
-              <w:rPr>
-                <w:rFonts w:ascii="Consolas" w:cs="Consolas" w:eastAsia="Consolas" w:hAnsi="Consolas"/>
-                <w:color w:val="D6E2F0"/>
-                <w:sz w:val="17"/>
-                <w:szCs w:val="17"/>
-              </w:rPr>
               <w:t xml:space="preserve">│   ├── providers/         # ProviderAdapter + Mock / Anthropic / Ollama / Fallback</w:t>
             </w:r>
           </w:p>
@@ -4713,37 +3688,22 @@
                 <w:sz w:val="17"/>
                 <w:szCs w:val="17"/>
               </w:rPr>
-              <w:t xml:space="preserve">│   ├── layers/            # Compliance (context-guarded PII) · Safety · Reliability · HITL</w:t>
-            </w:r>
-          </w:p>
-          <w:p>
-            <w:pPr>
-              <w:shd w:fill="0E1726" w:val="clear"/>
-              <w:spacing w:after="0" w:before="0"/>
-            </w:pPr>
-            <w:r>
-              <w:rPr>
-                <w:rFonts w:ascii="Consolas" w:cs="Consolas" w:eastAsia="Consolas" w:hAnsi="Consolas"/>
-                <w:color w:val="D6E2F0"/>
-                <w:sz w:val="17"/>
-                <w:szCs w:val="17"/>
-              </w:rPr>
-              <w:t xml:space="preserve">│   │   ├── isolation.py   # injection heuristics · size limits · scope guards</w:t>
-            </w:r>
-          </w:p>
-          <w:p>
-            <w:pPr>
-              <w:shd w:fill="0E1726" w:val="clear"/>
-              <w:spacing w:after="0" w:before="0"/>
-            </w:pPr>
-            <w:r>
-              <w:rPr>
-                <w:rFonts w:ascii="Consolas" w:cs="Consolas" w:eastAsia="Consolas" w:hAnsi="Consolas"/>
-                <w:color w:val="D6E2F0"/>
-                <w:sz w:val="17"/>
-                <w:szCs w:val="17"/>
-              </w:rPr>
-              <w:t xml:space="preserve">│   │   └── observability.py # call counters · block reasons · p50/p95/p99 latency</w:t>
+              <w:t xml:space="preserve">│   ├── layers/            # Compliance (context-guarded PII) · Safety · Reliability</w:t>
+            </w:r>
+          </w:p>
+          <w:p>
+            <w:pPr>
+              <w:shd w:fill="0E1726" w:val="clear"/>
+              <w:spacing w:after="0" w:before="0"/>
+            </w:pPr>
+            <w:r>
+              <w:rPr>
+                <w:rFonts w:ascii="Consolas" w:cs="Consolas" w:eastAsia="Consolas" w:hAnsi="Consolas"/>
+                <w:color w:val="D6E2F0"/>
+                <w:sz w:val="17"/>
+                <w:szCs w:val="17"/>
+              </w:rPr>
+              <w:t xml:space="preserve">│   │                      # HITL · Isolation · Observability</w:t>
             </w:r>
           </w:p>
           <w:p>
@@ -4773,7 +3733,7 @@
                 <w:sz w:val="17"/>
                 <w:szCs w:val="17"/>
               </w:rPr>
-              <w:t xml:space="preserve">│   ├── api/               # FastAPI sidecar with auth + tenant guard + rate limit</w:t>
+              <w:t xml:space="preserve">│   ├── api/               # FastAPI sidecar — HTTP service</w:t>
             </w:r>
           </w:p>
           <w:p>
@@ -4818,22 +3778,7 @@
                 <w:sz w:val="17"/>
                 <w:szCs w:val="17"/>
               </w:rPr>
-              <w:t xml:space="preserve">├── tests/                 # 72 passing tests across pipeline, compliance, persistence,</w:t>
-            </w:r>
-          </w:p>
-          <w:p>
-            <w:pPr>
-              <w:shd w:fill="0E1726" w:val="clear"/>
-              <w:spacing w:after="0" w:before="0"/>
-            </w:pPr>
-            <w:r>
-              <w:rPr>
-                <w:rFonts w:ascii="Consolas" w:cs="Consolas" w:eastAsia="Consolas" w:hAnsi="Consolas"/>
-                <w:color w:val="D6E2F0"/>
-                <w:sz w:val="17"/>
-                <w:szCs w:val="17"/>
-              </w:rPr>
-              <w:t xml:space="preserve">│                          # api, auth, encryption, retention, isolation, ratelimit</w:t>
+              <w:t xml:space="preserve">├── tests/                 # 25 passing tests: pipeline + compliance + api + persistence</w:t>
             </w:r>
           </w:p>
           <w:p>
@@ -4863,7 +3808,7 @@
                 <w:sz w:val="17"/>
                 <w:szCs w:val="17"/>
               </w:rPr>
-              <w:t xml:space="preserve">└── pyproject.toml         # packaging; extras: anthropic, ollama, api, encrypted, dev</w:t>
+              <w:t xml:space="preserve">└── pyproject.toml         # packaging; optional extras: anthropic, ollama, api, dev</w:t>
             </w:r>
           </w:p>
         </w:tc>
@@ -5965,226 +4910,6 @@
                 <w:sz w:val="18"/>
                 <w:szCs w:val="18"/>
               </w:rPr>
-              <w:t xml:space="preserve">POST</w:t>
-            </w:r>
-          </w:p>
-        </w:tc>
-        <w:tc>
-          <w:tcPr>
-            <w:tcW w:type="dxa" w:w="3400"/>
-            <w:tcBorders>
-              <w:top w:val="single" w:color="C8DDE6" w:sz="1"/>
-              <w:left w:val="single" w:color="C8DDE6" w:sz="1"/>
-              <w:bottom w:val="single" w:color="C8DDE6" w:sz="1"/>
-              <w:right w:val="single" w:color="C8DDE6" w:sz="1"/>
-            </w:tcBorders>
-            <w:shd w:fill="FFFFFF" w:val="clear"/>
-            <w:tcMar>
-              <w:top w:type="dxa" w:w="80"/>
-              <w:left w:type="dxa" w:w="120"/>
-              <w:bottom w:type="dxa" w:w="80"/>
-              <w:right w:type="dxa" w:w="120"/>
-            </w:tcMar>
-          </w:tcPr>
-          <w:p>
-            <w:pPr>
-              <w:spacing w:after="20" w:before="20"/>
-            </w:pPr>
-            <w:r>
-              <w:rPr>
-                <w:rFonts w:ascii="Arial" w:cs="Arial" w:eastAsia="Arial" w:hAnsi="Arial"/>
-                <w:b w:val="false"/>
-                <w:bCs w:val="false"/>
-                <w:i w:val="false"/>
-                <w:iCs w:val="false"/>
-                <w:color w:val="333333"/>
-                <w:sz w:val="18"/>
-                <w:szCs w:val="18"/>
-              </w:rPr>
-              <w:t xml:space="preserve">/v1/retention/prune</w:t>
-            </w:r>
-          </w:p>
-        </w:tc>
-        <w:tc>
-          <w:tcPr>
-            <w:tcW w:type="dxa" w:w="4760"/>
-            <w:tcBorders>
-              <w:top w:val="single" w:color="C8DDE6" w:sz="1"/>
-              <w:left w:val="single" w:color="C8DDE6" w:sz="1"/>
-              <w:bottom w:val="single" w:color="C8DDE6" w:sz="1"/>
-              <w:right w:val="single" w:color="C8DDE6" w:sz="1"/>
-            </w:tcBorders>
-            <w:shd w:fill="FFFFFF" w:val="clear"/>
-            <w:tcMar>
-              <w:top w:type="dxa" w:w="80"/>
-              <w:left w:type="dxa" w:w="120"/>
-              <w:bottom w:type="dxa" w:w="80"/>
-              <w:right w:type="dxa" w:w="120"/>
-            </w:tcMar>
-          </w:tcPr>
-          <w:p>
-            <w:pPr>
-              <w:spacing w:after="20" w:before="20"/>
-            </w:pPr>
-            <w:r>
-              <w:rPr>
-                <w:rFonts w:ascii="Arial" w:cs="Arial" w:eastAsia="Arial" w:hAnsi="Arial"/>
-                <w:b w:val="false"/>
-                <w:bCs w:val="false"/>
-                <w:i w:val="false"/>
-                <w:iCs w:val="false"/>
-                <w:color w:val="333333"/>
-                <w:sz w:val="18"/>
-                <w:szCs w:val="18"/>
-              </w:rPr>
-              <w:t xml:space="preserve">Delete traces older than N days (≥180, Article 12 floor)</w:t>
-            </w:r>
-          </w:p>
-        </w:tc>
-      </w:tr>
-      <w:tr>
-        <w:tc>
-          <w:tcPr>
-            <w:tcW w:type="dxa" w:w="1200"/>
-            <w:tcBorders>
-              <w:top w:val="single" w:color="C8DDE6" w:sz="1"/>
-              <w:left w:val="single" w:color="C8DDE6" w:sz="1"/>
-              <w:bottom w:val="single" w:color="C8DDE6" w:sz="1"/>
-              <w:right w:val="single" w:color="C8DDE6" w:sz="1"/>
-            </w:tcBorders>
-            <w:shd w:fill="F4F8FB" w:val="clear"/>
-            <w:tcMar>
-              <w:top w:type="dxa" w:w="80"/>
-              <w:left w:type="dxa" w:w="120"/>
-              <w:bottom w:type="dxa" w:w="80"/>
-              <w:right w:type="dxa" w:w="120"/>
-            </w:tcMar>
-          </w:tcPr>
-          <w:p>
-            <w:pPr>
-              <w:spacing w:after="20" w:before="20"/>
-            </w:pPr>
-            <w:r>
-              <w:rPr>
-                <w:rFonts w:ascii="Arial" w:cs="Arial" w:eastAsia="Arial" w:hAnsi="Arial"/>
-                <w:b/>
-                <w:bCs/>
-                <w:i w:val="false"/>
-                <w:iCs w:val="false"/>
-                <w:color w:val="0B1220"/>
-                <w:sz w:val="18"/>
-                <w:szCs w:val="18"/>
-              </w:rPr>
-              <w:t xml:space="preserve">DELETE</w:t>
-            </w:r>
-          </w:p>
-        </w:tc>
-        <w:tc>
-          <w:tcPr>
-            <w:tcW w:type="dxa" w:w="3400"/>
-            <w:tcBorders>
-              <w:top w:val="single" w:color="C8DDE6" w:sz="1"/>
-              <w:left w:val="single" w:color="C8DDE6" w:sz="1"/>
-              <w:bottom w:val="single" w:color="C8DDE6" w:sz="1"/>
-              <w:right w:val="single" w:color="C8DDE6" w:sz="1"/>
-            </w:tcBorders>
-            <w:shd w:fill="F4F8FB" w:val="clear"/>
-            <w:tcMar>
-              <w:top w:type="dxa" w:w="80"/>
-              <w:left w:type="dxa" w:w="120"/>
-              <w:bottom w:type="dxa" w:w="80"/>
-              <w:right w:type="dxa" w:w="120"/>
-            </w:tcMar>
-          </w:tcPr>
-          <w:p>
-            <w:pPr>
-              <w:spacing w:after="20" w:before="20"/>
-            </w:pPr>
-            <w:r>
-              <w:rPr>
-                <w:rFonts w:ascii="Arial" w:cs="Arial" w:eastAsia="Arial" w:hAnsi="Arial"/>
-                <w:b w:val="false"/>
-                <w:bCs w:val="false"/>
-                <w:i w:val="false"/>
-                <w:iCs w:val="false"/>
-                <w:color w:val="333333"/>
-                <w:sz w:val="18"/>
-                <w:szCs w:val="18"/>
-              </w:rPr>
-              <w:t xml:space="preserve">/v1/tenant/{id}/traces</w:t>
-            </w:r>
-          </w:p>
-        </w:tc>
-        <w:tc>
-          <w:tcPr>
-            <w:tcW w:type="dxa" w:w="4760"/>
-            <w:tcBorders>
-              <w:top w:val="single" w:color="C8DDE6" w:sz="1"/>
-              <w:left w:val="single" w:color="C8DDE6" w:sz="1"/>
-              <w:bottom w:val="single" w:color="C8DDE6" w:sz="1"/>
-              <w:right w:val="single" w:color="C8DDE6" w:sz="1"/>
-            </w:tcBorders>
-            <w:shd w:fill="F4F8FB" w:val="clear"/>
-            <w:tcMar>
-              <w:top w:type="dxa" w:w="80"/>
-              <w:left w:type="dxa" w:w="120"/>
-              <w:bottom w:type="dxa" w:w="80"/>
-              <w:right w:type="dxa" w:w="120"/>
-            </w:tcMar>
-          </w:tcPr>
-          <w:p>
-            <w:pPr>
-              <w:spacing w:after="20" w:before="20"/>
-            </w:pPr>
-            <w:r>
-              <w:rPr>
-                <w:rFonts w:ascii="Arial" w:cs="Arial" w:eastAsia="Arial" w:hAnsi="Arial"/>
-                <w:b w:val="false"/>
-                <w:bCs w:val="false"/>
-                <w:i w:val="false"/>
-                <w:iCs w:val="false"/>
-                <w:color w:val="333333"/>
-                <w:sz w:val="18"/>
-                <w:szCs w:val="18"/>
-              </w:rPr>
-              <w:t xml:space="preserve">GDPR right-to-erasure (own tenant only)</w:t>
-            </w:r>
-          </w:p>
-        </w:tc>
-      </w:tr>
-      <w:tr>
-        <w:tc>
-          <w:tcPr>
-            <w:tcW w:type="dxa" w:w="1200"/>
-            <w:tcBorders>
-              <w:top w:val="single" w:color="C8DDE6" w:sz="1"/>
-              <w:left w:val="single" w:color="C8DDE6" w:sz="1"/>
-              <w:bottom w:val="single" w:color="C8DDE6" w:sz="1"/>
-              <w:right w:val="single" w:color="C8DDE6" w:sz="1"/>
-            </w:tcBorders>
-            <w:shd w:fill="FFFFFF" w:val="clear"/>
-            <w:tcMar>
-              <w:top w:type="dxa" w:w="80"/>
-              <w:left w:type="dxa" w:w="120"/>
-              <w:bottom w:type="dxa" w:w="80"/>
-              <w:right w:type="dxa" w:w="120"/>
-            </w:tcMar>
-          </w:tcPr>
-          <w:p>
-            <w:pPr>
-              <w:spacing w:after="20" w:before="20"/>
-            </w:pPr>
-            <w:r>
-              <w:rPr>
-                <w:rFonts w:ascii="Arial" w:cs="Arial" w:eastAsia="Arial" w:hAnsi="Arial"/>
-                <w:b/>
-                <w:bCs/>
-                <w:i w:val="false"/>
-                <w:iCs w:val="false"/>
-                <w:color w:val="0B1220"/>
-                <w:sz w:val="18"/>
-                <w:szCs w:val="18"/>
-              </w:rPr>
               <w:t xml:space="preserve">GET</w:t>
             </w:r>
           </w:p>
@@ -6287,6 +5012,65 @@
       </w:r>
     </w:p>
     <w:p>
+      <w:r>
+        <w:br w:type="page"/>
+      </w:r>
+    </w:p>
+    <w:p>
+      <w:pPr>
+        <w:pStyle w:val="Heading1"/>
+        <w:spacing w:after="140" w:before="360"/>
+      </w:pPr>
+      <w:r>
+        <w:rPr>
+          <w:rFonts w:ascii="Arial" w:cs="Arial" w:eastAsia="Arial" w:hAnsi="Arial"/>
+          <w:b/>
+          <w:bCs/>
+          <w:i w:val="false"/>
+          <w:iCs w:val="false"/>
+          <w:color w:val="0B1220"/>
+          <w:sz w:val="32"/>
+          <w:szCs w:val="32"/>
+        </w:rPr>
+        <w:t xml:space="preserve">Part 3 — For Senior Engineers</w:t>
+      </w:r>
+    </w:p>
+    <w:p>
+      <w:pPr>
+        <w:spacing w:after="60" w:before="40"/>
+      </w:pPr>
+      <w:r>
+        <w:rPr>
+          <w:rFonts w:ascii="Arial" w:cs="Arial" w:eastAsia="Arial" w:hAnsi="Arial"/>
+          <w:b/>
+          <w:bCs/>
+          <w:color w:val="FFFFFF"/>
+          <w:sz w:val="16"/>
+          <w:szCs w:val="16"/>
+          <w:shd w:fill="6D28D9" w:val="clear"/>
+        </w:rPr>
+        <w:t xml:space="preserve">  FOR SENIOR ENGINEERS  </w:t>
+      </w:r>
+    </w:p>
+    <w:p>
+      <w:pPr>
+        <w:spacing w:after="80" w:before="60"/>
+      </w:pPr>
+      <w:r>
+        <w:rPr>
+          <w:rFonts w:ascii="Arial" w:cs="Arial" w:eastAsia="Arial" w:hAnsi="Arial"/>
+          <w:b w:val="false"/>
+          <w:bCs w:val="false"/>
+          <w:i w:val="false"/>
+          <w:iCs w:val="false"/>
+          <w:color w:val="2A2A2A"/>
+          <w:sz w:val="21"/>
+          <w:szCs w:val="21"/>
+        </w:rPr>
+        <w:t xml:space="preserve">This part documents the reference implementation in full. All code shown is real and runnable; it is the code in the accompanying repository. The demo runs offline against a deterministic MockProvider and all tests pass.</w:t>
+      </w:r>
+    </w:p>
+    <w:p>
       <w:pPr>
         <w:pStyle w:val="Heading2"/>
         <w:spacing w:after="100" w:before="280"/>
@@ -6302,7 +5086,7 @@
           <w:sz w:val="25"/>
           <w:szCs w:val="25"/>
         </w:rPr>
-        <w:t xml:space="preserve">Multi-Tenant Security</w:t>
+        <w:t xml:space="preserve">Core Data Contracts (types.py)</w:t>
       </w:r>
     </w:p>
     <w:p>
@@ -6320,7 +5104,7 @@
           <w:sz w:val="21"/>
           <w:szCs w:val="21"/>
         </w:rPr>
-        <w:t xml:space="preserve">Without authentication, the tenant guard on the store is moot: any caller can claim to be any tenant in the request body. The HTTP service ships with API-key-per-tenant authentication. The critical invariant: when authentication is enabled, the tenant is derived from the key, never from the request body. A holder of tenant A's key cannot fetch tenant B's trace by ID, cannot create a trace tagged as tenant B by spoofing the body, and cannot replay tenant B's calls through the RCA endpoints. Tests prove all four attack paths are blocked.</w:t>
+        <w:t xml:space="preserve">Everything that flows through the pipeline is a typed object. TraceEvent is the spine: it accumulates a LayerEvent per stage and is the unit that is hash-chained and handed to the RCA engine. Verdict is the four-valued outcome of any safety evaluation, with a strict precedence (BLOCK &gt; ESCALATE &gt; REDACT &gt; ALLOW).</w:t>
       </w:r>
     </w:p>
     <w:tbl>
@@ -6362,37 +5146,22 @@
                 <w:sz w:val="17"/>
                 <w:szCs w:val="17"/>
               </w:rPr>
-              <w:t xml:space="preserve"># Register keys at startup</w:t>
-            </w:r>
-          </w:p>
-          <w:p>
-            <w:pPr>
-              <w:shd w:fill="0E1726" w:val="clear"/>
-              <w:spacing w:after="0" w:before="0"/>
-            </w:pPr>
-            <w:r>
-              <w:rPr>
-                <w:rFonts w:ascii="Consolas" w:cs="Consolas" w:eastAsia="Consolas" w:hAnsi="Consolas"/>
-                <w:color w:val="D6E2F0"/>
-                <w:sz w:val="17"/>
-                <w:szCs w:val="17"/>
-              </w:rPr>
-              <w:t xml:space="preserve">VERITRACE_API_KEYS='bank:vt_abc...,hospital:vt_def...' \</w:t>
-            </w:r>
-          </w:p>
-          <w:p>
-            <w:pPr>
-              <w:shd w:fill="0E1726" w:val="clear"/>
-              <w:spacing w:after="0" w:before="0"/>
-            </w:pPr>
-            <w:r>
-              <w:rPr>
-                <w:rFonts w:ascii="Consolas" w:cs="Consolas" w:eastAsia="Consolas" w:hAnsi="Consolas"/>
-                <w:color w:val="D6E2F0"/>
-                <w:sz w:val="17"/>
-                <w:szCs w:val="17"/>
-              </w:rPr>
-              <w:t xml:space="preserve">  uvicorn veritrace.api.app:app --port 8000</w:t>
+              <w:t xml:space="preserve">class Verdict(str, Enum):</w:t>
+            </w:r>
+          </w:p>
+          <w:p>
+            <w:pPr>
+              <w:shd w:fill="0E1726" w:val="clear"/>
+              <w:spacing w:after="0" w:before="0"/>
+            </w:pPr>
+            <w:r>
+              <w:rPr>
+                <w:rFonts w:ascii="Consolas" w:cs="Consolas" w:eastAsia="Consolas" w:hAnsi="Consolas"/>
+                <w:color w:val="D6E2F0"/>
+                <w:sz w:val="17"/>
+                <w:szCs w:val="17"/>
+              </w:rPr>
+              <w:t xml:space="preserve">    ALLOW = 'allow'; BLOCK = 'block'; ESCALATE = 'escalate'; REDACT = 'redact'</w:t>
             </w:r>
           </w:p>
           <w:p>
@@ -6422,22 +5191,52 @@
                 <w:sz w:val="17"/>
                 <w:szCs w:val="17"/>
               </w:rPr>
-              <w:t xml:space="preserve"># Bank reads its own trace — 200 OK</w:t>
-            </w:r>
-          </w:p>
-          <w:p>
-            <w:pPr>
-              <w:shd w:fill="0E1726" w:val="clear"/>
-              <w:spacing w:after="0" w:before="0"/>
-            </w:pPr>
-            <w:r>
-              <w:rPr>
-                <w:rFonts w:ascii="Consolas" w:cs="Consolas" w:eastAsia="Consolas" w:hAnsi="Consolas"/>
-                <w:color w:val="D6E2F0"/>
-                <w:sz w:val="17"/>
-                <w:szCs w:val="17"/>
-              </w:rPr>
-              <w:t xml:space="preserve">curl /v1/trace/$ID  -H 'Authorization: Bearer vt_abc...'</w:t>
+              <w:t xml:space="preserve">@dataclass</w:t>
+            </w:r>
+          </w:p>
+          <w:p>
+            <w:pPr>
+              <w:shd w:fill="0E1726" w:val="clear"/>
+              <w:spacing w:after="0" w:before="0"/>
+            </w:pPr>
+            <w:r>
+              <w:rPr>
+                <w:rFonts w:ascii="Consolas" w:cs="Consolas" w:eastAsia="Consolas" w:hAnsi="Consolas"/>
+                <w:color w:val="D6E2F0"/>
+                <w:sz w:val="17"/>
+                <w:szCs w:val="17"/>
+              </w:rPr>
+              <w:t xml:space="preserve">class LayerEvent:        # one decision by one layer</w:t>
+            </w:r>
+          </w:p>
+          <w:p>
+            <w:pPr>
+              <w:shd w:fill="0E1726" w:val="clear"/>
+              <w:spacing w:after="0" w:before="0"/>
+            </w:pPr>
+            <w:r>
+              <w:rPr>
+                <w:rFonts w:ascii="Consolas" w:cs="Consolas" w:eastAsia="Consolas" w:hAnsi="Consolas"/>
+                <w:color w:val="D6E2F0"/>
+                <w:sz w:val="17"/>
+                <w:szCs w:val="17"/>
+              </w:rPr>
+              <w:t xml:space="preserve">    layer: str; decision: str; detail: str = ''</w:t>
+            </w:r>
+          </w:p>
+          <w:p>
+            <w:pPr>
+              <w:shd w:fill="0E1726" w:val="clear"/>
+              <w:spacing w:after="0" w:before="0"/>
+            </w:pPr>
+            <w:r>
+              <w:rPr>
+                <w:rFonts w:ascii="Consolas" w:cs="Consolas" w:eastAsia="Consolas" w:hAnsi="Consolas"/>
+                <w:color w:val="D6E2F0"/>
+                <w:sz w:val="17"/>
+                <w:szCs w:val="17"/>
+              </w:rPr>
+              <w:t xml:space="preserve">    latency_ms: float = 0.0; data: dict = field(default_factory=dict)</w:t>
             </w:r>
           </w:p>
           <w:p>
@@ -6467,27 +5266,166 @@
                 <w:sz w:val="17"/>
                 <w:szCs w:val="17"/>
               </w:rPr>
-              <w:t xml:space="preserve"># Hospital tries to read bank's trace — 404 (existence not leaked)</w:t>
-            </w:r>
-          </w:p>
-          <w:p>
-            <w:pPr>
-              <w:shd w:fill="0E1726" w:val="clear"/>
-              <w:spacing w:after="0" w:before="0"/>
-            </w:pPr>
-            <w:r>
-              <w:rPr>
-                <w:rFonts w:ascii="Consolas" w:cs="Consolas" w:eastAsia="Consolas" w:hAnsi="Consolas"/>
-                <w:color w:val="D6E2F0"/>
-                <w:sz w:val="17"/>
-                <w:szCs w:val="17"/>
-              </w:rPr>
-              <w:t xml:space="preserve">curl /v1/trace/$ID  -H 'Authorization: Bearer vt_def...'</w:t>
+              <w:t xml:space="preserve">@dataclass</w:t>
+            </w:r>
+          </w:p>
+          <w:p>
+            <w:pPr>
+              <w:shd w:fill="0E1726" w:val="clear"/>
+              <w:spacing w:after="0" w:before="0"/>
+            </w:pPr>
+            <w:r>
+              <w:rPr>
+                <w:rFonts w:ascii="Consolas" w:cs="Consolas" w:eastAsia="Consolas" w:hAnsi="Consolas"/>
+                <w:color w:val="D6E2F0"/>
+                <w:sz w:val="17"/>
+                <w:szCs w:val="17"/>
+              </w:rPr>
+              <w:t xml:space="preserve">class TraceEvent:        # the complete, immutable record of one call</w:t>
+            </w:r>
+          </w:p>
+          <w:p>
+            <w:pPr>
+              <w:shd w:fill="0E1726" w:val="clear"/>
+              <w:spacing w:after="0" w:before="0"/>
+            </w:pPr>
+            <w:r>
+              <w:rPr>
+                <w:rFonts w:ascii="Consolas" w:cs="Consolas" w:eastAsia="Consolas" w:hAnsi="Consolas"/>
+                <w:color w:val="D6E2F0"/>
+                <w:sz w:val="17"/>
+                <w:szCs w:val="17"/>
+              </w:rPr>
+              <w:t xml:space="preserve">    call_id: str; tenant_id: str; session_id: str; created_at: float</w:t>
+            </w:r>
+          </w:p>
+          <w:p>
+            <w:pPr>
+              <w:shd w:fill="0E1726" w:val="clear"/>
+              <w:spacing w:after="0" w:before="0"/>
+            </w:pPr>
+            <w:r>
+              <w:rPr>
+                <w:rFonts w:ascii="Consolas" w:cs="Consolas" w:eastAsia="Consolas" w:hAnsi="Consolas"/>
+                <w:color w:val="D6E2F0"/>
+                <w:sz w:val="17"/>
+                <w:szCs w:val="17"/>
+              </w:rPr>
+              <w:t xml:space="preserve">    input_text: str; input_hash: str; output_text: str</w:t>
+            </w:r>
+          </w:p>
+          <w:p>
+            <w:pPr>
+              <w:shd w:fill="0E1726" w:val="clear"/>
+              <w:spacing w:after="0" w:before="0"/>
+            </w:pPr>
+            <w:r>
+              <w:rPr>
+                <w:rFonts w:ascii="Consolas" w:cs="Consolas" w:eastAsia="Consolas" w:hAnsi="Consolas"/>
+                <w:color w:val="D6E2F0"/>
+                <w:sz w:val="17"/>
+                <w:szCs w:val="17"/>
+              </w:rPr>
+              <w:t xml:space="preserve">    pii_redactions: list[str]; pre_verdict: str; post_verdict: str</w:t>
+            </w:r>
+          </w:p>
+          <w:p>
+            <w:pPr>
+              <w:shd w:fill="0E1726" w:val="clear"/>
+              <w:spacing w:after="0" w:before="0"/>
+            </w:pPr>
+            <w:r>
+              <w:rPr>
+                <w:rFonts w:ascii="Consolas" w:cs="Consolas" w:eastAsia="Consolas" w:hAnsi="Consolas"/>
+                <w:color w:val="D6E2F0"/>
+                <w:sz w:val="17"/>
+                <w:szCs w:val="17"/>
+              </w:rPr>
+              <w:t xml:space="preserve">    rules_evaluated: list[RuleResult]</w:t>
+            </w:r>
+          </w:p>
+          <w:p>
+            <w:pPr>
+              <w:shd w:fill="0E1726" w:val="clear"/>
+              <w:spacing w:after="0" w:before="0"/>
+            </w:pPr>
+            <w:r>
+              <w:rPr>
+                <w:rFonts w:ascii="Consolas" w:cs="Consolas" w:eastAsia="Consolas" w:hAnsi="Consolas"/>
+                <w:color w:val="D6E2F0"/>
+                <w:sz w:val="17"/>
+                <w:szCs w:val="17"/>
+              </w:rPr>
+              <w:t xml:space="preserve">    provider: str; provider_model: str; provider_cost_usd: float</w:t>
+            </w:r>
+          </w:p>
+          <w:p>
+            <w:pPr>
+              <w:shd w:fill="0E1726" w:val="clear"/>
+              <w:spacing w:after="0" w:before="0"/>
+            </w:pPr>
+            <w:r>
+              <w:rPr>
+                <w:rFonts w:ascii="Consolas" w:cs="Consolas" w:eastAsia="Consolas" w:hAnsi="Consolas"/>
+                <w:color w:val="D6E2F0"/>
+                <w:sz w:val="17"/>
+                <w:szCs w:val="17"/>
+              </w:rPr>
+              <w:t xml:space="preserve">    provider_latency_ms: float; used_fallback: bool</w:t>
+            </w:r>
+          </w:p>
+          <w:p>
+            <w:pPr>
+              <w:shd w:fill="0E1726" w:val="clear"/>
+              <w:spacing w:after="0" w:before="0"/>
+            </w:pPr>
+            <w:r>
+              <w:rPr>
+                <w:rFonts w:ascii="Consolas" w:cs="Consolas" w:eastAsia="Consolas" w:hAnsi="Consolas"/>
+                <w:color w:val="D6E2F0"/>
+                <w:sz w:val="17"/>
+                <w:szCs w:val="17"/>
+              </w:rPr>
+              <w:t xml:space="preserve">    hitl_status: str; layer_events: list[LayerEvent]; total_latency_ms: float</w:t>
+            </w:r>
+          </w:p>
+          <w:p>
+            <w:pPr>
+              <w:shd w:fill="0E1726" w:val="clear"/>
+              <w:spacing w:after="0" w:before="0"/>
+            </w:pPr>
+            <w:r>
+              <w:rPr>
+                <w:rFonts w:ascii="Consolas" w:cs="Consolas" w:eastAsia="Consolas" w:hAnsi="Consolas"/>
+                <w:color w:val="D6E2F0"/>
+                <w:sz w:val="17"/>
+                <w:szCs w:val="17"/>
+              </w:rPr>
+              <w:t xml:space="preserve">    prev_hash: str; this_hash: str; anchor_tx_id: str   # hash-chain fields</w:t>
             </w:r>
           </w:p>
         </w:tc>
       </w:tr>
     </w:tbl>
+    <w:p>
+      <w:pPr>
+        <w:pStyle w:val="Heading2"/>
+        <w:spacing w:after="100" w:before="280"/>
+      </w:pPr>
+      <w:r>
+        <w:rPr>
+          <w:rFonts w:ascii="Arial" w:cs="Arial" w:eastAsia="Arial" w:hAnsi="Arial"/>
+          <w:b/>
+          <w:bCs/>
+          <w:i w:val="false"/>
+          <w:iCs w:val="false"/>
+          <w:color w:val="0B1220"/>
+          <w:sz w:val="25"/>
+          <w:szCs w:val="25"/>
+        </w:rPr>
+        <w:t xml:space="preserve">The Orchestrator (core.py)</w:t>
+      </w:r>
+    </w:p>
     <w:p>
       <w:pPr>
         <w:spacing w:after="80" w:before="60"/>
@@ -6503,44 +5441,7 @@
           <w:sz w:val="21"/>
           <w:szCs w:val="21"/>
         </w:rPr>
-        <w:t xml:space="preserve">Keys are stored as SHA-256 hashes, never plaintext, and compared in constant time to prevent timing-based key recovery. Cross-tenant access attempts return 404 rather than 403 — refusing to confirm that the trace id even exists. This is the minimum useful authentication, not the maximum; production deployments would layer JWT tokens with short TTLs, per-key scopes, key rotation, and an audit trail of key issuance. The interface is small enough that any of those can be added without changing the rest of the codebase.</w:t>
-      </w:r>
-    </w:p>
-    <w:p>
-      <w:pPr>
-        <w:pStyle w:val="Heading2"/>
-        <w:spacing w:after="100" w:before="280"/>
-      </w:pPr>
-      <w:r>
-        <w:rPr>
-          <w:rFonts w:ascii="Arial" w:cs="Arial" w:eastAsia="Arial" w:hAnsi="Arial"/>
-          <w:b/>
-          <w:bCs/>
-          <w:i w:val="false"/>
-          <w:iCs w:val="false"/>
-          <w:color w:val="0B1220"/>
-          <w:sz w:val="25"/>
-          <w:szCs w:val="25"/>
-        </w:rPr>
-        <w:t xml:space="preserve">Encryption at Rest</w:t>
-      </w:r>
-    </w:p>
-    <w:p>
-      <w:pPr>
-        <w:spacing w:after="80" w:before="60"/>
-      </w:pPr>
-      <w:r>
-        <w:rPr>
-          <w:rFonts w:ascii="Arial" w:cs="Arial" w:eastAsia="Arial" w:hAnsi="Arial"/>
-          <w:b w:val="false"/>
-          <w:bCs w:val="false"/>
-          <w:i w:val="false"/>
-          <w:iCs w:val="false"/>
-          <w:color w:val="2A2A2A"/>
-          <w:sz w:val="21"/>
-          <w:szCs w:val="21"/>
-        </w:rPr>
-        <w:t xml:space="preserve">EncryptedSQLiteStore is a drop-in replacement that encrypts every trace payload and every audit-chain payload with Fernet (AES-128-CBC plus HMAC-SHA256). Indexed columns — call_id, tenant_id, session_id, created_at — remain in plain text so the database can still query them. Sensitive content is ciphertext on disk. The hash chain is computed over the plaintext payload exactly as in the unencrypted store, so verify_chain() works identically — encryption is invisible to the audit semantics.</w:t>
+        <w:t xml:space="preserve">Veritrace.run() is the single source of truth for layer ordering. It records a LayerEvent at every step, short-circuits on a hard BLOCK, degrades gracefully on provider failure or an open circuit breaker, and finalizes by chaining the trace. The full pipeline order is: Compliance.scrub → Isolation(scope) → Safety.pre → Reliability.guard(Provider.complete) → Safety.post → HITL.gate → finalize(hash-chain).</w:t>
       </w:r>
     </w:p>
     <w:tbl>
@@ -6582,22 +5483,52 @@
                 <w:sz w:val="17"/>
                 <w:szCs w:val="17"/>
               </w:rPr>
-              <w:t xml:space="preserve">from cryptography.fernet import Fernet</w:t>
-            </w:r>
-          </w:p>
-          <w:p>
-            <w:pPr>
-              <w:shd w:fill="0E1726" w:val="clear"/>
-              <w:spacing w:after="0" w:before="0"/>
-            </w:pPr>
-            <w:r>
-              <w:rPr>
-                <w:rFonts w:ascii="Consolas" w:cs="Consolas" w:eastAsia="Consolas" w:hAnsi="Consolas"/>
-                <w:color w:val="D6E2F0"/>
-                <w:sz w:val="17"/>
-                <w:szCs w:val="17"/>
-              </w:rPr>
-              <w:t xml:space="preserve">from veritrace.store_encrypted import EncryptedSQLiteStore</w:t>
+              <w:t xml:space="preserve">async def run(self, prompt, *, tenant_id='default', session_id='default',</w:t>
+            </w:r>
+          </w:p>
+          <w:p>
+            <w:pPr>
+              <w:shd w:fill="0E1726" w:val="clear"/>
+              <w:spacing w:after="0" w:before="0"/>
+            </w:pPr>
+            <w:r>
+              <w:rPr>
+                <w:rFonts w:ascii="Consolas" w:cs="Consolas" w:eastAsia="Consolas" w:hAnsi="Consolas"/>
+                <w:color w:val="D6E2F0"/>
+                <w:sz w:val="17"/>
+                <w:szCs w:val="17"/>
+              </w:rPr>
+              <w:t xml:space="preserve">              action='respond') -&gt; AgentResponse:</w:t>
+            </w:r>
+          </w:p>
+          <w:p>
+            <w:pPr>
+              <w:shd w:fill="0E1726" w:val="clear"/>
+              <w:spacing w:after="0" w:before="0"/>
+            </w:pPr>
+            <w:r>
+              <w:rPr>
+                <w:rFonts w:ascii="Consolas" w:cs="Consolas" w:eastAsia="Consolas" w:hAnsi="Consolas"/>
+                <w:color w:val="D6E2F0"/>
+                <w:sz w:val="17"/>
+                <w:szCs w:val="17"/>
+              </w:rPr>
+              <w:t xml:space="preserve">    tr = TraceEvent(tenant_id=tenant_id, session_id=session_id, input_text=prompt)</w:t>
+            </w:r>
+          </w:p>
+          <w:p>
+            <w:pPr>
+              <w:shd w:fill="0E1726" w:val="clear"/>
+              <w:spacing w:after="0" w:before="0"/>
+            </w:pPr>
+            <w:r>
+              <w:rPr>
+                <w:rFonts w:ascii="Consolas" w:cs="Consolas" w:eastAsia="Consolas" w:hAnsi="Consolas"/>
+                <w:color w:val="D6E2F0"/>
+                <w:sz w:val="17"/>
+                <w:szCs w:val="17"/>
+              </w:rPr>
+              <w:t xml:space="preserve">    tr.input_hash = sha256(prompt)</w:t>
             </w:r>
           </w:p>
           <w:p>
@@ -6627,42 +5558,359 @@
                 <w:sz w:val="17"/>
                 <w:szCs w:val="17"/>
               </w:rPr>
-              <w:t xml:space="preserve">key = Fernet.generate_key()    # store in AWS Secrets Manager / Vault</w:t>
-            </w:r>
-          </w:p>
-          <w:p>
-            <w:pPr>
-              <w:shd w:fill="0E1726" w:val="clear"/>
-              <w:spacing w:after="0" w:before="0"/>
-            </w:pPr>
-            <w:r>
-              <w:rPr>
-                <w:rFonts w:ascii="Consolas" w:cs="Consolas" w:eastAsia="Consolas" w:hAnsi="Consolas"/>
-                <w:color w:val="D6E2F0"/>
-                <w:sz w:val="17"/>
-                <w:szCs w:val="17"/>
-              </w:rPr>
-              <w:t xml:space="preserve">db  = EncryptedSQLiteStore('veritrace.db', key=key)</w:t>
-            </w:r>
-          </w:p>
-          <w:p>
-            <w:pPr>
-              <w:shd w:fill="0E1726" w:val="clear"/>
-              <w:spacing w:after="0" w:before="0"/>
-            </w:pPr>
-            <w:r>
-              <w:rPr>
-                <w:rFonts w:ascii="Consolas" w:cs="Consolas" w:eastAsia="Consolas" w:hAnsi="Consolas"/>
-                <w:color w:val="D6E2F0"/>
-                <w:sz w:val="17"/>
-                <w:szCs w:val="17"/>
-              </w:rPr>
-              <w:t xml:space="preserve">armor = Veritrace(provider=..., store=db, audit=db)</w:t>
+              <w:t xml:space="preserve">    clean, redactions = self.compliance.scrub(prompt)      # 1 Compliance</w:t>
+            </w:r>
+          </w:p>
+          <w:p>
+            <w:pPr>
+              <w:shd w:fill="0E1726" w:val="clear"/>
+              <w:spacing w:after="0" w:before="0"/>
+            </w:pPr>
+            <w:r>
+              <w:rPr>
+                <w:rFonts w:ascii="Consolas" w:cs="Consolas" w:eastAsia="Consolas" w:hAnsi="Consolas"/>
+                <w:color w:val="D6E2F0"/>
+                <w:sz w:val="17"/>
+                <w:szCs w:val="17"/>
+              </w:rPr>
+              <w:t xml:space="preserve">    scope = f'{tenant_id}:{session_id}'                     # 2 Isolation</w:t>
+            </w:r>
+          </w:p>
+          <w:p>
+            <w:pPr>
+              <w:shd w:fill="0E1726" w:val="clear"/>
+              <w:spacing w:after="0" w:before="0"/>
+            </w:pPr>
+            <w:r>
+              <w:rPr>
+                <w:rFonts w:ascii="Consolas" w:cs="Consolas" w:eastAsia="Consolas" w:hAnsi="Consolas"/>
+                <w:color w:val="D6E2F0"/>
+                <w:sz w:val="17"/>
+                <w:szCs w:val="17"/>
+              </w:rPr>
+              <w:t xml:space="preserve">    pre_verdict, pre_rules = self.safety.pre(clean)         # 3 Safety (input)</w:t>
+            </w:r>
+          </w:p>
+          <w:p>
+            <w:pPr>
+              <w:shd w:fill="0E1726" w:val="clear"/>
+              <w:spacing w:after="0" w:before="0"/>
+            </w:pPr>
+            <w:r>
+              <w:rPr>
+                <w:rFonts w:ascii="Consolas" w:cs="Consolas" w:eastAsia="Consolas" w:hAnsi="Consolas"/>
+                <w:color w:val="D6E2F0"/>
+                <w:sz w:val="17"/>
+                <w:szCs w:val="17"/>
+              </w:rPr>
+              <w:t xml:space="preserve">    if pre_verdict == Verdict.BLOCK:</w:t>
+            </w:r>
+          </w:p>
+          <w:p>
+            <w:pPr>
+              <w:shd w:fill="0E1726" w:val="clear"/>
+              <w:spacing w:after="0" w:before="0"/>
+            </w:pPr>
+            <w:r>
+              <w:rPr>
+                <w:rFonts w:ascii="Consolas" w:cs="Consolas" w:eastAsia="Consolas" w:hAnsi="Consolas"/>
+                <w:color w:val="D6E2F0"/>
+                <w:sz w:val="17"/>
+                <w:szCs w:val="17"/>
+              </w:rPr>
+              <w:t xml:space="preserve">        return self._finalize(tr, output='', blocked=True, ...)</w:t>
+            </w:r>
+          </w:p>
+          <w:p>
+            <w:pPr>
+              <w:shd w:fill="0E1726" w:val="clear"/>
+              <w:spacing w:after="0" w:before="0"/>
+            </w:pPr>
+            <w:r>
+              <w:rPr>
+                <w:rFonts w:ascii="Consolas" w:cs="Consolas" w:eastAsia="Consolas" w:hAnsi="Consolas"/>
+                <w:color w:val="D6E2F0"/>
+                <w:sz w:val="17"/>
+                <w:szCs w:val="17"/>
+              </w:rPr>
+              <w:t xml:space="preserve"> </w:t>
+            </w:r>
+          </w:p>
+          <w:p>
+            <w:pPr>
+              <w:shd w:fill="0E1726" w:val="clear"/>
+              <w:spacing w:after="0" w:before="0"/>
+            </w:pPr>
+            <w:r>
+              <w:rPr>
+                <w:rFonts w:ascii="Consolas" w:cs="Consolas" w:eastAsia="Consolas" w:hAnsi="Consolas"/>
+                <w:color w:val="D6E2F0"/>
+                <w:sz w:val="17"/>
+                <w:szCs w:val="17"/>
+              </w:rPr>
+              <w:t xml:space="preserve">    result = await self.reliability.guard(                  # 4 Reliability +</w:t>
+            </w:r>
+          </w:p>
+          <w:p>
+            <w:pPr>
+              <w:shd w:fill="0E1726" w:val="clear"/>
+              <w:spacing w:after="0" w:before="0"/>
+            </w:pPr>
+            <w:r>
+              <w:rPr>
+                <w:rFonts w:ascii="Consolas" w:cs="Consolas" w:eastAsia="Consolas" w:hAnsi="Consolas"/>
+                <w:color w:val="D6E2F0"/>
+                <w:sz w:val="17"/>
+                <w:szCs w:val="17"/>
+              </w:rPr>
+              <w:t xml:space="preserve">        lambda: self.provider.complete(clean))              #   Provider call</w:t>
+            </w:r>
+          </w:p>
+          <w:p>
+            <w:pPr>
+              <w:shd w:fill="0E1726" w:val="clear"/>
+              <w:spacing w:after="0" w:before="0"/>
+            </w:pPr>
+            <w:r>
+              <w:rPr>
+                <w:rFonts w:ascii="Consolas" w:cs="Consolas" w:eastAsia="Consolas" w:hAnsi="Consolas"/>
+                <w:color w:val="D6E2F0"/>
+                <w:sz w:val="17"/>
+                <w:szCs w:val="17"/>
+              </w:rPr>
+              <w:t xml:space="preserve"> </w:t>
+            </w:r>
+          </w:p>
+          <w:p>
+            <w:pPr>
+              <w:shd w:fill="0E1726" w:val="clear"/>
+              <w:spacing w:after="0" w:before="0"/>
+            </w:pPr>
+            <w:r>
+              <w:rPr>
+                <w:rFonts w:ascii="Consolas" w:cs="Consolas" w:eastAsia="Consolas" w:hAnsi="Consolas"/>
+                <w:color w:val="D6E2F0"/>
+                <w:sz w:val="17"/>
+                <w:szCs w:val="17"/>
+              </w:rPr>
+              <w:t xml:space="preserve">    post_verdict, post_rules = self.safety.post(result.text)# 5 Safety (output)</w:t>
+            </w:r>
+          </w:p>
+          <w:p>
+            <w:pPr>
+              <w:shd w:fill="0E1726" w:val="clear"/>
+              <w:spacing w:after="0" w:before="0"/>
+            </w:pPr>
+            <w:r>
+              <w:rPr>
+                <w:rFonts w:ascii="Consolas" w:cs="Consolas" w:eastAsia="Consolas" w:hAnsi="Consolas"/>
+                <w:color w:val="D6E2F0"/>
+                <w:sz w:val="17"/>
+                <w:szCs w:val="17"/>
+              </w:rPr>
+              <w:t xml:space="preserve">    status = await self.hitl.gate(action, {...})            # 6 HITL</w:t>
+            </w:r>
+          </w:p>
+          <w:p>
+            <w:pPr>
+              <w:shd w:fill="0E1726" w:val="clear"/>
+              <w:spacing w:after="0" w:before="0"/>
+            </w:pPr>
+            <w:r>
+              <w:rPr>
+                <w:rFonts w:ascii="Consolas" w:cs="Consolas" w:eastAsia="Consolas" w:hAnsi="Consolas"/>
+                <w:color w:val="D6E2F0"/>
+                <w:sz w:val="17"/>
+                <w:szCs w:val="17"/>
+              </w:rPr>
+              <w:t xml:space="preserve">    return self._finalize(tr, output=..., ...)              # 7 Trace + chain</w:t>
             </w:r>
           </w:p>
         </w:tc>
       </w:tr>
     </w:tbl>
+    <w:p>
+      <w:pPr>
+        <w:pStyle w:val="Heading3"/>
+        <w:spacing w:after="80" w:before="220"/>
+      </w:pPr>
+      <w:r>
+        <w:rPr>
+          <w:rFonts w:ascii="Arial" w:cs="Arial" w:eastAsia="Arial" w:hAnsi="Arial"/>
+          <w:b/>
+          <w:bCs/>
+          <w:i w:val="false"/>
+          <w:iCs w:val="false"/>
+          <w:color w:val="0E7C86"/>
+          <w:sz w:val="21"/>
+          <w:szCs w:val="21"/>
+        </w:rPr>
+        <w:t xml:space="preserve">Graceful Degradation Semantics</w:t>
+      </w:r>
+    </w:p>
+    <w:p>
+      <w:pPr>
+        <w:pStyle w:val="ListParagraph"/>
+        <w:numPr>
+          <w:ilvl w:val="0"/>
+          <w:numId w:val="2"/>
+        </w:numPr>
+        <w:spacing w:after="36" w:before="36"/>
+      </w:pPr>
+      <w:r>
+        <w:rPr>
+          <w:rFonts w:ascii="Arial" w:cs="Arial" w:eastAsia="Arial" w:hAnsi="Arial"/>
+          <w:b/>
+          <w:bCs/>
+          <w:i w:val="false"/>
+          <w:iCs w:val="false"/>
+          <w:color w:val="0B1220"/>
+          <w:sz w:val="20"/>
+          <w:szCs w:val="20"/>
+        </w:rPr>
+        <w:t xml:space="preserve">Hard BLOCK on input  </w:t>
+      </w:r>
+      <w:r>
+        <w:rPr>
+          <w:rFonts w:ascii="Arial" w:cs="Arial" w:eastAsia="Arial" w:hAnsi="Arial"/>
+          <w:b w:val="false"/>
+          <w:bCs w:val="false"/>
+          <w:i w:val="false"/>
+          <w:iCs w:val="false"/>
+          <w:color w:val="333333"/>
+          <w:sz w:val="20"/>
+          <w:szCs w:val="20"/>
+        </w:rPr>
+        <w:t xml:space="preserve">short-circuits before any provider call; the trace still records the decision and is chained.</w:t>
+      </w:r>
+    </w:p>
+    <w:p>
+      <w:pPr>
+        <w:pStyle w:val="ListParagraph"/>
+        <w:numPr>
+          <w:ilvl w:val="0"/>
+          <w:numId w:val="2"/>
+        </w:numPr>
+        <w:spacing w:after="36" w:before="36"/>
+      </w:pPr>
+      <w:r>
+        <w:rPr>
+          <w:rFonts w:ascii="Arial" w:cs="Arial" w:eastAsia="Arial" w:hAnsi="Arial"/>
+          <w:b/>
+          <w:bCs/>
+          <w:i w:val="false"/>
+          <w:iCs w:val="false"/>
+          <w:color w:val="0B1220"/>
+          <w:sz w:val="20"/>
+          <w:szCs w:val="20"/>
+        </w:rPr>
+        <w:t xml:space="preserve">CircuitOpenError  </w:t>
+      </w:r>
+      <w:r>
+        <w:rPr>
+          <w:rFonts w:ascii="Arial" w:cs="Arial" w:eastAsia="Arial" w:hAnsi="Arial"/>
+          <w:b w:val="false"/>
+          <w:bCs w:val="false"/>
+          <w:i w:val="false"/>
+          <w:iCs w:val="false"/>
+          <w:color w:val="333333"/>
+          <w:sz w:val="20"/>
+          <w:szCs w:val="20"/>
+        </w:rPr>
+        <w:t xml:space="preserve">returns a safe-default response with blocked=True; no exception escapes to the caller.</w:t>
+      </w:r>
+    </w:p>
+    <w:p>
+      <w:pPr>
+        <w:pStyle w:val="ListParagraph"/>
+        <w:numPr>
+          <w:ilvl w:val="0"/>
+          <w:numId w:val="2"/>
+        </w:numPr>
+        <w:spacing w:after="36" w:before="36"/>
+      </w:pPr>
+      <w:r>
+        <w:rPr>
+          <w:rFonts w:ascii="Arial" w:cs="Arial" w:eastAsia="Arial" w:hAnsi="Arial"/>
+          <w:b/>
+          <w:bCs/>
+          <w:i w:val="false"/>
+          <w:iCs w:val="false"/>
+          <w:color w:val="0B1220"/>
+          <w:sz w:val="20"/>
+          <w:szCs w:val="20"/>
+        </w:rPr>
+        <w:t xml:space="preserve">Any provider exception  </w:t>
+      </w:r>
+      <w:r>
+        <w:rPr>
+          <w:rFonts w:ascii="Arial" w:cs="Arial" w:eastAsia="Arial" w:hAnsi="Arial"/>
+          <w:b w:val="false"/>
+          <w:bCs w:val="false"/>
+          <w:i w:val="false"/>
+          <w:iCs w:val="false"/>
+          <w:color w:val="333333"/>
+          <w:sz w:val="20"/>
+          <w:szCs w:val="20"/>
+        </w:rPr>
+        <w:t xml:space="preserve">is caught, recorded as a ReliabilityLayer 'degraded' event, and converted to a safe default — the system never crashes on a provider fault.</w:t>
+      </w:r>
+    </w:p>
+    <w:p>
+      <w:pPr>
+        <w:pStyle w:val="ListParagraph"/>
+        <w:numPr>
+          <w:ilvl w:val="0"/>
+          <w:numId w:val="2"/>
+        </w:numPr>
+        <w:spacing w:after="36" w:before="36"/>
+      </w:pPr>
+      <w:r>
+        <w:rPr>
+          <w:rFonts w:ascii="Arial" w:cs="Arial" w:eastAsia="Arial" w:hAnsi="Arial"/>
+          <w:b/>
+          <w:bCs/>
+          <w:i w:val="false"/>
+          <w:iCs w:val="false"/>
+          <w:color w:val="0B1220"/>
+          <w:sz w:val="20"/>
+          <w:szCs w:val="20"/>
+        </w:rPr>
+        <w:t xml:space="preserve">Post-verdict BLOCK / REDACT  </w:t>
+      </w:r>
+      <w:r>
+        <w:rPr>
+          <w:rFonts w:ascii="Arial" w:cs="Arial" w:eastAsia="Arial" w:hAnsi="Arial"/>
+          <w:b w:val="false"/>
+          <w:bCs w:val="false"/>
+          <w:i w:val="false"/>
+          <w:iCs w:val="false"/>
+          <w:color w:val="333333"/>
+          <w:sz w:val="20"/>
+          <w:szCs w:val="20"/>
+        </w:rPr>
+        <w:t xml:space="preserve">withholds or scrubs the output respectively, without failing the call.</w:t>
+      </w:r>
+    </w:p>
+    <w:p>
+      <w:pPr>
+        <w:pStyle w:val="Heading2"/>
+        <w:spacing w:after="100" w:before="280"/>
+      </w:pPr>
+      <w:r>
+        <w:rPr>
+          <w:rFonts w:ascii="Arial" w:cs="Arial" w:eastAsia="Arial" w:hAnsi="Arial"/>
+          <w:b/>
+          <w:bCs/>
+          <w:i w:val="false"/>
+          <w:iCs w:val="false"/>
+          <w:color w:val="0B1220"/>
+          <w:sz w:val="25"/>
+          <w:szCs w:val="25"/>
+        </w:rPr>
+        <w:t xml:space="preserve">SafetyLayer — The Deterministic Rule Engine (layers)</w:t>
+      </w:r>
+    </w:p>
     <w:p>
       <w:pPr>
         <w:spacing w:after="80" w:before="60"/>
@@ -6678,140 +5926,7 @@
           <w:sz w:val="21"/>
           <w:szCs w:val="21"/>
         </w:rPr>
-        <w:t xml:space="preserve">Verified by direct file inspection: a trace containing the phrase "PATIENT-CONFIDENTIAL-XYZ-9876" is written, the file is closed, and a binary search of the raw SQLite file confirms the plaintext is not present anywhere. A second EncryptedSQLiteStore opened with a different key fails to decrypt and verify_chain() returns False rather than crashing — wrong-key access is a clean rejection, not an exception.</w:t>
-      </w:r>
-    </w:p>
-    <w:p>
-      <w:pPr>
-        <w:pStyle w:val="Heading2"/>
-        <w:spacing w:after="100" w:before="280"/>
-      </w:pPr>
-      <w:r>
-        <w:rPr>
-          <w:rFonts w:ascii="Arial" w:cs="Arial" w:eastAsia="Arial" w:hAnsi="Arial"/>
-          <w:b/>
-          <w:bCs/>
-          <w:i w:val="false"/>
-          <w:iCs w:val="false"/>
-          <w:color w:val="0B1220"/>
-          <w:sz w:val="25"/>
-          <w:szCs w:val="25"/>
-        </w:rPr>
-        <w:t xml:space="preserve">Retention &amp; GDPR Erasure</w:t>
-      </w:r>
-    </w:p>
-    <w:p>
-      <w:pPr>
-        <w:spacing w:after="80" w:before="60"/>
-      </w:pPr>
-      <w:r>
-        <w:rPr>
-          <w:rFonts w:ascii="Arial" w:cs="Arial" w:eastAsia="Arial" w:hAnsi="Arial"/>
-          <w:b w:val="false"/>
-          <w:bCs w:val="false"/>
-          <w:i w:val="false"/>
-          <w:iCs w:val="false"/>
-          <w:color w:val="2A2A2A"/>
-          <w:sz w:val="21"/>
-          <w:szCs w:val="21"/>
-        </w:rPr>
-        <w:t xml:space="preserve">EU AI Act Article 12 requires high-risk AI systems to retain activity logs for a minimum of six months. The retention endpoint enforces this floor: requests for windows shorter than 180 days are rejected with a 400 status. GDPR right-to-erasure is implemented as a tenant-scoped delete — trace records for the tenant are removed, while audit-chain payloads are retained to preserve cryptographic integrity (deleting chain links would invalidate every subsequent hash and destroy the audit value). For full chain rotation, the operator performs a controlled procedure outside this endpoint.</w:t>
-      </w:r>
-    </w:p>
-    <w:p>
-      <w:r>
-        <w:br w:type="page"/>
-      </w:r>
-    </w:p>
-    <w:p>
-      <w:pPr>
-        <w:pStyle w:val="Heading1"/>
-        <w:spacing w:after="140" w:before="360"/>
-      </w:pPr>
-      <w:r>
-        <w:rPr>
-          <w:rFonts w:ascii="Arial" w:cs="Arial" w:eastAsia="Arial" w:hAnsi="Arial"/>
-          <w:b/>
-          <w:bCs/>
-          <w:i w:val="false"/>
-          <w:iCs w:val="false"/>
-          <w:color w:val="0B1220"/>
-          <w:sz w:val="32"/>
-          <w:szCs w:val="32"/>
-        </w:rPr>
-        <w:t xml:space="preserve">Part 3 — For Senior Engineers</w:t>
-      </w:r>
-    </w:p>
-    <w:p>
-      <w:pPr>
-        <w:spacing w:after="60" w:before="40"/>
-      </w:pPr>
-      <w:r>
-        <w:rPr>
-          <w:rFonts w:ascii="Arial" w:cs="Arial" w:eastAsia="Arial" w:hAnsi="Arial"/>
-          <w:b/>
-          <w:bCs/>
-          <w:color w:val="FFFFFF"/>
-          <w:sz w:val="16"/>
-          <w:szCs w:val="16"/>
-          <w:shd w:fill="6D28D9" w:val="clear"/>
-        </w:rPr>
-        <w:t xml:space="preserve">  FOR SENIOR ENGINEERS  </w:t>
-      </w:r>
-    </w:p>
-    <w:p>
-      <w:pPr>
-        <w:spacing w:after="80" w:before="60"/>
-      </w:pPr>
-      <w:r>
-        <w:rPr>
-          <w:rFonts w:ascii="Arial" w:cs="Arial" w:eastAsia="Arial" w:hAnsi="Arial"/>
-          <w:b w:val="false"/>
-          <w:bCs w:val="false"/>
-          <w:i w:val="false"/>
-          <w:iCs w:val="false"/>
-          <w:color w:val="2A2A2A"/>
-          <w:sz w:val="21"/>
-          <w:szCs w:val="21"/>
-        </w:rPr>
-        <w:t xml:space="preserve">This part documents the reference implementation in full. All code shown is real and runnable; it is the code in the accompanying repository. The demo runs offline against a deterministic MockProvider and all tests pass.</w:t>
-      </w:r>
-    </w:p>
-    <w:p>
-      <w:pPr>
-        <w:pStyle w:val="Heading2"/>
-        <w:spacing w:after="100" w:before="280"/>
-      </w:pPr>
-      <w:r>
-        <w:rPr>
-          <w:rFonts w:ascii="Arial" w:cs="Arial" w:eastAsia="Arial" w:hAnsi="Arial"/>
-          <w:b/>
-          <w:bCs/>
-          <w:i w:val="false"/>
-          <w:iCs w:val="false"/>
-          <w:color w:val="0B1220"/>
-          <w:sz w:val="25"/>
-          <w:szCs w:val="25"/>
-        </w:rPr>
-        <w:t xml:space="preserve">Core Data Contracts (types.py)</w:t>
-      </w:r>
-    </w:p>
-    <w:p>
-      <w:pPr>
-        <w:spacing w:after="80" w:before="60"/>
-      </w:pPr>
-      <w:r>
-        <w:rPr>
-          <w:rFonts w:ascii="Arial" w:cs="Arial" w:eastAsia="Arial" w:hAnsi="Arial"/>
-          <w:b w:val="false"/>
-          <w:bCs w:val="false"/>
-          <w:i w:val="false"/>
-          <w:iCs w:val="false"/>
-          <w:color w:val="2A2A2A"/>
-          <w:sz w:val="21"/>
-          <w:szCs w:val="21"/>
-        </w:rPr>
-        <w:t xml:space="preserve">Everything that flows through the pipeline is a typed object. TraceEvent is the spine: it accumulates a LayerEvent per stage and is the unit that is hash-chained and handed to the RCA engine. Verdict is the four-valued outcome of any safety evaluation, with a strict precedence (BLOCK &gt; ESCALATE &gt; REDACT &gt; ALLOW).</w:t>
+        <w:t xml:space="preserve">A Rule is a deterministic predicate: either a compiled regex pattern or an arbitrary Python callable, paired with the Verdict to apply when it fires. The engine evaluates all rules plus an optional ML classifier, then combines outcomes by strict precedence. Crucially, rule outcomes are computed independently of the model and the model has no ability to override them — this is the architectural guarantee that boundaries hold.</w:t>
       </w:r>
     </w:p>
     <w:tbl>
@@ -6853,22 +5968,82 @@
                 <w:sz w:val="17"/>
                 <w:szCs w:val="17"/>
               </w:rPr>
-              <w:t xml:space="preserve">class Verdict(str, Enum):</w:t>
-            </w:r>
-          </w:p>
-          <w:p>
-            <w:pPr>
-              <w:shd w:fill="0E1726" w:val="clear"/>
-              <w:spacing w:after="0" w:before="0"/>
-            </w:pPr>
-            <w:r>
-              <w:rPr>
-                <w:rFonts w:ascii="Consolas" w:cs="Consolas" w:eastAsia="Consolas" w:hAnsi="Consolas"/>
-                <w:color w:val="D6E2F0"/>
-                <w:sz w:val="17"/>
-                <w:szCs w:val="17"/>
-              </w:rPr>
-              <w:t xml:space="preserve">    ALLOW = 'allow'; BLOCK = 'block'; ESCALATE = 'escalate'; REDACT = 'redact'</w:t>
+              <w:t xml:space="preserve">@dataclass</w:t>
+            </w:r>
+          </w:p>
+          <w:p>
+            <w:pPr>
+              <w:shd w:fill="0E1726" w:val="clear"/>
+              <w:spacing w:after="0" w:before="0"/>
+            </w:pPr>
+            <w:r>
+              <w:rPr>
+                <w:rFonts w:ascii="Consolas" w:cs="Consolas" w:eastAsia="Consolas" w:hAnsi="Consolas"/>
+                <w:color w:val="D6E2F0"/>
+                <w:sz w:val="17"/>
+                <w:szCs w:val="17"/>
+              </w:rPr>
+              <w:t xml:space="preserve">class Rule:</w:t>
+            </w:r>
+          </w:p>
+          <w:p>
+            <w:pPr>
+              <w:shd w:fill="0E1726" w:val="clear"/>
+              <w:spacing w:after="0" w:before="0"/>
+            </w:pPr>
+            <w:r>
+              <w:rPr>
+                <w:rFonts w:ascii="Consolas" w:cs="Consolas" w:eastAsia="Consolas" w:hAnsi="Consolas"/>
+                <w:color w:val="D6E2F0"/>
+                <w:sz w:val="17"/>
+                <w:szCs w:val="17"/>
+              </w:rPr>
+              <w:t xml:space="preserve">    rule_id: str; action: Verdict</w:t>
+            </w:r>
+          </w:p>
+          <w:p>
+            <w:pPr>
+              <w:shd w:fill="0E1726" w:val="clear"/>
+              <w:spacing w:after="0" w:before="0"/>
+            </w:pPr>
+            <w:r>
+              <w:rPr>
+                <w:rFonts w:ascii="Consolas" w:cs="Consolas" w:eastAsia="Consolas" w:hAnsi="Consolas"/>
+                <w:color w:val="D6E2F0"/>
+                <w:sz w:val="17"/>
+                <w:szCs w:val="17"/>
+              </w:rPr>
+              <w:t xml:space="preserve">    pattern: str | None = None        # regex form</w:t>
+            </w:r>
+          </w:p>
+          <w:p>
+            <w:pPr>
+              <w:shd w:fill="0E1726" w:val="clear"/>
+              <w:spacing w:after="0" w:before="0"/>
+            </w:pPr>
+            <w:r>
+              <w:rPr>
+                <w:rFonts w:ascii="Consolas" w:cs="Consolas" w:eastAsia="Consolas" w:hAnsi="Consolas"/>
+                <w:color w:val="D6E2F0"/>
+                <w:sz w:val="17"/>
+                <w:szCs w:val="17"/>
+              </w:rPr>
+              <w:t xml:space="preserve">    fn: Callable[[str], bool] | None = None   # predicate form</w:t>
+            </w:r>
+          </w:p>
+          <w:p>
+            <w:pPr>
+              <w:shd w:fill="0E1726" w:val="clear"/>
+              <w:spacing w:after="0" w:before="0"/>
+            </w:pPr>
+            <w:r>
+              <w:rPr>
+                <w:rFonts w:ascii="Consolas" w:cs="Consolas" w:eastAsia="Consolas" w:hAnsi="Consolas"/>
+                <w:color w:val="D6E2F0"/>
+                <w:sz w:val="17"/>
+                <w:szCs w:val="17"/>
+              </w:rPr>
+              <w:t xml:space="preserve">    def evaluate(self, text) -&gt; RuleResult: ...   # fired? -&gt; action : ALLOW</w:t>
             </w:r>
           </w:p>
           <w:p>
@@ -6898,241 +6073,102 @@
                 <w:sz w:val="17"/>
                 <w:szCs w:val="17"/>
               </w:rPr>
-              <w:t xml:space="preserve">@dataclass</w:t>
-            </w:r>
-          </w:p>
-          <w:p>
-            <w:pPr>
-              <w:shd w:fill="0E1726" w:val="clear"/>
-              <w:spacing w:after="0" w:before="0"/>
-            </w:pPr>
-            <w:r>
-              <w:rPr>
-                <w:rFonts w:ascii="Consolas" w:cs="Consolas" w:eastAsia="Consolas" w:hAnsi="Consolas"/>
-                <w:color w:val="D6E2F0"/>
-                <w:sz w:val="17"/>
-                <w:szCs w:val="17"/>
-              </w:rPr>
-              <w:t xml:space="preserve">class LayerEvent:        # one decision by one layer</w:t>
-            </w:r>
-          </w:p>
-          <w:p>
-            <w:pPr>
-              <w:shd w:fill="0E1726" w:val="clear"/>
-              <w:spacing w:after="0" w:before="0"/>
-            </w:pPr>
-            <w:r>
-              <w:rPr>
-                <w:rFonts w:ascii="Consolas" w:cs="Consolas" w:eastAsia="Consolas" w:hAnsi="Consolas"/>
-                <w:color w:val="D6E2F0"/>
-                <w:sz w:val="17"/>
-                <w:szCs w:val="17"/>
-              </w:rPr>
-              <w:t xml:space="preserve">    layer: str; decision: str; detail: str = ''</w:t>
-            </w:r>
-          </w:p>
-          <w:p>
-            <w:pPr>
-              <w:shd w:fill="0E1726" w:val="clear"/>
-              <w:spacing w:after="0" w:before="0"/>
-            </w:pPr>
-            <w:r>
-              <w:rPr>
-                <w:rFonts w:ascii="Consolas" w:cs="Consolas" w:eastAsia="Consolas" w:hAnsi="Consolas"/>
-                <w:color w:val="D6E2F0"/>
-                <w:sz w:val="17"/>
-                <w:szCs w:val="17"/>
-              </w:rPr>
-              <w:t xml:space="preserve">    latency_ms: float = 0.0; data: dict = field(default_factory=dict)</w:t>
-            </w:r>
-          </w:p>
-          <w:p>
-            <w:pPr>
-              <w:shd w:fill="0E1726" w:val="clear"/>
-              <w:spacing w:after="0" w:before="0"/>
-            </w:pPr>
-            <w:r>
-              <w:rPr>
-                <w:rFonts w:ascii="Consolas" w:cs="Consolas" w:eastAsia="Consolas" w:hAnsi="Consolas"/>
-                <w:color w:val="D6E2F0"/>
-                <w:sz w:val="17"/>
-                <w:szCs w:val="17"/>
-              </w:rPr>
-              <w:t xml:space="preserve"> </w:t>
-            </w:r>
-          </w:p>
-          <w:p>
-            <w:pPr>
-              <w:shd w:fill="0E1726" w:val="clear"/>
-              <w:spacing w:after="0" w:before="0"/>
-            </w:pPr>
-            <w:r>
-              <w:rPr>
-                <w:rFonts w:ascii="Consolas" w:cs="Consolas" w:eastAsia="Consolas" w:hAnsi="Consolas"/>
-                <w:color w:val="D6E2F0"/>
-                <w:sz w:val="17"/>
-                <w:szCs w:val="17"/>
-              </w:rPr>
-              <w:t xml:space="preserve">@dataclass</w:t>
-            </w:r>
-          </w:p>
-          <w:p>
-            <w:pPr>
-              <w:shd w:fill="0E1726" w:val="clear"/>
-              <w:spacing w:after="0" w:before="0"/>
-            </w:pPr>
-            <w:r>
-              <w:rPr>
-                <w:rFonts w:ascii="Consolas" w:cs="Consolas" w:eastAsia="Consolas" w:hAnsi="Consolas"/>
-                <w:color w:val="D6E2F0"/>
-                <w:sz w:val="17"/>
-                <w:szCs w:val="17"/>
-              </w:rPr>
-              <w:t xml:space="preserve">class TraceEvent:        # the complete, immutable record of one call</w:t>
-            </w:r>
-          </w:p>
-          <w:p>
-            <w:pPr>
-              <w:shd w:fill="0E1726" w:val="clear"/>
-              <w:spacing w:after="0" w:before="0"/>
-            </w:pPr>
-            <w:r>
-              <w:rPr>
-                <w:rFonts w:ascii="Consolas" w:cs="Consolas" w:eastAsia="Consolas" w:hAnsi="Consolas"/>
-                <w:color w:val="D6E2F0"/>
-                <w:sz w:val="17"/>
-                <w:szCs w:val="17"/>
-              </w:rPr>
-              <w:t xml:space="preserve">    call_id: str; tenant_id: str; session_id: str; created_at: float</w:t>
-            </w:r>
-          </w:p>
-          <w:p>
-            <w:pPr>
-              <w:shd w:fill="0E1726" w:val="clear"/>
-              <w:spacing w:after="0" w:before="0"/>
-            </w:pPr>
-            <w:r>
-              <w:rPr>
-                <w:rFonts w:ascii="Consolas" w:cs="Consolas" w:eastAsia="Consolas" w:hAnsi="Consolas"/>
-                <w:color w:val="D6E2F0"/>
-                <w:sz w:val="17"/>
-                <w:szCs w:val="17"/>
-              </w:rPr>
-              <w:t xml:space="preserve">    input_text: str; input_hash: str; output_text: str</w:t>
-            </w:r>
-          </w:p>
-          <w:p>
-            <w:pPr>
-              <w:shd w:fill="0E1726" w:val="clear"/>
-              <w:spacing w:after="0" w:before="0"/>
-            </w:pPr>
-            <w:r>
-              <w:rPr>
-                <w:rFonts w:ascii="Consolas" w:cs="Consolas" w:eastAsia="Consolas" w:hAnsi="Consolas"/>
-                <w:color w:val="D6E2F0"/>
-                <w:sz w:val="17"/>
-                <w:szCs w:val="17"/>
-              </w:rPr>
-              <w:t xml:space="preserve">    pii_redactions: list[str]; pre_verdict: str; post_verdict: str</w:t>
-            </w:r>
-          </w:p>
-          <w:p>
-            <w:pPr>
-              <w:shd w:fill="0E1726" w:val="clear"/>
-              <w:spacing w:after="0" w:before="0"/>
-            </w:pPr>
-            <w:r>
-              <w:rPr>
-                <w:rFonts w:ascii="Consolas" w:cs="Consolas" w:eastAsia="Consolas" w:hAnsi="Consolas"/>
-                <w:color w:val="D6E2F0"/>
-                <w:sz w:val="17"/>
-                <w:szCs w:val="17"/>
-              </w:rPr>
-              <w:t xml:space="preserve">    rules_evaluated: list[RuleResult]</w:t>
-            </w:r>
-          </w:p>
-          <w:p>
-            <w:pPr>
-              <w:shd w:fill="0E1726" w:val="clear"/>
-              <w:spacing w:after="0" w:before="0"/>
-            </w:pPr>
-            <w:r>
-              <w:rPr>
-                <w:rFonts w:ascii="Consolas" w:cs="Consolas" w:eastAsia="Consolas" w:hAnsi="Consolas"/>
-                <w:color w:val="D6E2F0"/>
-                <w:sz w:val="17"/>
-                <w:szCs w:val="17"/>
-              </w:rPr>
-              <w:t xml:space="preserve">    provider: str; provider_model: str; provider_cost_usd: float</w:t>
-            </w:r>
-          </w:p>
-          <w:p>
-            <w:pPr>
-              <w:shd w:fill="0E1726" w:val="clear"/>
-              <w:spacing w:after="0" w:before="0"/>
-            </w:pPr>
-            <w:r>
-              <w:rPr>
-                <w:rFonts w:ascii="Consolas" w:cs="Consolas" w:eastAsia="Consolas" w:hAnsi="Consolas"/>
-                <w:color w:val="D6E2F0"/>
-                <w:sz w:val="17"/>
-                <w:szCs w:val="17"/>
-              </w:rPr>
-              <w:t xml:space="preserve">    provider_latency_ms: float; used_fallback: bool</w:t>
-            </w:r>
-          </w:p>
-          <w:p>
-            <w:pPr>
-              <w:shd w:fill="0E1726" w:val="clear"/>
-              <w:spacing w:after="0" w:before="0"/>
-            </w:pPr>
-            <w:r>
-              <w:rPr>
-                <w:rFonts w:ascii="Consolas" w:cs="Consolas" w:eastAsia="Consolas" w:hAnsi="Consolas"/>
-                <w:color w:val="D6E2F0"/>
-                <w:sz w:val="17"/>
-                <w:szCs w:val="17"/>
-              </w:rPr>
-              <w:t xml:space="preserve">    hitl_status: str; layer_events: list[LayerEvent]; total_latency_ms: float</w:t>
-            </w:r>
-          </w:p>
-          <w:p>
-            <w:pPr>
-              <w:shd w:fill="0E1726" w:val="clear"/>
-              <w:spacing w:after="0" w:before="0"/>
-            </w:pPr>
-            <w:r>
-              <w:rPr>
-                <w:rFonts w:ascii="Consolas" w:cs="Consolas" w:eastAsia="Consolas" w:hAnsi="Consolas"/>
-                <w:color w:val="D6E2F0"/>
-                <w:sz w:val="17"/>
-                <w:szCs w:val="17"/>
-              </w:rPr>
-              <w:t xml:space="preserve">    prev_hash: str; this_hash: str; anchor_tx_id: str   # hash-chain fields</w:t>
+              <w:t xml:space="preserve">class SafetyLayer:</w:t>
+            </w:r>
+          </w:p>
+          <w:p>
+            <w:pPr>
+              <w:shd w:fill="0E1726" w:val="clear"/>
+              <w:spacing w:after="0" w:before="0"/>
+            </w:pPr>
+            <w:r>
+              <w:rPr>
+                <w:rFonts w:ascii="Consolas" w:cs="Consolas" w:eastAsia="Consolas" w:hAnsi="Consolas"/>
+                <w:color w:val="D6E2F0"/>
+                <w:sz w:val="17"/>
+                <w:szCs w:val="17"/>
+              </w:rPr>
+              <w:t xml:space="preserve">    _PRECEDENCE = {BLOCK:3, ESCALATE:2, REDACT:1, ALLOW:0}</w:t>
+            </w:r>
+          </w:p>
+          <w:p>
+            <w:pPr>
+              <w:shd w:fill="0E1726" w:val="clear"/>
+              <w:spacing w:after="0" w:before="0"/>
+            </w:pPr>
+            <w:r>
+              <w:rPr>
+                <w:rFonts w:ascii="Consolas" w:cs="Consolas" w:eastAsia="Consolas" w:hAnsi="Consolas"/>
+                <w:color w:val="D6E2F0"/>
+                <w:sz w:val="17"/>
+                <w:szCs w:val="17"/>
+              </w:rPr>
+              <w:t xml:space="preserve">    def evaluate(self, text):</w:t>
+            </w:r>
+          </w:p>
+          <w:p>
+            <w:pPr>
+              <w:shd w:fill="0E1726" w:val="clear"/>
+              <w:spacing w:after="0" w:before="0"/>
+            </w:pPr>
+            <w:r>
+              <w:rPr>
+                <w:rFonts w:ascii="Consolas" w:cs="Consolas" w:eastAsia="Consolas" w:hAnsi="Consolas"/>
+                <w:color w:val="D6E2F0"/>
+                <w:sz w:val="17"/>
+                <w:szCs w:val="17"/>
+              </w:rPr>
+              <w:t xml:space="preserve">        results = [r.evaluate(text) for r in self.rules]</w:t>
+            </w:r>
+          </w:p>
+          <w:p>
+            <w:pPr>
+              <w:shd w:fill="0E1726" w:val="clear"/>
+              <w:spacing w:after="0" w:before="0"/>
+            </w:pPr>
+            <w:r>
+              <w:rPr>
+                <w:rFonts w:ascii="Consolas" w:cs="Consolas" w:eastAsia="Consolas" w:hAnsi="Consolas"/>
+                <w:color w:val="D6E2F0"/>
+                <w:sz w:val="17"/>
+                <w:szCs w:val="17"/>
+              </w:rPr>
+              <w:t xml:space="preserve">        clf = self.classifier(text) if self.classifier else None</w:t>
+            </w:r>
+          </w:p>
+          <w:p>
+            <w:pPr>
+              <w:shd w:fill="0E1726" w:val="clear"/>
+              <w:spacing w:after="0" w:before="0"/>
+            </w:pPr>
+            <w:r>
+              <w:rPr>
+                <w:rFonts w:ascii="Consolas" w:cs="Consolas" w:eastAsia="Consolas" w:hAnsi="Consolas"/>
+                <w:color w:val="D6E2F0"/>
+                <w:sz w:val="17"/>
+                <w:szCs w:val="17"/>
+              </w:rPr>
+              <w:t xml:space="preserve">        return self._combine(results, clf), results   # max by precedence</w:t>
+            </w:r>
+          </w:p>
+          <w:p>
+            <w:pPr>
+              <w:shd w:fill="0E1726" w:val="clear"/>
+              <w:spacing w:after="0" w:before="0"/>
+            </w:pPr>
+            <w:r>
+              <w:rPr>
+                <w:rFonts w:ascii="Consolas" w:cs="Consolas" w:eastAsia="Consolas" w:hAnsi="Consolas"/>
+                <w:color w:val="D6E2F0"/>
+                <w:sz w:val="17"/>
+                <w:szCs w:val="17"/>
+              </w:rPr>
+              <w:t xml:space="preserve">    pre = evaluate; post = evaluate</w:t>
             </w:r>
           </w:p>
         </w:tc>
       </w:tr>
     </w:tbl>
-    <w:p>
-      <w:pPr>
-        <w:pStyle w:val="Heading2"/>
-        <w:spacing w:after="100" w:before="280"/>
-      </w:pPr>
-      <w:r>
-        <w:rPr>
-          <w:rFonts w:ascii="Arial" w:cs="Arial" w:eastAsia="Arial" w:hAnsi="Arial"/>
-          <w:b/>
-          <w:bCs/>
-          <w:i w:val="false"/>
-          <w:iCs w:val="false"/>
-          <w:color w:val="0B1220"/>
-          <w:sz w:val="25"/>
-          <w:szCs w:val="25"/>
-        </w:rPr>
-        <w:t xml:space="preserve">The Orchestrator (core.py)</w:t>
-      </w:r>
-    </w:p>
     <w:p>
       <w:pPr>
         <w:spacing w:after="80" w:before="60"/>
@@ -7148,7 +6184,7 @@
           <w:sz w:val="21"/>
           <w:szCs w:val="21"/>
         </w:rPr>
-        <w:t xml:space="preserve">Veritrace.run() is the single source of truth for layer ordering. It records a LayerEvent at every step, short-circuits on a hard BLOCK, degrades gracefully on provider failure or an open circuit breaker, and finalizes by chaining the trace. The full pipeline order is: Compliance.scrub → Isolation(scope) → Safety.pre → Reliability.guard(Provider.complete) → Safety.post → HITL.gate → finalize(hash-chain).</w:t>
+        <w:t xml:space="preserve">Example rule set mixing regex and a custom predicate, including a transaction-threshold rule of the kind a bank would require:</w:t>
       </w:r>
     </w:p>
     <w:tbl>
@@ -7190,415 +6226,87 @@
                 <w:sz w:val="17"/>
                 <w:szCs w:val="17"/>
               </w:rPr>
-              <w:t xml:space="preserve">async def run(self, prompt, *, tenant_id='default', session_id='default',</w:t>
-            </w:r>
-          </w:p>
-          <w:p>
-            <w:pPr>
-              <w:shd w:fill="0E1726" w:val="clear"/>
-              <w:spacing w:after="0" w:before="0"/>
-            </w:pPr>
-            <w:r>
-              <w:rPr>
-                <w:rFonts w:ascii="Consolas" w:cs="Consolas" w:eastAsia="Consolas" w:hAnsi="Consolas"/>
-                <w:color w:val="D6E2F0"/>
-                <w:sz w:val="17"/>
-                <w:szCs w:val="17"/>
-              </w:rPr>
-              <w:t xml:space="preserve">              action='respond') -&gt; AgentResponse:</w:t>
-            </w:r>
-          </w:p>
-          <w:p>
-            <w:pPr>
-              <w:shd w:fill="0E1726" w:val="clear"/>
-              <w:spacing w:after="0" w:before="0"/>
-            </w:pPr>
-            <w:r>
-              <w:rPr>
-                <w:rFonts w:ascii="Consolas" w:cs="Consolas" w:eastAsia="Consolas" w:hAnsi="Consolas"/>
-                <w:color w:val="D6E2F0"/>
-                <w:sz w:val="17"/>
-                <w:szCs w:val="17"/>
-              </w:rPr>
-              <w:t xml:space="preserve">    tr = TraceEvent(tenant_id=tenant_id, session_id=session_id, input_text=prompt)</w:t>
-            </w:r>
-          </w:p>
-          <w:p>
-            <w:pPr>
-              <w:shd w:fill="0E1726" w:val="clear"/>
-              <w:spacing w:after="0" w:before="0"/>
-            </w:pPr>
-            <w:r>
-              <w:rPr>
-                <w:rFonts w:ascii="Consolas" w:cs="Consolas" w:eastAsia="Consolas" w:hAnsi="Consolas"/>
-                <w:color w:val="D6E2F0"/>
-                <w:sz w:val="17"/>
-                <w:szCs w:val="17"/>
-              </w:rPr>
-              <w:t xml:space="preserve">    tr.input_hash = sha256(prompt)</w:t>
-            </w:r>
-          </w:p>
-          <w:p>
-            <w:pPr>
-              <w:shd w:fill="0E1726" w:val="clear"/>
-              <w:spacing w:after="0" w:before="0"/>
-            </w:pPr>
-            <w:r>
-              <w:rPr>
-                <w:rFonts w:ascii="Consolas" w:cs="Consolas" w:eastAsia="Consolas" w:hAnsi="Consolas"/>
-                <w:color w:val="D6E2F0"/>
-                <w:sz w:val="17"/>
-                <w:szCs w:val="17"/>
-              </w:rPr>
-              <w:t xml:space="preserve"> </w:t>
-            </w:r>
-          </w:p>
-          <w:p>
-            <w:pPr>
-              <w:shd w:fill="0E1726" w:val="clear"/>
-              <w:spacing w:after="0" w:before="0"/>
-            </w:pPr>
-            <w:r>
-              <w:rPr>
-                <w:rFonts w:ascii="Consolas" w:cs="Consolas" w:eastAsia="Consolas" w:hAnsi="Consolas"/>
-                <w:color w:val="D6E2F0"/>
-                <w:sz w:val="17"/>
-                <w:szCs w:val="17"/>
-              </w:rPr>
-              <w:t xml:space="preserve">    clean, redactions = self.compliance.scrub(prompt)      # 1 Compliance</w:t>
-            </w:r>
-          </w:p>
-          <w:p>
-            <w:pPr>
-              <w:shd w:fill="0E1726" w:val="clear"/>
-              <w:spacing w:after="0" w:before="0"/>
-            </w:pPr>
-            <w:r>
-              <w:rPr>
-                <w:rFonts w:ascii="Consolas" w:cs="Consolas" w:eastAsia="Consolas" w:hAnsi="Consolas"/>
-                <w:color w:val="D6E2F0"/>
-                <w:sz w:val="17"/>
-                <w:szCs w:val="17"/>
-              </w:rPr>
-              <w:t xml:space="preserve">    scope = f'{tenant_id}:{session_id}'                     # 2 Isolation</w:t>
-            </w:r>
-          </w:p>
-          <w:p>
-            <w:pPr>
-              <w:shd w:fill="0E1726" w:val="clear"/>
-              <w:spacing w:after="0" w:before="0"/>
-            </w:pPr>
-            <w:r>
-              <w:rPr>
-                <w:rFonts w:ascii="Consolas" w:cs="Consolas" w:eastAsia="Consolas" w:hAnsi="Consolas"/>
-                <w:color w:val="D6E2F0"/>
-                <w:sz w:val="17"/>
-                <w:szCs w:val="17"/>
-              </w:rPr>
-              <w:t xml:space="preserve">    pre_verdict, pre_rules = self.safety.pre(clean)         # 3 Safety (input)</w:t>
-            </w:r>
-          </w:p>
-          <w:p>
-            <w:pPr>
-              <w:shd w:fill="0E1726" w:val="clear"/>
-              <w:spacing w:after="0" w:before="0"/>
-            </w:pPr>
-            <w:r>
-              <w:rPr>
-                <w:rFonts w:ascii="Consolas" w:cs="Consolas" w:eastAsia="Consolas" w:hAnsi="Consolas"/>
-                <w:color w:val="D6E2F0"/>
-                <w:sz w:val="17"/>
-                <w:szCs w:val="17"/>
-              </w:rPr>
-              <w:t xml:space="preserve">    if pre_verdict == Verdict.BLOCK:</w:t>
-            </w:r>
-          </w:p>
-          <w:p>
-            <w:pPr>
-              <w:shd w:fill="0E1726" w:val="clear"/>
-              <w:spacing w:after="0" w:before="0"/>
-            </w:pPr>
-            <w:r>
-              <w:rPr>
-                <w:rFonts w:ascii="Consolas" w:cs="Consolas" w:eastAsia="Consolas" w:hAnsi="Consolas"/>
-                <w:color w:val="D6E2F0"/>
-                <w:sz w:val="17"/>
-                <w:szCs w:val="17"/>
-              </w:rPr>
-              <w:t xml:space="preserve">        return self._finalize(tr, output='', blocked=True, ...)</w:t>
-            </w:r>
-          </w:p>
-          <w:p>
-            <w:pPr>
-              <w:shd w:fill="0E1726" w:val="clear"/>
-              <w:spacing w:after="0" w:before="0"/>
-            </w:pPr>
-            <w:r>
-              <w:rPr>
-                <w:rFonts w:ascii="Consolas" w:cs="Consolas" w:eastAsia="Consolas" w:hAnsi="Consolas"/>
-                <w:color w:val="D6E2F0"/>
-                <w:sz w:val="17"/>
-                <w:szCs w:val="17"/>
-              </w:rPr>
-              <w:t xml:space="preserve"> </w:t>
-            </w:r>
-          </w:p>
-          <w:p>
-            <w:pPr>
-              <w:shd w:fill="0E1726" w:val="clear"/>
-              <w:spacing w:after="0" w:before="0"/>
-            </w:pPr>
-            <w:r>
-              <w:rPr>
-                <w:rFonts w:ascii="Consolas" w:cs="Consolas" w:eastAsia="Consolas" w:hAnsi="Consolas"/>
-                <w:color w:val="D6E2F0"/>
-                <w:sz w:val="17"/>
-                <w:szCs w:val="17"/>
-              </w:rPr>
-              <w:t xml:space="preserve">    result = await self.reliability.guard(                  # 4 Reliability +</w:t>
-            </w:r>
-          </w:p>
-          <w:p>
-            <w:pPr>
-              <w:shd w:fill="0E1726" w:val="clear"/>
-              <w:spacing w:after="0" w:before="0"/>
-            </w:pPr>
-            <w:r>
-              <w:rPr>
-                <w:rFonts w:ascii="Consolas" w:cs="Consolas" w:eastAsia="Consolas" w:hAnsi="Consolas"/>
-                <w:color w:val="D6E2F0"/>
-                <w:sz w:val="17"/>
-                <w:szCs w:val="17"/>
-              </w:rPr>
-              <w:t xml:space="preserve">        lambda: self.provider.complete(clean))              #   Provider call</w:t>
-            </w:r>
-          </w:p>
-          <w:p>
-            <w:pPr>
-              <w:shd w:fill="0E1726" w:val="clear"/>
-              <w:spacing w:after="0" w:before="0"/>
-            </w:pPr>
-            <w:r>
-              <w:rPr>
-                <w:rFonts w:ascii="Consolas" w:cs="Consolas" w:eastAsia="Consolas" w:hAnsi="Consolas"/>
-                <w:color w:val="D6E2F0"/>
-                <w:sz w:val="17"/>
-                <w:szCs w:val="17"/>
-              </w:rPr>
-              <w:t xml:space="preserve"> </w:t>
-            </w:r>
-          </w:p>
-          <w:p>
-            <w:pPr>
-              <w:shd w:fill="0E1726" w:val="clear"/>
-              <w:spacing w:after="0" w:before="0"/>
-            </w:pPr>
-            <w:r>
-              <w:rPr>
-                <w:rFonts w:ascii="Consolas" w:cs="Consolas" w:eastAsia="Consolas" w:hAnsi="Consolas"/>
-                <w:color w:val="D6E2F0"/>
-                <w:sz w:val="17"/>
-                <w:szCs w:val="17"/>
-              </w:rPr>
-              <w:t xml:space="preserve">    post_verdict, post_rules = self.safety.post(result.text)# 5 Safety (output)</w:t>
-            </w:r>
-          </w:p>
-          <w:p>
-            <w:pPr>
-              <w:shd w:fill="0E1726" w:val="clear"/>
-              <w:spacing w:after="0" w:before="0"/>
-            </w:pPr>
-            <w:r>
-              <w:rPr>
-                <w:rFonts w:ascii="Consolas" w:cs="Consolas" w:eastAsia="Consolas" w:hAnsi="Consolas"/>
-                <w:color w:val="D6E2F0"/>
-                <w:sz w:val="17"/>
-                <w:szCs w:val="17"/>
-              </w:rPr>
-              <w:t xml:space="preserve">    status = await self.hitl.gate(action, {...})            # 6 HITL</w:t>
-            </w:r>
-          </w:p>
-          <w:p>
-            <w:pPr>
-              <w:shd w:fill="0E1726" w:val="clear"/>
-              <w:spacing w:after="0" w:before="0"/>
-            </w:pPr>
-            <w:r>
-              <w:rPr>
-                <w:rFonts w:ascii="Consolas" w:cs="Consolas" w:eastAsia="Consolas" w:hAnsi="Consolas"/>
-                <w:color w:val="D6E2F0"/>
-                <w:sz w:val="17"/>
-                <w:szCs w:val="17"/>
-              </w:rPr>
-              <w:t xml:space="preserve">    return self._finalize(tr, output=..., ...)              # 7 Trace + chain</w:t>
+              <w:t xml:space="preserve">SafetyLayer(rules=[</w:t>
+            </w:r>
+          </w:p>
+          <w:p>
+            <w:pPr>
+              <w:shd w:fill="0E1726" w:val="clear"/>
+              <w:spacing w:after="0" w:before="0"/>
+            </w:pPr>
+            <w:r>
+              <w:rPr>
+                <w:rFonts w:ascii="Consolas" w:cs="Consolas" w:eastAsia="Consolas" w:hAnsi="Consolas"/>
+                <w:color w:val="D6E2F0"/>
+                <w:sz w:val="17"/>
+                <w:szCs w:val="17"/>
+              </w:rPr>
+              <w:t xml:space="preserve">    Rule('block_account_dump', Verdict.BLOCK,    pattern=r'dump .*accounts?'),</w:t>
+            </w:r>
+          </w:p>
+          <w:p>
+            <w:pPr>
+              <w:shd w:fill="0E1726" w:val="clear"/>
+              <w:spacing w:after="0" w:before="0"/>
+            </w:pPr>
+            <w:r>
+              <w:rPr>
+                <w:rFonts w:ascii="Consolas" w:cs="Consolas" w:eastAsia="Consolas" w:hAnsi="Consolas"/>
+                <w:color w:val="D6E2F0"/>
+                <w:sz w:val="17"/>
+                <w:szCs w:val="17"/>
+              </w:rPr>
+              <w:t xml:space="preserve">    Rule('escalate_transfer',  Verdict.ESCALATE, pattern=r'transfer \$?\d+'),</w:t>
+            </w:r>
+          </w:p>
+          <w:p>
+            <w:pPr>
+              <w:shd w:fill="0E1726" w:val="clear"/>
+              <w:spacing w:after="0" w:before="0"/>
+            </w:pPr>
+            <w:r>
+              <w:rPr>
+                <w:rFonts w:ascii="Consolas" w:cs="Consolas" w:eastAsia="Consolas" w:hAnsi="Consolas"/>
+                <w:color w:val="D6E2F0"/>
+                <w:sz w:val="17"/>
+                <w:szCs w:val="17"/>
+              </w:rPr>
+              <w:t xml:space="preserve">    Rule('txn_limit', Verdict.ESCALATE,</w:t>
+            </w:r>
+          </w:p>
+          <w:p>
+            <w:pPr>
+              <w:shd w:fill="0E1726" w:val="clear"/>
+              <w:spacing w:after="0" w:before="0"/>
+            </w:pPr>
+            <w:r>
+              <w:rPr>
+                <w:rFonts w:ascii="Consolas" w:cs="Consolas" w:eastAsia="Consolas" w:hAnsi="Consolas"/>
+                <w:color w:val="D6E2F0"/>
+                <w:sz w:val="17"/>
+                <w:szCs w:val="17"/>
+              </w:rPr>
+              <w:t xml:space="preserve">         fn=lambda t: extract_amount(t) &gt; 10_000),   # arbitrary logic</w:t>
+            </w:r>
+          </w:p>
+          <w:p>
+            <w:pPr>
+              <w:shd w:fill="0E1726" w:val="clear"/>
+              <w:spacing w:after="0" w:before="0"/>
+            </w:pPr>
+            <w:r>
+              <w:rPr>
+                <w:rFonts w:ascii="Consolas" w:cs="Consolas" w:eastAsia="Consolas" w:hAnsi="Consolas"/>
+                <w:color w:val="D6E2F0"/>
+                <w:sz w:val="17"/>
+                <w:szCs w:val="17"/>
+              </w:rPr>
+              <w:t xml:space="preserve">])</w:t>
             </w:r>
           </w:p>
         </w:tc>
       </w:tr>
     </w:tbl>
-    <w:p>
-      <w:pPr>
-        <w:pStyle w:val="Heading3"/>
-        <w:spacing w:after="80" w:before="220"/>
-      </w:pPr>
-      <w:r>
-        <w:rPr>
-          <w:rFonts w:ascii="Arial" w:cs="Arial" w:eastAsia="Arial" w:hAnsi="Arial"/>
-          <w:b/>
-          <w:bCs/>
-          <w:i w:val="false"/>
-          <w:iCs w:val="false"/>
-          <w:color w:val="0E7C86"/>
-          <w:sz w:val="21"/>
-          <w:szCs w:val="21"/>
-        </w:rPr>
-        <w:t xml:space="preserve">Graceful Degradation Semantics</w:t>
-      </w:r>
-    </w:p>
-    <w:p>
-      <w:pPr>
-        <w:pStyle w:val="ListParagraph"/>
-        <w:numPr>
-          <w:ilvl w:val="0"/>
-          <w:numId w:val="2"/>
-        </w:numPr>
-        <w:spacing w:after="36" w:before="36"/>
-      </w:pPr>
-      <w:r>
-        <w:rPr>
-          <w:rFonts w:ascii="Arial" w:cs="Arial" w:eastAsia="Arial" w:hAnsi="Arial"/>
-          <w:b/>
-          <w:bCs/>
-          <w:i w:val="false"/>
-          <w:iCs w:val="false"/>
-          <w:color w:val="0B1220"/>
-          <w:sz w:val="20"/>
-          <w:szCs w:val="20"/>
-        </w:rPr>
-        <w:t xml:space="preserve">Hard BLOCK on input  </w:t>
-      </w:r>
-      <w:r>
-        <w:rPr>
-          <w:rFonts w:ascii="Arial" w:cs="Arial" w:eastAsia="Arial" w:hAnsi="Arial"/>
-          <w:b w:val="false"/>
-          <w:bCs w:val="false"/>
-          <w:i w:val="false"/>
-          <w:iCs w:val="false"/>
-          <w:color w:val="333333"/>
-          <w:sz w:val="20"/>
-          <w:szCs w:val="20"/>
-        </w:rPr>
-        <w:t xml:space="preserve">short-circuits before any provider call; the trace still records the decision and is chained.</w:t>
-      </w:r>
-    </w:p>
-    <w:p>
-      <w:pPr>
-        <w:pStyle w:val="ListParagraph"/>
-        <w:numPr>
-          <w:ilvl w:val="0"/>
-          <w:numId w:val="2"/>
-        </w:numPr>
-        <w:spacing w:after="36" w:before="36"/>
-      </w:pPr>
-      <w:r>
-        <w:rPr>
-          <w:rFonts w:ascii="Arial" w:cs="Arial" w:eastAsia="Arial" w:hAnsi="Arial"/>
-          <w:b/>
-          <w:bCs/>
-          <w:i w:val="false"/>
-          <w:iCs w:val="false"/>
-          <w:color w:val="0B1220"/>
-          <w:sz w:val="20"/>
-          <w:szCs w:val="20"/>
-        </w:rPr>
-        <w:t xml:space="preserve">CircuitOpenError  </w:t>
-      </w:r>
-      <w:r>
-        <w:rPr>
-          <w:rFonts w:ascii="Arial" w:cs="Arial" w:eastAsia="Arial" w:hAnsi="Arial"/>
-          <w:b w:val="false"/>
-          <w:bCs w:val="false"/>
-          <w:i w:val="false"/>
-          <w:iCs w:val="false"/>
-          <w:color w:val="333333"/>
-          <w:sz w:val="20"/>
-          <w:szCs w:val="20"/>
-        </w:rPr>
-        <w:t xml:space="preserve">returns a safe-default response with blocked=True; no exception escapes to the caller.</w:t>
-      </w:r>
-    </w:p>
-    <w:p>
-      <w:pPr>
-        <w:pStyle w:val="ListParagraph"/>
-        <w:numPr>
-          <w:ilvl w:val="0"/>
-          <w:numId w:val="2"/>
-        </w:numPr>
-        <w:spacing w:after="36" w:before="36"/>
-      </w:pPr>
-      <w:r>
-        <w:rPr>
-          <w:rFonts w:ascii="Arial" w:cs="Arial" w:eastAsia="Arial" w:hAnsi="Arial"/>
-          <w:b/>
-          <w:bCs/>
-          <w:i w:val="false"/>
-          <w:iCs w:val="false"/>
-          <w:color w:val="0B1220"/>
-          <w:sz w:val="20"/>
-          <w:szCs w:val="20"/>
-        </w:rPr>
-        <w:t xml:space="preserve">Any provider exception  </w:t>
-      </w:r>
-      <w:r>
-        <w:rPr>
-          <w:rFonts w:ascii="Arial" w:cs="Arial" w:eastAsia="Arial" w:hAnsi="Arial"/>
-          <w:b w:val="false"/>
-          <w:bCs w:val="false"/>
-          <w:i w:val="false"/>
-          <w:iCs w:val="false"/>
-          <w:color w:val="333333"/>
-          <w:sz w:val="20"/>
-          <w:szCs w:val="20"/>
-        </w:rPr>
-        <w:t xml:space="preserve">is caught, recorded as a ReliabilityLayer 'degraded' event, and converted to a safe default — the system never crashes on a provider fault.</w:t>
-      </w:r>
-    </w:p>
-    <w:p>
-      <w:pPr>
-        <w:pStyle w:val="ListParagraph"/>
-        <w:numPr>
-          <w:ilvl w:val="0"/>
-          <w:numId w:val="2"/>
-        </w:numPr>
-        <w:spacing w:after="36" w:before="36"/>
-      </w:pPr>
-      <w:r>
-        <w:rPr>
-          <w:rFonts w:ascii="Arial" w:cs="Arial" w:eastAsia="Arial" w:hAnsi="Arial"/>
-          <w:b/>
-          <w:bCs/>
-          <w:i w:val="false"/>
-          <w:iCs w:val="false"/>
-          <w:color w:val="0B1220"/>
-          <w:sz w:val="20"/>
-          <w:szCs w:val="20"/>
-        </w:rPr>
-        <w:t xml:space="preserve">Post-verdict BLOCK / REDACT  </w:t>
-      </w:r>
-      <w:r>
-        <w:rPr>
-          <w:rFonts w:ascii="Arial" w:cs="Arial" w:eastAsia="Arial" w:hAnsi="Arial"/>
-          <w:b w:val="false"/>
-          <w:bCs w:val="false"/>
-          <w:i w:val="false"/>
-          <w:iCs w:val="false"/>
-          <w:color w:val="333333"/>
-          <w:sz w:val="20"/>
-          <w:szCs w:val="20"/>
-        </w:rPr>
-        <w:t xml:space="preserve">withholds or scrubs the output respectively, without failing the call.</w:t>
-      </w:r>
-    </w:p>
     <w:p>
       <w:pPr>
         <w:pStyle w:val="Heading2"/>
@@ -7615,7 +6323,7 @@
           <w:sz w:val="25"/>
           <w:szCs w:val="25"/>
         </w:rPr>
-        <w:t xml:space="preserve">SafetyLayer — The Deterministic Rule Engine (layers)</w:t>
+        <w:t xml:space="preserve">ComplianceLayer — Context-Guarded PII Scrubbing</w:t>
       </w:r>
     </w:p>
     <w:p>
@@ -7633,7 +6341,7 @@
           <w:sz w:val="21"/>
           <w:szCs w:val="21"/>
         </w:rPr>
-        <w:t xml:space="preserve">A Rule is a deterministic predicate: either a compiled regex pattern or an arbitrary Python callable, paired with the Verdict to apply when it fires. The engine evaluates all rules plus an optional ML classifier, then combines outcomes by strict precedence. Crucially, rule outcomes are computed independently of the model and the model has no ability to override them — this is the architectural guarantee that boundaries hold.</w:t>
+        <w:t xml:space="preserve">PII scrubbing uses two classes of pattern. High-precision patterns (email, SSN, IBAN, credit card) have distinctive shapes and are redacted wherever they appear. Ambiguous patterns — a bare nine-digit number (routing number?) or an ISO date (date of birth?) — use a context guard: they are redacted only when a relevant keyword appears within 32 characters. This matters because a naive broad pattern silently destroys data the agent needs (order IDs become [REDACTED:ROUTING_NUMBER], incident timestamps become [REDACTED:DOB]) and the resulting quality degradation is invisible — no error, just worse answers.</w:t>
       </w:r>
     </w:p>
     <w:tbl>
@@ -7675,82 +6383,97 @@
                 <w:sz w:val="17"/>
                 <w:szCs w:val="17"/>
               </w:rPr>
-              <w:t xml:space="preserve">@dataclass</w:t>
-            </w:r>
-          </w:p>
-          <w:p>
-            <w:pPr>
-              <w:shd w:fill="0E1726" w:val="clear"/>
-              <w:spacing w:after="0" w:before="0"/>
-            </w:pPr>
-            <w:r>
-              <w:rPr>
-                <w:rFonts w:ascii="Consolas" w:cs="Consolas" w:eastAsia="Consolas" w:hAnsi="Consolas"/>
-                <w:color w:val="D6E2F0"/>
-                <w:sz w:val="17"/>
-                <w:szCs w:val="17"/>
-              </w:rPr>
-              <w:t xml:space="preserve">class Rule:</w:t>
-            </w:r>
-          </w:p>
-          <w:p>
-            <w:pPr>
-              <w:shd w:fill="0E1726" w:val="clear"/>
-              <w:spacing w:after="0" w:before="0"/>
-            </w:pPr>
-            <w:r>
-              <w:rPr>
-                <w:rFonts w:ascii="Consolas" w:cs="Consolas" w:eastAsia="Consolas" w:hAnsi="Consolas"/>
-                <w:color w:val="D6E2F0"/>
-                <w:sz w:val="17"/>
-                <w:szCs w:val="17"/>
-              </w:rPr>
-              <w:t xml:space="preserve">    rule_id: str; action: Verdict</w:t>
-            </w:r>
-          </w:p>
-          <w:p>
-            <w:pPr>
-              <w:shd w:fill="0E1726" w:val="clear"/>
-              <w:spacing w:after="0" w:before="0"/>
-            </w:pPr>
-            <w:r>
-              <w:rPr>
-                <w:rFonts w:ascii="Consolas" w:cs="Consolas" w:eastAsia="Consolas" w:hAnsi="Consolas"/>
-                <w:color w:val="D6E2F0"/>
-                <w:sz w:val="17"/>
-                <w:szCs w:val="17"/>
-              </w:rPr>
-              <w:t xml:space="preserve">    pattern: str | None = None        # regex form</w:t>
-            </w:r>
-          </w:p>
-          <w:p>
-            <w:pPr>
-              <w:shd w:fill="0E1726" w:val="clear"/>
-              <w:spacing w:after="0" w:before="0"/>
-            </w:pPr>
-            <w:r>
-              <w:rPr>
-                <w:rFonts w:ascii="Consolas" w:cs="Consolas" w:eastAsia="Consolas" w:hAnsi="Consolas"/>
-                <w:color w:val="D6E2F0"/>
-                <w:sz w:val="17"/>
-                <w:szCs w:val="17"/>
-              </w:rPr>
-              <w:t xml:space="preserve">    fn: Callable[[str], bool] | None = None   # predicate form</w:t>
-            </w:r>
-          </w:p>
-          <w:p>
-            <w:pPr>
-              <w:shd w:fill="0E1726" w:val="clear"/>
-              <w:spacing w:after="0" w:before="0"/>
-            </w:pPr>
-            <w:r>
-              <w:rPr>
-                <w:rFonts w:ascii="Consolas" w:cs="Consolas" w:eastAsia="Consolas" w:hAnsi="Consolas"/>
-                <w:color w:val="D6E2F0"/>
-                <w:sz w:val="17"/>
-                <w:szCs w:val="17"/>
-              </w:rPr>
-              <w:t xml:space="preserve">    def evaluate(self, text) -&gt; RuleResult: ...   # fired? -&gt; action : ALLOW</w:t>
+              <w:t xml:space="preserve"># High-precision: redact the whole match wherever it appears</w:t>
+            </w:r>
+          </w:p>
+          <w:p>
+            <w:pPr>
+              <w:shd w:fill="0E1726" w:val="clear"/>
+              <w:spacing w:after="0" w:before="0"/>
+            </w:pPr>
+            <w:r>
+              <w:rPr>
+                <w:rFonts w:ascii="Consolas" w:cs="Consolas" w:eastAsia="Consolas" w:hAnsi="Consolas"/>
+                <w:color w:val="D6E2F0"/>
+                <w:sz w:val="17"/>
+                <w:szCs w:val="17"/>
+              </w:rPr>
+              <w:t xml:space="preserve">DEFAULT_PATTERNS = {</w:t>
+            </w:r>
+          </w:p>
+          <w:p>
+            <w:pPr>
+              <w:shd w:fill="0E1726" w:val="clear"/>
+              <w:spacing w:after="0" w:before="0"/>
+            </w:pPr>
+            <w:r>
+              <w:rPr>
+                <w:rFonts w:ascii="Consolas" w:cs="Consolas" w:eastAsia="Consolas" w:hAnsi="Consolas"/>
+                <w:color w:val="D6E2F0"/>
+                <w:sz w:val="17"/>
+                <w:szCs w:val="17"/>
+              </w:rPr>
+              <w:t xml:space="preserve">    'email': r'[A-Za-z0-9._%+-]+@[A-Za-z0-9.-]+\.[A-Za-z]{2,}',</w:t>
+            </w:r>
+          </w:p>
+          <w:p>
+            <w:pPr>
+              <w:shd w:fill="0E1726" w:val="clear"/>
+              <w:spacing w:after="0" w:before="0"/>
+            </w:pPr>
+            <w:r>
+              <w:rPr>
+                <w:rFonts w:ascii="Consolas" w:cs="Consolas" w:eastAsia="Consolas" w:hAnsi="Consolas"/>
+                <w:color w:val="D6E2F0"/>
+                <w:sz w:val="17"/>
+                <w:szCs w:val="17"/>
+              </w:rPr>
+              <w:t xml:space="preserve">    'ssn':   r'\b\d{3}-\d{2}-\d{4}\b',</w:t>
+            </w:r>
+          </w:p>
+          <w:p>
+            <w:pPr>
+              <w:shd w:fill="0E1726" w:val="clear"/>
+              <w:spacing w:after="0" w:before="0"/>
+            </w:pPr>
+            <w:r>
+              <w:rPr>
+                <w:rFonts w:ascii="Consolas" w:cs="Consolas" w:eastAsia="Consolas" w:hAnsi="Consolas"/>
+                <w:color w:val="D6E2F0"/>
+                <w:sz w:val="17"/>
+                <w:szCs w:val="17"/>
+              </w:rPr>
+              <w:t xml:space="preserve">    'iban':  r'\b[A-Z]{2}\d{2}[A-Z0-9]{11,30}\b',</w:t>
+            </w:r>
+          </w:p>
+          <w:p>
+            <w:pPr>
+              <w:shd w:fill="0E1726" w:val="clear"/>
+              <w:spacing w:after="0" w:before="0"/>
+            </w:pPr>
+            <w:r>
+              <w:rPr>
+                <w:rFonts w:ascii="Consolas" w:cs="Consolas" w:eastAsia="Consolas" w:hAnsi="Consolas"/>
+                <w:color w:val="D6E2F0"/>
+                <w:sz w:val="17"/>
+                <w:szCs w:val="17"/>
+              </w:rPr>
+              <w:t xml:space="preserve">    ...  # credit_card, phone, account</w:t>
+            </w:r>
+          </w:p>
+          <w:p>
+            <w:pPr>
+              <w:shd w:fill="0E1726" w:val="clear"/>
+              <w:spacing w:after="0" w:before="0"/>
+            </w:pPr>
+            <w:r>
+              <w:rPr>
+                <w:rFonts w:ascii="Consolas" w:cs="Consolas" w:eastAsia="Consolas" w:hAnsi="Consolas"/>
+                <w:color w:val="D6E2F0"/>
+                <w:sz w:val="17"/>
+                <w:szCs w:val="17"/>
+              </w:rPr>
+              <w:t xml:space="preserve">}</w:t>
             </w:r>
           </w:p>
           <w:p>
@@ -7780,97 +6503,82 @@
                 <w:sz w:val="17"/>
                 <w:szCs w:val="17"/>
               </w:rPr>
-              <w:t xml:space="preserve">class SafetyLayer:</w:t>
-            </w:r>
-          </w:p>
-          <w:p>
-            <w:pPr>
-              <w:shd w:fill="0E1726" w:val="clear"/>
-              <w:spacing w:after="0" w:before="0"/>
-            </w:pPr>
-            <w:r>
-              <w:rPr>
-                <w:rFonts w:ascii="Consolas" w:cs="Consolas" w:eastAsia="Consolas" w:hAnsi="Consolas"/>
-                <w:color w:val="D6E2F0"/>
-                <w:sz w:val="17"/>
-                <w:szCs w:val="17"/>
-              </w:rPr>
-              <w:t xml:space="preserve">    _PRECEDENCE = {BLOCK:3, ESCALATE:2, REDACT:1, ALLOW:0}</w:t>
-            </w:r>
-          </w:p>
-          <w:p>
-            <w:pPr>
-              <w:shd w:fill="0E1726" w:val="clear"/>
-              <w:spacing w:after="0" w:before="0"/>
-            </w:pPr>
-            <w:r>
-              <w:rPr>
-                <w:rFonts w:ascii="Consolas" w:cs="Consolas" w:eastAsia="Consolas" w:hAnsi="Consolas"/>
-                <w:color w:val="D6E2F0"/>
-                <w:sz w:val="17"/>
-                <w:szCs w:val="17"/>
-              </w:rPr>
-              <w:t xml:space="preserve">    def evaluate(self, text):</w:t>
-            </w:r>
-          </w:p>
-          <w:p>
-            <w:pPr>
-              <w:shd w:fill="0E1726" w:val="clear"/>
-              <w:spacing w:after="0" w:before="0"/>
-            </w:pPr>
-            <w:r>
-              <w:rPr>
-                <w:rFonts w:ascii="Consolas" w:cs="Consolas" w:eastAsia="Consolas" w:hAnsi="Consolas"/>
-                <w:color w:val="D6E2F0"/>
-                <w:sz w:val="17"/>
-                <w:szCs w:val="17"/>
-              </w:rPr>
-              <w:t xml:space="preserve">        results = [r.evaluate(text) for r in self.rules]</w:t>
-            </w:r>
-          </w:p>
-          <w:p>
-            <w:pPr>
-              <w:shd w:fill="0E1726" w:val="clear"/>
-              <w:spacing w:after="0" w:before="0"/>
-            </w:pPr>
-            <w:r>
-              <w:rPr>
-                <w:rFonts w:ascii="Consolas" w:cs="Consolas" w:eastAsia="Consolas" w:hAnsi="Consolas"/>
-                <w:color w:val="D6E2F0"/>
-                <w:sz w:val="17"/>
-                <w:szCs w:val="17"/>
-              </w:rPr>
-              <w:t xml:space="preserve">        clf = self.classifier(text) if self.classifier else None</w:t>
-            </w:r>
-          </w:p>
-          <w:p>
-            <w:pPr>
-              <w:shd w:fill="0E1726" w:val="clear"/>
-              <w:spacing w:after="0" w:before="0"/>
-            </w:pPr>
-            <w:r>
-              <w:rPr>
-                <w:rFonts w:ascii="Consolas" w:cs="Consolas" w:eastAsia="Consolas" w:hAnsi="Consolas"/>
-                <w:color w:val="D6E2F0"/>
-                <w:sz w:val="17"/>
-                <w:szCs w:val="17"/>
-              </w:rPr>
-              <w:t xml:space="preserve">        return self._combine(results, clf), results   # max by precedence</w:t>
-            </w:r>
-          </w:p>
-          <w:p>
-            <w:pPr>
-              <w:shd w:fill="0E1726" w:val="clear"/>
-              <w:spacing w:after="0" w:before="0"/>
-            </w:pPr>
-            <w:r>
-              <w:rPr>
-                <w:rFonts w:ascii="Consolas" w:cs="Consolas" w:eastAsia="Consolas" w:hAnsi="Consolas"/>
-                <w:color w:val="D6E2F0"/>
-                <w:sz w:val="17"/>
-                <w:szCs w:val="17"/>
-              </w:rPr>
-              <w:t xml:space="preserve">    pre = evaluate; post = evaluate</w:t>
+              <w:t xml:space="preserve"># Contextual: redact only when a keyword is nearby</w:t>
+            </w:r>
+          </w:p>
+          <w:p>
+            <w:pPr>
+              <w:shd w:fill="0E1726" w:val="clear"/>
+              <w:spacing w:after="0" w:before="0"/>
+            </w:pPr>
+            <w:r>
+              <w:rPr>
+                <w:rFonts w:ascii="Consolas" w:cs="Consolas" w:eastAsia="Consolas" w:hAnsi="Consolas"/>
+                <w:color w:val="D6E2F0"/>
+                <w:sz w:val="17"/>
+                <w:szCs w:val="17"/>
+              </w:rPr>
+              <w:t xml:space="preserve">DEFAULT_CONTEXTUAL = {</w:t>
+            </w:r>
+          </w:p>
+          <w:p>
+            <w:pPr>
+              <w:shd w:fill="0E1726" w:val="clear"/>
+              <w:spacing w:after="0" w:before="0"/>
+            </w:pPr>
+            <w:r>
+              <w:rPr>
+                <w:rFonts w:ascii="Consolas" w:cs="Consolas" w:eastAsia="Consolas" w:hAnsi="Consolas"/>
+                <w:color w:val="D6E2F0"/>
+                <w:sz w:val="17"/>
+                <w:szCs w:val="17"/>
+              </w:rPr>
+              <w:t xml:space="preserve">    'routing_number': (r'\b\d{9}\b',           ['routing', 'aba', 'rtn']),</w:t>
+            </w:r>
+          </w:p>
+          <w:p>
+            <w:pPr>
+              <w:shd w:fill="0E1726" w:val="clear"/>
+              <w:spacing w:after="0" w:before="0"/>
+            </w:pPr>
+            <w:r>
+              <w:rPr>
+                <w:rFonts w:ascii="Consolas" w:cs="Consolas" w:eastAsia="Consolas" w:hAnsi="Consolas"/>
+                <w:color w:val="D6E2F0"/>
+                <w:sz w:val="17"/>
+                <w:szCs w:val="17"/>
+              </w:rPr>
+              <w:t xml:space="preserve">    'dob':            (r'\b\d{4}-\d{2}-\d{2}\b', ['dob', 'birth', 'born']),</w:t>
+            </w:r>
+          </w:p>
+          <w:p>
+            <w:pPr>
+              <w:shd w:fill="0E1726" w:val="clear"/>
+              <w:spacing w:after="0" w:before="0"/>
+            </w:pPr>
+            <w:r>
+              <w:rPr>
+                <w:rFonts w:ascii="Consolas" w:cs="Consolas" w:eastAsia="Consolas" w:hAnsi="Consolas"/>
+                <w:color w:val="D6E2F0"/>
+                <w:sz w:val="17"/>
+                <w:szCs w:val="17"/>
+              </w:rPr>
+              <w:t xml:space="preserve">}</w:t>
+            </w:r>
+          </w:p>
+          <w:p>
+            <w:pPr>
+              <w:shd w:fill="0E1726" w:val="clear"/>
+              <w:spacing w:after="0" w:before="0"/>
+            </w:pPr>
+            <w:r>
+              <w:rPr>
+                <w:rFonts w:ascii="Consolas" w:cs="Consolas" w:eastAsia="Consolas" w:hAnsi="Consolas"/>
+                <w:color w:val="D6E2F0"/>
+                <w:sz w:val="17"/>
+                <w:szCs w:val="17"/>
+              </w:rPr>
+              <w:t xml:space="preserve">CONTEXT_WINDOW = 32   # chars on each side to scan for a keyword</w:t>
             </w:r>
           </w:p>
         </w:tc>
@@ -7891,7 +6599,44 @@
           <w:sz w:val="21"/>
           <w:szCs w:val="21"/>
         </w:rPr>
-        <w:t xml:space="preserve">Example rule set mixing regex and a custom predicate, including a transaction-threshold rule of the kind a bank would require:</w:t>
+        <w:t xml:space="preserve">The scrub method runs high-precision patterns first (full-match replacement), then contextual patterns (window scan before deciding to redact). Both sets are fully overridable via the ComplianceLayer constructor.</w:t>
+      </w:r>
+    </w:p>
+    <w:p>
+      <w:pPr>
+        <w:pStyle w:val="Heading2"/>
+        <w:spacing w:after="100" w:before="280"/>
+      </w:pPr>
+      <w:r>
+        <w:rPr>
+          <w:rFonts w:ascii="Arial" w:cs="Arial" w:eastAsia="Arial" w:hAnsi="Arial"/>
+          <w:b/>
+          <w:bCs/>
+          <w:i w:val="false"/>
+          <w:iCs w:val="false"/>
+          <w:color w:val="0B1220"/>
+          <w:sz w:val="25"/>
+          <w:szCs w:val="25"/>
+        </w:rPr>
+        <w:t xml:space="preserve">ReliabilityLayer — Concurrency, Timeout, Circuit Breaker</w:t>
+      </w:r>
+    </w:p>
+    <w:p>
+      <w:pPr>
+        <w:spacing w:after="80" w:before="60"/>
+      </w:pPr>
+      <w:r>
+        <w:rPr>
+          <w:rFonts w:ascii="Arial" w:cs="Arial" w:eastAsia="Arial" w:hAnsi="Arial"/>
+          <w:b w:val="false"/>
+          <w:bCs w:val="false"/>
+          <w:i w:val="false"/>
+          <w:iCs w:val="false"/>
+          <w:color w:val="2A2A2A"/>
+          <w:sz w:val="21"/>
+          <w:szCs w:val="21"/>
+        </w:rPr>
+        <w:t xml:space="preserve">Concurrency is bounded by an asyncio.Semaphore; every call is wrapped in asyncio.wait_for for a hard timeout. Consecutive failures trip a circuit breaker that opens for a cooldown window and then half-opens to probe recovery. The provider call is passed as a factory (a zero-arg coroutine function) so the layer controls exactly when and whether it executes.</w:t>
       </w:r>
     </w:p>
     <w:tbl>
@@ -7933,82 +6678,202 @@
                 <w:sz w:val="17"/>
                 <w:szCs w:val="17"/>
               </w:rPr>
-              <w:t xml:space="preserve">SafetyLayer(rules=[</w:t>
-            </w:r>
-          </w:p>
-          <w:p>
-            <w:pPr>
-              <w:shd w:fill="0E1726" w:val="clear"/>
-              <w:spacing w:after="0" w:before="0"/>
-            </w:pPr>
-            <w:r>
-              <w:rPr>
-                <w:rFonts w:ascii="Consolas" w:cs="Consolas" w:eastAsia="Consolas" w:hAnsi="Consolas"/>
-                <w:color w:val="D6E2F0"/>
-                <w:sz w:val="17"/>
-                <w:szCs w:val="17"/>
-              </w:rPr>
-              <w:t xml:space="preserve">    Rule('block_account_dump', Verdict.BLOCK,    pattern=r'dump .*accounts?'),</w:t>
-            </w:r>
-          </w:p>
-          <w:p>
-            <w:pPr>
-              <w:shd w:fill="0E1726" w:val="clear"/>
-              <w:spacing w:after="0" w:before="0"/>
-            </w:pPr>
-            <w:r>
-              <w:rPr>
-                <w:rFonts w:ascii="Consolas" w:cs="Consolas" w:eastAsia="Consolas" w:hAnsi="Consolas"/>
-                <w:color w:val="D6E2F0"/>
-                <w:sz w:val="17"/>
-                <w:szCs w:val="17"/>
-              </w:rPr>
-              <w:t xml:space="preserve">    Rule('escalate_transfer',  Verdict.ESCALATE, pattern=r'transfer \$?\d+'),</w:t>
-            </w:r>
-          </w:p>
-          <w:p>
-            <w:pPr>
-              <w:shd w:fill="0E1726" w:val="clear"/>
-              <w:spacing w:after="0" w:before="0"/>
-            </w:pPr>
-            <w:r>
-              <w:rPr>
-                <w:rFonts w:ascii="Consolas" w:cs="Consolas" w:eastAsia="Consolas" w:hAnsi="Consolas"/>
-                <w:color w:val="D6E2F0"/>
-                <w:sz w:val="17"/>
-                <w:szCs w:val="17"/>
-              </w:rPr>
-              <w:t xml:space="preserve">    Rule('txn_limit', Verdict.ESCALATE,</w:t>
-            </w:r>
-          </w:p>
-          <w:p>
-            <w:pPr>
-              <w:shd w:fill="0E1726" w:val="clear"/>
-              <w:spacing w:after="0" w:before="0"/>
-            </w:pPr>
-            <w:r>
-              <w:rPr>
-                <w:rFonts w:ascii="Consolas" w:cs="Consolas" w:eastAsia="Consolas" w:hAnsi="Consolas"/>
-                <w:color w:val="D6E2F0"/>
-                <w:sz w:val="17"/>
-                <w:szCs w:val="17"/>
-              </w:rPr>
-              <w:t xml:space="preserve">         fn=lambda t: extract_amount(t) &gt; 10_000),   # arbitrary logic</w:t>
-            </w:r>
-          </w:p>
-          <w:p>
-            <w:pPr>
-              <w:shd w:fill="0E1726" w:val="clear"/>
-              <w:spacing w:after="0" w:before="0"/>
-            </w:pPr>
-            <w:r>
-              <w:rPr>
-                <w:rFonts w:ascii="Consolas" w:cs="Consolas" w:eastAsia="Consolas" w:hAnsi="Consolas"/>
-                <w:color w:val="D6E2F0"/>
-                <w:sz w:val="17"/>
-                <w:szCs w:val="17"/>
-              </w:rPr>
-              <w:t xml:space="preserve">])</w:t>
+              <w:t xml:space="preserve">class ReliabilityLayer:</w:t>
+            </w:r>
+          </w:p>
+          <w:p>
+            <w:pPr>
+              <w:shd w:fill="0E1726" w:val="clear"/>
+              <w:spacing w:after="0" w:before="0"/>
+            </w:pPr>
+            <w:r>
+              <w:rPr>
+                <w:rFonts w:ascii="Consolas" w:cs="Consolas" w:eastAsia="Consolas" w:hAnsi="Consolas"/>
+                <w:color w:val="D6E2F0"/>
+                <w:sz w:val="17"/>
+                <w:szCs w:val="17"/>
+              </w:rPr>
+              <w:t xml:space="preserve">    def __init__(self, max_concurrent=10, timeout_s=30.0,</w:t>
+            </w:r>
+          </w:p>
+          <w:p>
+            <w:pPr>
+              <w:shd w:fill="0E1726" w:val="clear"/>
+              <w:spacing w:after="0" w:before="0"/>
+            </w:pPr>
+            <w:r>
+              <w:rPr>
+                <w:rFonts w:ascii="Consolas" w:cs="Consolas" w:eastAsia="Consolas" w:hAnsi="Consolas"/>
+                <w:color w:val="D6E2F0"/>
+                <w:sz w:val="17"/>
+                <w:szCs w:val="17"/>
+              </w:rPr>
+              <w:t xml:space="preserve">                 breaker_threshold=5, breaker_cooldown_s=30.0): ...</w:t>
+            </w:r>
+          </w:p>
+          <w:p>
+            <w:pPr>
+              <w:shd w:fill="0E1726" w:val="clear"/>
+              <w:spacing w:after="0" w:before="0"/>
+            </w:pPr>
+            <w:r>
+              <w:rPr>
+                <w:rFonts w:ascii="Consolas" w:cs="Consolas" w:eastAsia="Consolas" w:hAnsi="Consolas"/>
+                <w:color w:val="D6E2F0"/>
+                <w:sz w:val="17"/>
+                <w:szCs w:val="17"/>
+              </w:rPr>
+              <w:t xml:space="preserve">    async def guard(self, coro_factory):</w:t>
+            </w:r>
+          </w:p>
+          <w:p>
+            <w:pPr>
+              <w:shd w:fill="0E1726" w:val="clear"/>
+              <w:spacing w:after="0" w:before="0"/>
+            </w:pPr>
+            <w:r>
+              <w:rPr>
+                <w:rFonts w:ascii="Consolas" w:cs="Consolas" w:eastAsia="Consolas" w:hAnsi="Consolas"/>
+                <w:color w:val="D6E2F0"/>
+                <w:sz w:val="17"/>
+                <w:szCs w:val="17"/>
+              </w:rPr>
+              <w:t xml:space="preserve">        if self._breaker_open(): raise CircuitOpenError</w:t>
+            </w:r>
+          </w:p>
+          <w:p>
+            <w:pPr>
+              <w:shd w:fill="0E1726" w:val="clear"/>
+              <w:spacing w:after="0" w:before="0"/>
+            </w:pPr>
+            <w:r>
+              <w:rPr>
+                <w:rFonts w:ascii="Consolas" w:cs="Consolas" w:eastAsia="Consolas" w:hAnsi="Consolas"/>
+                <w:color w:val="D6E2F0"/>
+                <w:sz w:val="17"/>
+                <w:szCs w:val="17"/>
+              </w:rPr>
+              <w:t xml:space="preserve">        async with self._sem:</w:t>
+            </w:r>
+          </w:p>
+          <w:p>
+            <w:pPr>
+              <w:shd w:fill="0E1726" w:val="clear"/>
+              <w:spacing w:after="0" w:before="0"/>
+            </w:pPr>
+            <w:r>
+              <w:rPr>
+                <w:rFonts w:ascii="Consolas" w:cs="Consolas" w:eastAsia="Consolas" w:hAnsi="Consolas"/>
+                <w:color w:val="D6E2F0"/>
+                <w:sz w:val="17"/>
+                <w:szCs w:val="17"/>
+              </w:rPr>
+              <w:t xml:space="preserve">            try:</w:t>
+            </w:r>
+          </w:p>
+          <w:p>
+            <w:pPr>
+              <w:shd w:fill="0E1726" w:val="clear"/>
+              <w:spacing w:after="0" w:before="0"/>
+            </w:pPr>
+            <w:r>
+              <w:rPr>
+                <w:rFonts w:ascii="Consolas" w:cs="Consolas" w:eastAsia="Consolas" w:hAnsi="Consolas"/>
+                <w:color w:val="D6E2F0"/>
+                <w:sz w:val="17"/>
+                <w:szCs w:val="17"/>
+              </w:rPr>
+              <w:t xml:space="preserve">                r = await asyncio.wait_for(coro_factory(), self.timeout_s)</w:t>
+            </w:r>
+          </w:p>
+          <w:p>
+            <w:pPr>
+              <w:shd w:fill="0E1726" w:val="clear"/>
+              <w:spacing w:after="0" w:before="0"/>
+            </w:pPr>
+            <w:r>
+              <w:rPr>
+                <w:rFonts w:ascii="Consolas" w:cs="Consolas" w:eastAsia="Consolas" w:hAnsi="Consolas"/>
+                <w:color w:val="D6E2F0"/>
+                <w:sz w:val="17"/>
+                <w:szCs w:val="17"/>
+              </w:rPr>
+              <w:t xml:space="preserve">                self._consecutive_failures = 0; return r</w:t>
+            </w:r>
+          </w:p>
+          <w:p>
+            <w:pPr>
+              <w:shd w:fill="0E1726" w:val="clear"/>
+              <w:spacing w:after="0" w:before="0"/>
+            </w:pPr>
+            <w:r>
+              <w:rPr>
+                <w:rFonts w:ascii="Consolas" w:cs="Consolas" w:eastAsia="Consolas" w:hAnsi="Consolas"/>
+                <w:color w:val="D6E2F0"/>
+                <w:sz w:val="17"/>
+                <w:szCs w:val="17"/>
+              </w:rPr>
+              <w:t xml:space="preserve">            except Exception:</w:t>
+            </w:r>
+          </w:p>
+          <w:p>
+            <w:pPr>
+              <w:shd w:fill="0E1726" w:val="clear"/>
+              <w:spacing w:after="0" w:before="0"/>
+            </w:pPr>
+            <w:r>
+              <w:rPr>
+                <w:rFonts w:ascii="Consolas" w:cs="Consolas" w:eastAsia="Consolas" w:hAnsi="Consolas"/>
+                <w:color w:val="D6E2F0"/>
+                <w:sz w:val="17"/>
+                <w:szCs w:val="17"/>
+              </w:rPr>
+              <w:t xml:space="preserve">                self._consecutive_failures += 1</w:t>
+            </w:r>
+          </w:p>
+          <w:p>
+            <w:pPr>
+              <w:shd w:fill="0E1726" w:val="clear"/>
+              <w:spacing w:after="0" w:before="0"/>
+            </w:pPr>
+            <w:r>
+              <w:rPr>
+                <w:rFonts w:ascii="Consolas" w:cs="Consolas" w:eastAsia="Consolas" w:hAnsi="Consolas"/>
+                <w:color w:val="D6E2F0"/>
+                <w:sz w:val="17"/>
+                <w:szCs w:val="17"/>
+              </w:rPr>
+              <w:t xml:space="preserve">                if self._consecutive_failures &gt;= self.breaker_threshold:</w:t>
+            </w:r>
+          </w:p>
+          <w:p>
+            <w:pPr>
+              <w:shd w:fill="0E1726" w:val="clear"/>
+              <w:spacing w:after="0" w:before="0"/>
+            </w:pPr>
+            <w:r>
+              <w:rPr>
+                <w:rFonts w:ascii="Consolas" w:cs="Consolas" w:eastAsia="Consolas" w:hAnsi="Consolas"/>
+                <w:color w:val="D6E2F0"/>
+                <w:sz w:val="17"/>
+                <w:szCs w:val="17"/>
+              </w:rPr>
+              <w:t xml:space="preserve">                    self._opened_at = time.time()</w:t>
+            </w:r>
+          </w:p>
+          <w:p>
+            <w:pPr>
+              <w:shd w:fill="0E1726" w:val="clear"/>
+              <w:spacing w:after="0" w:before="0"/>
+            </w:pPr>
+            <w:r>
+              <w:rPr>
+                <w:rFonts w:ascii="Consolas" w:cs="Consolas" w:eastAsia="Consolas" w:hAnsi="Consolas"/>
+                <w:color w:val="D6E2F0"/>
+                <w:sz w:val="17"/>
+                <w:szCs w:val="17"/>
+              </w:rPr>
+              <w:t xml:space="preserve">                raise</w:t>
             </w:r>
           </w:p>
         </w:tc>
@@ -8030,7 +6895,7 @@
           <w:sz w:val="25"/>
           <w:szCs w:val="25"/>
         </w:rPr>
-        <w:t xml:space="preserve">ComplianceLayer — Context-Guarded PII Scrubbing</w:t>
+        <w:t xml:space="preserve">HITLLayer — Propose-and-Wait, Idle on Silence</w:t>
       </w:r>
     </w:p>
     <w:p>
@@ -8048,7 +6913,7 @@
           <w:sz w:val="21"/>
           <w:szCs w:val="21"/>
         </w:rPr>
-        <w:t xml:space="preserve">PII scrubbing uses two classes of pattern. High-precision patterns (email, SSN, IBAN, credit card) have distinctive shapes and are redacted wherever they appear. Ambiguous patterns — a bare nine-digit number (routing number?) or an ISO date (date of birth?) — use a context guard: they are redacted only when a relevant keyword appears within 32 characters. This matters because a naive broad pattern silently destroys data the agent needs (order IDs become [REDACTED:ROUTING_NUMBER], incident timestamps become [REDACTED:DOB]) and the resulting quality degradation is invisible — no error, just worse answers.</w:t>
+        <w:t xml:space="preserve">The defining invariant: for an action registered as consequential, gate() awaits an approver with a timeout, and on timeout returns IDLE — the action is not taken. There is no configuration that turns silence into approval. The approver is an async callable returning True / False / None, which in production is a webhook, Slack, or PagerDuty integration.</w:t>
       </w:r>
     </w:p>
     <w:tbl>
@@ -8090,207 +6955,151 @@
                 <w:sz w:val="17"/>
                 <w:szCs w:val="17"/>
               </w:rPr>
-              <w:t xml:space="preserve"># High-precision: redact the whole match wherever it appears</w:t>
-            </w:r>
-          </w:p>
-          <w:p>
-            <w:pPr>
-              <w:shd w:fill="0E1726" w:val="clear"/>
-              <w:spacing w:after="0" w:before="0"/>
-            </w:pPr>
-            <w:r>
-              <w:rPr>
-                <w:rFonts w:ascii="Consolas" w:cs="Consolas" w:eastAsia="Consolas" w:hAnsi="Consolas"/>
-                <w:color w:val="D6E2F0"/>
-                <w:sz w:val="17"/>
-                <w:szCs w:val="17"/>
-              </w:rPr>
-              <w:t xml:space="preserve">DEFAULT_PATTERNS = {</w:t>
-            </w:r>
-          </w:p>
-          <w:p>
-            <w:pPr>
-              <w:shd w:fill="0E1726" w:val="clear"/>
-              <w:spacing w:after="0" w:before="0"/>
-            </w:pPr>
-            <w:r>
-              <w:rPr>
-                <w:rFonts w:ascii="Consolas" w:cs="Consolas" w:eastAsia="Consolas" w:hAnsi="Consolas"/>
-                <w:color w:val="D6E2F0"/>
-                <w:sz w:val="17"/>
-                <w:szCs w:val="17"/>
-              </w:rPr>
-              <w:t xml:space="preserve">    'email': r'[A-Za-z0-9._%+-]+@[A-Za-z0-9.-]+\.[A-Za-z]{2,}',</w:t>
-            </w:r>
-          </w:p>
-          <w:p>
-            <w:pPr>
-              <w:shd w:fill="0E1726" w:val="clear"/>
-              <w:spacing w:after="0" w:before="0"/>
-            </w:pPr>
-            <w:r>
-              <w:rPr>
-                <w:rFonts w:ascii="Consolas" w:cs="Consolas" w:eastAsia="Consolas" w:hAnsi="Consolas"/>
-                <w:color w:val="D6E2F0"/>
-                <w:sz w:val="17"/>
-                <w:szCs w:val="17"/>
-              </w:rPr>
-              <w:t xml:space="preserve">    'ssn':   r'\b\d{3}-\d{2}-\d{4}\b',</w:t>
-            </w:r>
-          </w:p>
-          <w:p>
-            <w:pPr>
-              <w:shd w:fill="0E1726" w:val="clear"/>
-              <w:spacing w:after="0" w:before="0"/>
-            </w:pPr>
-            <w:r>
-              <w:rPr>
-                <w:rFonts w:ascii="Consolas" w:cs="Consolas" w:eastAsia="Consolas" w:hAnsi="Consolas"/>
-                <w:color w:val="D6E2F0"/>
-                <w:sz w:val="17"/>
-                <w:szCs w:val="17"/>
-              </w:rPr>
-              <w:t xml:space="preserve">    'iban':  r'\b[A-Z]{2}\d{2}[A-Z0-9]{11,30}\b',</w:t>
-            </w:r>
-          </w:p>
-          <w:p>
-            <w:pPr>
-              <w:shd w:fill="0E1726" w:val="clear"/>
-              <w:spacing w:after="0" w:before="0"/>
-            </w:pPr>
-            <w:r>
-              <w:rPr>
-                <w:rFonts w:ascii="Consolas" w:cs="Consolas" w:eastAsia="Consolas" w:hAnsi="Consolas"/>
-                <w:color w:val="D6E2F0"/>
-                <w:sz w:val="17"/>
-                <w:szCs w:val="17"/>
-              </w:rPr>
-              <w:t xml:space="preserve">    ...  # credit_card, phone, account</w:t>
-            </w:r>
-          </w:p>
-          <w:p>
-            <w:pPr>
-              <w:shd w:fill="0E1726" w:val="clear"/>
-              <w:spacing w:after="0" w:before="0"/>
-            </w:pPr>
-            <w:r>
-              <w:rPr>
-                <w:rFonts w:ascii="Consolas" w:cs="Consolas" w:eastAsia="Consolas" w:hAnsi="Consolas"/>
-                <w:color w:val="D6E2F0"/>
-                <w:sz w:val="17"/>
-                <w:szCs w:val="17"/>
-              </w:rPr>
-              <w:t xml:space="preserve">}</w:t>
-            </w:r>
-          </w:p>
-          <w:p>
-            <w:pPr>
-              <w:shd w:fill="0E1726" w:val="clear"/>
-              <w:spacing w:after="0" w:before="0"/>
-            </w:pPr>
-            <w:r>
-              <w:rPr>
-                <w:rFonts w:ascii="Consolas" w:cs="Consolas" w:eastAsia="Consolas" w:hAnsi="Consolas"/>
-                <w:color w:val="D6E2F0"/>
-                <w:sz w:val="17"/>
-                <w:szCs w:val="17"/>
-              </w:rPr>
-              <w:t xml:space="preserve"> </w:t>
-            </w:r>
-          </w:p>
-          <w:p>
-            <w:pPr>
-              <w:shd w:fill="0E1726" w:val="clear"/>
-              <w:spacing w:after="0" w:before="0"/>
-            </w:pPr>
-            <w:r>
-              <w:rPr>
-                <w:rFonts w:ascii="Consolas" w:cs="Consolas" w:eastAsia="Consolas" w:hAnsi="Consolas"/>
-                <w:color w:val="D6E2F0"/>
-                <w:sz w:val="17"/>
-                <w:szCs w:val="17"/>
-              </w:rPr>
-              <w:t xml:space="preserve"># Contextual: redact only when a keyword is nearby</w:t>
-            </w:r>
-          </w:p>
-          <w:p>
-            <w:pPr>
-              <w:shd w:fill="0E1726" w:val="clear"/>
-              <w:spacing w:after="0" w:before="0"/>
-            </w:pPr>
-            <w:r>
-              <w:rPr>
-                <w:rFonts w:ascii="Consolas" w:cs="Consolas" w:eastAsia="Consolas" w:hAnsi="Consolas"/>
-                <w:color w:val="D6E2F0"/>
-                <w:sz w:val="17"/>
-                <w:szCs w:val="17"/>
-              </w:rPr>
-              <w:t xml:space="preserve">DEFAULT_CONTEXTUAL = {</w:t>
-            </w:r>
-          </w:p>
-          <w:p>
-            <w:pPr>
-              <w:shd w:fill="0E1726" w:val="clear"/>
-              <w:spacing w:after="0" w:before="0"/>
-            </w:pPr>
-            <w:r>
-              <w:rPr>
-                <w:rFonts w:ascii="Consolas" w:cs="Consolas" w:eastAsia="Consolas" w:hAnsi="Consolas"/>
-                <w:color w:val="D6E2F0"/>
-                <w:sz w:val="17"/>
-                <w:szCs w:val="17"/>
-              </w:rPr>
-              <w:t xml:space="preserve">    'routing_number': (r'\b\d{9}\b',           ['routing', 'aba', 'rtn']),</w:t>
-            </w:r>
-          </w:p>
-          <w:p>
-            <w:pPr>
-              <w:shd w:fill="0E1726" w:val="clear"/>
-              <w:spacing w:after="0" w:before="0"/>
-            </w:pPr>
-            <w:r>
-              <w:rPr>
-                <w:rFonts w:ascii="Consolas" w:cs="Consolas" w:eastAsia="Consolas" w:hAnsi="Consolas"/>
-                <w:color w:val="D6E2F0"/>
-                <w:sz w:val="17"/>
-                <w:szCs w:val="17"/>
-              </w:rPr>
-              <w:t xml:space="preserve">    'dob':            (r'\b\d{4}-\d{2}-\d{2}\b', ['dob', 'birth', 'born']),</w:t>
-            </w:r>
-          </w:p>
-          <w:p>
-            <w:pPr>
-              <w:shd w:fill="0E1726" w:val="clear"/>
-              <w:spacing w:after="0" w:before="0"/>
-            </w:pPr>
-            <w:r>
-              <w:rPr>
-                <w:rFonts w:ascii="Consolas" w:cs="Consolas" w:eastAsia="Consolas" w:hAnsi="Consolas"/>
-                <w:color w:val="D6E2F0"/>
-                <w:sz w:val="17"/>
-                <w:szCs w:val="17"/>
-              </w:rPr>
-              <w:t xml:space="preserve">}</w:t>
-            </w:r>
-          </w:p>
-          <w:p>
-            <w:pPr>
-              <w:shd w:fill="0E1726" w:val="clear"/>
-              <w:spacing w:after="0" w:before="0"/>
-            </w:pPr>
-            <w:r>
-              <w:rPr>
-                <w:rFonts w:ascii="Consolas" w:cs="Consolas" w:eastAsia="Consolas" w:hAnsi="Consolas"/>
-                <w:color w:val="D6E2F0"/>
-                <w:sz w:val="17"/>
-                <w:szCs w:val="17"/>
-              </w:rPr>
-              <w:t xml:space="preserve">CONTEXT_WINDOW = 32   # chars on each side to scan for a keyword</w:t>
+              <w:t xml:space="preserve">class HITLLayer:</w:t>
+            </w:r>
+          </w:p>
+          <w:p>
+            <w:pPr>
+              <w:shd w:fill="0E1726" w:val="clear"/>
+              <w:spacing w:after="0" w:before="0"/>
+            </w:pPr>
+            <w:r>
+              <w:rPr>
+                <w:rFonts w:ascii="Consolas" w:cs="Consolas" w:eastAsia="Consolas" w:hAnsi="Consolas"/>
+                <w:color w:val="D6E2F0"/>
+                <w:sz w:val="17"/>
+                <w:szCs w:val="17"/>
+              </w:rPr>
+              <w:t xml:space="preserve">    async def gate(self, action, context) -&gt; HITLStatus:</w:t>
+            </w:r>
+          </w:p>
+          <w:p>
+            <w:pPr>
+              <w:shd w:fill="0E1726" w:val="clear"/>
+              <w:spacing w:after="0" w:before="0"/>
+            </w:pPr>
+            <w:r>
+              <w:rPr>
+                <w:rFonts w:ascii="Consolas" w:cs="Consolas" w:eastAsia="Consolas" w:hAnsi="Consolas"/>
+                <w:color w:val="D6E2F0"/>
+                <w:sz w:val="17"/>
+                <w:szCs w:val="17"/>
+              </w:rPr>
+              <w:t xml:space="preserve">        if not self.is_consequential(action): return HITLStatus.AUTO</w:t>
+            </w:r>
+          </w:p>
+          <w:p>
+            <w:pPr>
+              <w:shd w:fill="0E1726" w:val="clear"/>
+              <w:spacing w:after="0" w:before="0"/>
+            </w:pPr>
+            <w:r>
+              <w:rPr>
+                <w:rFonts w:ascii="Consolas" w:cs="Consolas" w:eastAsia="Consolas" w:hAnsi="Consolas"/>
+                <w:color w:val="D6E2F0"/>
+                <w:sz w:val="17"/>
+                <w:szCs w:val="17"/>
+              </w:rPr>
+              <w:t xml:space="preserve">        if self.approver is None:             return HITLStatus.IDLE   # safe default</w:t>
+            </w:r>
+          </w:p>
+          <w:p>
+            <w:pPr>
+              <w:shd w:fill="0E1726" w:val="clear"/>
+              <w:spacing w:after="0" w:before="0"/>
+            </w:pPr>
+            <w:r>
+              <w:rPr>
+                <w:rFonts w:ascii="Consolas" w:cs="Consolas" w:eastAsia="Consolas" w:hAnsi="Consolas"/>
+                <w:color w:val="D6E2F0"/>
+                <w:sz w:val="17"/>
+                <w:szCs w:val="17"/>
+              </w:rPr>
+              <w:t xml:space="preserve">        try:</w:t>
+            </w:r>
+          </w:p>
+          <w:p>
+            <w:pPr>
+              <w:shd w:fill="0E1726" w:val="clear"/>
+              <w:spacing w:after="0" w:before="0"/>
+            </w:pPr>
+            <w:r>
+              <w:rPr>
+                <w:rFonts w:ascii="Consolas" w:cs="Consolas" w:eastAsia="Consolas" w:hAnsi="Consolas"/>
+                <w:color w:val="D6E2F0"/>
+                <w:sz w:val="17"/>
+                <w:szCs w:val="17"/>
+              </w:rPr>
+              <w:t xml:space="preserve">            answer = await asyncio.wait_for(</w:t>
+            </w:r>
+          </w:p>
+          <w:p>
+            <w:pPr>
+              <w:shd w:fill="0E1726" w:val="clear"/>
+              <w:spacing w:after="0" w:before="0"/>
+            </w:pPr>
+            <w:r>
+              <w:rPr>
+                <w:rFonts w:ascii="Consolas" w:cs="Consolas" w:eastAsia="Consolas" w:hAnsi="Consolas"/>
+                <w:color w:val="D6E2F0"/>
+                <w:sz w:val="17"/>
+                <w:szCs w:val="17"/>
+              </w:rPr>
+              <w:t xml:space="preserve">                self.approver(action, context), timeout=self.timeout_s)</w:t>
+            </w:r>
+          </w:p>
+          <w:p>
+            <w:pPr>
+              <w:shd w:fill="0E1726" w:val="clear"/>
+              <w:spacing w:after="0" w:before="0"/>
+            </w:pPr>
+            <w:r>
+              <w:rPr>
+                <w:rFonts w:ascii="Consolas" w:cs="Consolas" w:eastAsia="Consolas" w:hAnsi="Consolas"/>
+                <w:color w:val="D6E2F0"/>
+                <w:sz w:val="17"/>
+                <w:szCs w:val="17"/>
+              </w:rPr>
+              <w:t xml:space="preserve">        except asyncio.TimeoutError:          return HITLStatus.IDLE   # silence ≠ consent</w:t>
+            </w:r>
+          </w:p>
+          <w:p>
+            <w:pPr>
+              <w:shd w:fill="0E1726" w:val="clear"/>
+              <w:spacing w:after="0" w:before="0"/>
+            </w:pPr>
+            <w:r>
+              <w:rPr>
+                <w:rFonts w:ascii="Consolas" w:cs="Consolas" w:eastAsia="Consolas" w:hAnsi="Consolas"/>
+                <w:color w:val="D6E2F0"/>
+                <w:sz w:val="17"/>
+                <w:szCs w:val="17"/>
+              </w:rPr>
+              <w:t xml:space="preserve">        return {True: APPROVED, False: DENIED}.get(answer, IDLE)</w:t>
             </w:r>
           </w:p>
         </w:tc>
       </w:tr>
     </w:tbl>
+    <w:p>
+      <w:pPr>
+        <w:pStyle w:val="Heading2"/>
+        <w:spacing w:after="100" w:before="280"/>
+      </w:pPr>
+      <w:r>
+        <w:rPr>
+          <w:rFonts w:ascii="Arial" w:cs="Arial" w:eastAsia="Arial" w:hAnsi="Arial"/>
+          <w:b/>
+          <w:bCs/>
+          <w:i w:val="false"/>
+          <w:iCs w:val="false"/>
+          <w:color w:val="0B1220"/>
+          <w:sz w:val="25"/>
+          <w:szCs w:val="25"/>
+        </w:rPr>
+        <w:t xml:space="preserve">Audit — The Tamper-Evident Hash Chain (audit)</w:t>
+      </w:r>
+    </w:p>
     <w:p>
       <w:pPr>
         <w:spacing w:after="80" w:before="60"/>
@@ -8306,44 +7115,7 @@
           <w:sz w:val="21"/>
           <w:szCs w:val="21"/>
         </w:rPr>
-        <w:t xml:space="preserve">The scrub method runs high-precision patterns first (full-match replacement), then contextual patterns (window scan before deciding to redact). Both sets are fully overridable via the ComplianceLayer constructor.</w:t>
-      </w:r>
-    </w:p>
-    <w:p>
-      <w:pPr>
-        <w:pStyle w:val="Heading2"/>
-        <w:spacing w:after="100" w:before="280"/>
-      </w:pPr>
-      <w:r>
-        <w:rPr>
-          <w:rFonts w:ascii="Arial" w:cs="Arial" w:eastAsia="Arial" w:hAnsi="Arial"/>
-          <w:b/>
-          <w:bCs/>
-          <w:i w:val="false"/>
-          <w:iCs w:val="false"/>
-          <w:color w:val="0B1220"/>
-          <w:sz w:val="25"/>
-          <w:szCs w:val="25"/>
-        </w:rPr>
-        <w:t xml:space="preserve">ReliabilityLayer — Concurrency, Timeout, Circuit Breaker</w:t>
-      </w:r>
-    </w:p>
-    <w:p>
-      <w:pPr>
-        <w:spacing w:after="80" w:before="60"/>
-      </w:pPr>
-      <w:r>
-        <w:rPr>
-          <w:rFonts w:ascii="Arial" w:cs="Arial" w:eastAsia="Arial" w:hAnsi="Arial"/>
-          <w:b w:val="false"/>
-          <w:bCs w:val="false"/>
-          <w:i w:val="false"/>
-          <w:iCs w:val="false"/>
-          <w:color w:val="2A2A2A"/>
-          <w:sz w:val="21"/>
-          <w:szCs w:val="21"/>
-        </w:rPr>
-        <w:t xml:space="preserve">Concurrency is bounded by an asyncio.Semaphore; every call is wrapped in asyncio.wait_for for a hard timeout. Consecutive failures trip a circuit breaker that opens for a cooldown window and then half-opens to probe recovery. The provider call is passed as a factory (a zero-arg coroutine function) so the layer controls exactly when and whether it executes.</w:t>
+        <w:t xml:space="preserve">Each trace is reduced to a canonical JSON payload (keys sorted, whitespace fixed) and hashed together with the previous record’s hash using SHA-256. The chain head advances on every append. Verification recomputes the entire chain; any retroactive edit to an old payload changes its hash and breaks every subsequent link, so tampering is detected deterministically. EthereumBackend and HyperledgerBackend implement the same interface and additionally anchor the head hash to an external ledger.</w:t>
       </w:r>
     </w:p>
     <w:tbl>
@@ -8385,207 +7157,285 @@
                 <w:sz w:val="17"/>
                 <w:szCs w:val="17"/>
               </w:rPr>
-              <w:t xml:space="preserve">class ReliabilityLayer:</w:t>
-            </w:r>
-          </w:p>
-          <w:p>
-            <w:pPr>
-              <w:shd w:fill="0E1726" w:val="clear"/>
-              <w:spacing w:after="0" w:before="0"/>
-            </w:pPr>
-            <w:r>
-              <w:rPr>
-                <w:rFonts w:ascii="Consolas" w:cs="Consolas" w:eastAsia="Consolas" w:hAnsi="Consolas"/>
-                <w:color w:val="D6E2F0"/>
-                <w:sz w:val="17"/>
-                <w:szCs w:val="17"/>
-              </w:rPr>
-              <w:t xml:space="preserve">    def __init__(self, max_concurrent=10, timeout_s=30.0,</w:t>
-            </w:r>
-          </w:p>
-          <w:p>
-            <w:pPr>
-              <w:shd w:fill="0E1726" w:val="clear"/>
-              <w:spacing w:after="0" w:before="0"/>
-            </w:pPr>
-            <w:r>
-              <w:rPr>
-                <w:rFonts w:ascii="Consolas" w:cs="Consolas" w:eastAsia="Consolas" w:hAnsi="Consolas"/>
-                <w:color w:val="D6E2F0"/>
-                <w:sz w:val="17"/>
-                <w:szCs w:val="17"/>
-              </w:rPr>
-              <w:t xml:space="preserve">                 breaker_threshold=5, breaker_cooldown_s=30.0): ...</w:t>
-            </w:r>
-          </w:p>
-          <w:p>
-            <w:pPr>
-              <w:shd w:fill="0E1726" w:val="clear"/>
-              <w:spacing w:after="0" w:before="0"/>
-            </w:pPr>
-            <w:r>
-              <w:rPr>
-                <w:rFonts w:ascii="Consolas" w:cs="Consolas" w:eastAsia="Consolas" w:hAnsi="Consolas"/>
-                <w:color w:val="D6E2F0"/>
-                <w:sz w:val="17"/>
-                <w:szCs w:val="17"/>
-              </w:rPr>
-              <w:t xml:space="preserve">    async def guard(self, coro_factory):</w:t>
-            </w:r>
-          </w:p>
-          <w:p>
-            <w:pPr>
-              <w:shd w:fill="0E1726" w:val="clear"/>
-              <w:spacing w:after="0" w:before="0"/>
-            </w:pPr>
-            <w:r>
-              <w:rPr>
-                <w:rFonts w:ascii="Consolas" w:cs="Consolas" w:eastAsia="Consolas" w:hAnsi="Consolas"/>
-                <w:color w:val="D6E2F0"/>
-                <w:sz w:val="17"/>
-                <w:szCs w:val="17"/>
-              </w:rPr>
-              <w:t xml:space="preserve">        if self._breaker_open(): raise CircuitOpenError</w:t>
-            </w:r>
-          </w:p>
-          <w:p>
-            <w:pPr>
-              <w:shd w:fill="0E1726" w:val="clear"/>
-              <w:spacing w:after="0" w:before="0"/>
-            </w:pPr>
-            <w:r>
-              <w:rPr>
-                <w:rFonts w:ascii="Consolas" w:cs="Consolas" w:eastAsia="Consolas" w:hAnsi="Consolas"/>
-                <w:color w:val="D6E2F0"/>
-                <w:sz w:val="17"/>
-                <w:szCs w:val="17"/>
-              </w:rPr>
-              <w:t xml:space="preserve">        async with self._sem:</w:t>
-            </w:r>
-          </w:p>
-          <w:p>
-            <w:pPr>
-              <w:shd w:fill="0E1726" w:val="clear"/>
-              <w:spacing w:after="0" w:before="0"/>
-            </w:pPr>
-            <w:r>
-              <w:rPr>
-                <w:rFonts w:ascii="Consolas" w:cs="Consolas" w:eastAsia="Consolas" w:hAnsi="Consolas"/>
-                <w:color w:val="D6E2F0"/>
-                <w:sz w:val="17"/>
-                <w:szCs w:val="17"/>
-              </w:rPr>
-              <w:t xml:space="preserve">            try:</w:t>
-            </w:r>
-          </w:p>
-          <w:p>
-            <w:pPr>
-              <w:shd w:fill="0E1726" w:val="clear"/>
-              <w:spacing w:after="0" w:before="0"/>
-            </w:pPr>
-            <w:r>
-              <w:rPr>
-                <w:rFonts w:ascii="Consolas" w:cs="Consolas" w:eastAsia="Consolas" w:hAnsi="Consolas"/>
-                <w:color w:val="D6E2F0"/>
-                <w:sz w:val="17"/>
-                <w:szCs w:val="17"/>
-              </w:rPr>
-              <w:t xml:space="preserve">                r = await asyncio.wait_for(coro_factory(), self.timeout_s)</w:t>
-            </w:r>
-          </w:p>
-          <w:p>
-            <w:pPr>
-              <w:shd w:fill="0E1726" w:val="clear"/>
-              <w:spacing w:after="0" w:before="0"/>
-            </w:pPr>
-            <w:r>
-              <w:rPr>
-                <w:rFonts w:ascii="Consolas" w:cs="Consolas" w:eastAsia="Consolas" w:hAnsi="Consolas"/>
-                <w:color w:val="D6E2F0"/>
-                <w:sz w:val="17"/>
-                <w:szCs w:val="17"/>
-              </w:rPr>
-              <w:t xml:space="preserve">                self._consecutive_failures = 0; return r</w:t>
-            </w:r>
-          </w:p>
-          <w:p>
-            <w:pPr>
-              <w:shd w:fill="0E1726" w:val="clear"/>
-              <w:spacing w:after="0" w:before="0"/>
-            </w:pPr>
-            <w:r>
-              <w:rPr>
-                <w:rFonts w:ascii="Consolas" w:cs="Consolas" w:eastAsia="Consolas" w:hAnsi="Consolas"/>
-                <w:color w:val="D6E2F0"/>
-                <w:sz w:val="17"/>
-                <w:szCs w:val="17"/>
-              </w:rPr>
-              <w:t xml:space="preserve">            except Exception:</w:t>
-            </w:r>
-          </w:p>
-          <w:p>
-            <w:pPr>
-              <w:shd w:fill="0E1726" w:val="clear"/>
-              <w:spacing w:after="0" w:before="0"/>
-            </w:pPr>
-            <w:r>
-              <w:rPr>
-                <w:rFonts w:ascii="Consolas" w:cs="Consolas" w:eastAsia="Consolas" w:hAnsi="Consolas"/>
-                <w:color w:val="D6E2F0"/>
-                <w:sz w:val="17"/>
-                <w:szCs w:val="17"/>
-              </w:rPr>
-              <w:t xml:space="preserve">                self._consecutive_failures += 1</w:t>
-            </w:r>
-          </w:p>
-          <w:p>
-            <w:pPr>
-              <w:shd w:fill="0E1726" w:val="clear"/>
-              <w:spacing w:after="0" w:before="0"/>
-            </w:pPr>
-            <w:r>
-              <w:rPr>
-                <w:rFonts w:ascii="Consolas" w:cs="Consolas" w:eastAsia="Consolas" w:hAnsi="Consolas"/>
-                <w:color w:val="D6E2F0"/>
-                <w:sz w:val="17"/>
-                <w:szCs w:val="17"/>
-              </w:rPr>
-              <w:t xml:space="preserve">                if self._consecutive_failures &gt;= self.breaker_threshold:</w:t>
-            </w:r>
-          </w:p>
-          <w:p>
-            <w:pPr>
-              <w:shd w:fill="0E1726" w:val="clear"/>
-              <w:spacing w:after="0" w:before="0"/>
-            </w:pPr>
-            <w:r>
-              <w:rPr>
-                <w:rFonts w:ascii="Consolas" w:cs="Consolas" w:eastAsia="Consolas" w:hAnsi="Consolas"/>
-                <w:color w:val="D6E2F0"/>
-                <w:sz w:val="17"/>
-                <w:szCs w:val="17"/>
-              </w:rPr>
-              <w:t xml:space="preserve">                    self._opened_at = time.time()</w:t>
-            </w:r>
-          </w:p>
-          <w:p>
-            <w:pPr>
-              <w:shd w:fill="0E1726" w:val="clear"/>
-              <w:spacing w:after="0" w:before="0"/>
-            </w:pPr>
-            <w:r>
-              <w:rPr>
-                <w:rFonts w:ascii="Consolas" w:cs="Consolas" w:eastAsia="Consolas" w:hAnsi="Consolas"/>
-                <w:color w:val="D6E2F0"/>
-                <w:sz w:val="17"/>
-                <w:szCs w:val="17"/>
-              </w:rPr>
-              <w:t xml:space="preserve">                raise</w:t>
+              <w:t xml:space="preserve">def canonical_hash(payload, prev_hash):</w:t>
+            </w:r>
+          </w:p>
+          <w:p>
+            <w:pPr>
+              <w:shd w:fill="0E1726" w:val="clear"/>
+              <w:spacing w:after="0" w:before="0"/>
+            </w:pPr>
+            <w:r>
+              <w:rPr>
+                <w:rFonts w:ascii="Consolas" w:cs="Consolas" w:eastAsia="Consolas" w:hAnsi="Consolas"/>
+                <w:color w:val="D6E2F0"/>
+                <w:sz w:val="17"/>
+                <w:szCs w:val="17"/>
+              </w:rPr>
+              <w:t xml:space="preserve">    material = json.dumps(payload, sort_keys=True,</w:t>
+            </w:r>
+          </w:p>
+          <w:p>
+            <w:pPr>
+              <w:shd w:fill="0E1726" w:val="clear"/>
+              <w:spacing w:after="0" w:before="0"/>
+            </w:pPr>
+            <w:r>
+              <w:rPr>
+                <w:rFonts w:ascii="Consolas" w:cs="Consolas" w:eastAsia="Consolas" w:hAnsi="Consolas"/>
+                <w:color w:val="D6E2F0"/>
+                <w:sz w:val="17"/>
+                <w:szCs w:val="17"/>
+              </w:rPr>
+              <w:t xml:space="preserve">                          separators=(',', ':')) + '|' + prev_hash</w:t>
+            </w:r>
+          </w:p>
+          <w:p>
+            <w:pPr>
+              <w:shd w:fill="0E1726" w:val="clear"/>
+              <w:spacing w:after="0" w:before="0"/>
+            </w:pPr>
+            <w:r>
+              <w:rPr>
+                <w:rFonts w:ascii="Consolas" w:cs="Consolas" w:eastAsia="Consolas" w:hAnsi="Consolas"/>
+                <w:color w:val="D6E2F0"/>
+                <w:sz w:val="17"/>
+                <w:szCs w:val="17"/>
+              </w:rPr>
+              <w:t xml:space="preserve">    return hashlib.sha256(material.encode()).hexdigest()</w:t>
+            </w:r>
+          </w:p>
+          <w:p>
+            <w:pPr>
+              <w:shd w:fill="0E1726" w:val="clear"/>
+              <w:spacing w:after="0" w:before="0"/>
+            </w:pPr>
+            <w:r>
+              <w:rPr>
+                <w:rFonts w:ascii="Consolas" w:cs="Consolas" w:eastAsia="Consolas" w:hAnsi="Consolas"/>
+                <w:color w:val="D6E2F0"/>
+                <w:sz w:val="17"/>
+                <w:szCs w:val="17"/>
+              </w:rPr>
+              <w:t xml:space="preserve"> </w:t>
+            </w:r>
+          </w:p>
+          <w:p>
+            <w:pPr>
+              <w:shd w:fill="0E1726" w:val="clear"/>
+              <w:spacing w:after="0" w:before="0"/>
+            </w:pPr>
+            <w:r>
+              <w:rPr>
+                <w:rFonts w:ascii="Consolas" w:cs="Consolas" w:eastAsia="Consolas" w:hAnsi="Consolas"/>
+                <w:color w:val="D6E2F0"/>
+                <w:sz w:val="17"/>
+                <w:szCs w:val="17"/>
+              </w:rPr>
+              <w:t xml:space="preserve">class HashChainBackend:</w:t>
+            </w:r>
+          </w:p>
+          <w:p>
+            <w:pPr>
+              <w:shd w:fill="0E1726" w:val="clear"/>
+              <w:spacing w:after="0" w:before="0"/>
+            </w:pPr>
+            <w:r>
+              <w:rPr>
+                <w:rFonts w:ascii="Consolas" w:cs="Consolas" w:eastAsia="Consolas" w:hAnsi="Consolas"/>
+                <w:color w:val="D6E2F0"/>
+                <w:sz w:val="17"/>
+                <w:szCs w:val="17"/>
+              </w:rPr>
+              <w:t xml:space="preserve">    GENESIS = '0'*64</w:t>
+            </w:r>
+          </w:p>
+          <w:p>
+            <w:pPr>
+              <w:shd w:fill="0E1726" w:val="clear"/>
+              <w:spacing w:after="0" w:before="0"/>
+            </w:pPr>
+            <w:r>
+              <w:rPr>
+                <w:rFonts w:ascii="Consolas" w:cs="Consolas" w:eastAsia="Consolas" w:hAnsi="Consolas"/>
+                <w:color w:val="D6E2F0"/>
+                <w:sz w:val="17"/>
+                <w:szCs w:val="17"/>
+              </w:rPr>
+              <w:t xml:space="preserve">    def append(self, payload, prev_hash=None):</w:t>
+            </w:r>
+          </w:p>
+          <w:p>
+            <w:pPr>
+              <w:shd w:fill="0E1726" w:val="clear"/>
+              <w:spacing w:after="0" w:before="0"/>
+            </w:pPr>
+            <w:r>
+              <w:rPr>
+                <w:rFonts w:ascii="Consolas" w:cs="Consolas" w:eastAsia="Consolas" w:hAnsi="Consolas"/>
+                <w:color w:val="D6E2F0"/>
+                <w:sz w:val="17"/>
+                <w:szCs w:val="17"/>
+              </w:rPr>
+              <w:t xml:space="preserve">        prev = prev_hash if prev_hash is not None else self._head</w:t>
+            </w:r>
+          </w:p>
+          <w:p>
+            <w:pPr>
+              <w:shd w:fill="0E1726" w:val="clear"/>
+              <w:spacing w:after="0" w:before="0"/>
+            </w:pPr>
+            <w:r>
+              <w:rPr>
+                <w:rFonts w:ascii="Consolas" w:cs="Consolas" w:eastAsia="Consolas" w:hAnsi="Consolas"/>
+                <w:color w:val="D6E2F0"/>
+                <w:sz w:val="17"/>
+                <w:szCs w:val="17"/>
+              </w:rPr>
+              <w:t xml:space="preserve">        h = canonical_hash(payload, prev)</w:t>
+            </w:r>
+          </w:p>
+          <w:p>
+            <w:pPr>
+              <w:shd w:fill="0E1726" w:val="clear"/>
+              <w:spacing w:after="0" w:before="0"/>
+            </w:pPr>
+            <w:r>
+              <w:rPr>
+                <w:rFonts w:ascii="Consolas" w:cs="Consolas" w:eastAsia="Consolas" w:hAnsi="Consolas"/>
+                <w:color w:val="D6E2F0"/>
+                <w:sz w:val="17"/>
+                <w:szCs w:val="17"/>
+              </w:rPr>
+              <w:t xml:space="preserve">        self._records.append({'payload':payload,'prev_hash':prev,'this_hash':h})</w:t>
+            </w:r>
+          </w:p>
+          <w:p>
+            <w:pPr>
+              <w:shd w:fill="0E1726" w:val="clear"/>
+              <w:spacing w:after="0" w:before="0"/>
+            </w:pPr>
+            <w:r>
+              <w:rPr>
+                <w:rFonts w:ascii="Consolas" w:cs="Consolas" w:eastAsia="Consolas" w:hAnsi="Consolas"/>
+                <w:color w:val="D6E2F0"/>
+                <w:sz w:val="17"/>
+                <w:szCs w:val="17"/>
+              </w:rPr>
+              <w:t xml:space="preserve">        self._head = h; return h, f'local:{h[:16]}'</w:t>
+            </w:r>
+          </w:p>
+          <w:p>
+            <w:pPr>
+              <w:shd w:fill="0E1726" w:val="clear"/>
+              <w:spacing w:after="0" w:before="0"/>
+            </w:pPr>
+            <w:r>
+              <w:rPr>
+                <w:rFonts w:ascii="Consolas" w:cs="Consolas" w:eastAsia="Consolas" w:hAnsi="Consolas"/>
+                <w:color w:val="D6E2F0"/>
+                <w:sz w:val="17"/>
+                <w:szCs w:val="17"/>
+              </w:rPr>
+              <w:t xml:space="preserve">    def verify_chain(self) -&gt; bool:   # recompute; False if any link broken</w:t>
+            </w:r>
+          </w:p>
+          <w:p>
+            <w:pPr>
+              <w:shd w:fill="0E1726" w:val="clear"/>
+              <w:spacing w:after="0" w:before="0"/>
+            </w:pPr>
+            <w:r>
+              <w:rPr>
+                <w:rFonts w:ascii="Consolas" w:cs="Consolas" w:eastAsia="Consolas" w:hAnsi="Consolas"/>
+                <w:color w:val="D6E2F0"/>
+                <w:sz w:val="17"/>
+                <w:szCs w:val="17"/>
+              </w:rPr>
+              <w:t xml:space="preserve">        prev = self.GENESIS</w:t>
+            </w:r>
+          </w:p>
+          <w:p>
+            <w:pPr>
+              <w:shd w:fill="0E1726" w:val="clear"/>
+              <w:spacing w:after="0" w:before="0"/>
+            </w:pPr>
+            <w:r>
+              <w:rPr>
+                <w:rFonts w:ascii="Consolas" w:cs="Consolas" w:eastAsia="Consolas" w:hAnsi="Consolas"/>
+                <w:color w:val="D6E2F0"/>
+                <w:sz w:val="17"/>
+                <w:szCs w:val="17"/>
+              </w:rPr>
+              <w:t xml:space="preserve">        for rec in self._records:</w:t>
+            </w:r>
+          </w:p>
+          <w:p>
+            <w:pPr>
+              <w:shd w:fill="0E1726" w:val="clear"/>
+              <w:spacing w:after="0" w:before="0"/>
+            </w:pPr>
+            <w:r>
+              <w:rPr>
+                <w:rFonts w:ascii="Consolas" w:cs="Consolas" w:eastAsia="Consolas" w:hAnsi="Consolas"/>
+                <w:color w:val="D6E2F0"/>
+                <w:sz w:val="17"/>
+                <w:szCs w:val="17"/>
+              </w:rPr>
+              <w:t xml:space="preserve">            if canonical_hash(rec['payload'], prev) != rec['this_hash']: return False</w:t>
+            </w:r>
+          </w:p>
+          <w:p>
+            <w:pPr>
+              <w:shd w:fill="0E1726" w:val="clear"/>
+              <w:spacing w:after="0" w:before="0"/>
+            </w:pPr>
+            <w:r>
+              <w:rPr>
+                <w:rFonts w:ascii="Consolas" w:cs="Consolas" w:eastAsia="Consolas" w:hAnsi="Consolas"/>
+                <w:color w:val="D6E2F0"/>
+                <w:sz w:val="17"/>
+                <w:szCs w:val="17"/>
+              </w:rPr>
+              <w:t xml:space="preserve">            prev = rec['this_hash']</w:t>
+            </w:r>
+          </w:p>
+          <w:p>
+            <w:pPr>
+              <w:shd w:fill="0E1726" w:val="clear"/>
+              <w:spacing w:after="0" w:before="0"/>
+            </w:pPr>
+            <w:r>
+              <w:rPr>
+                <w:rFonts w:ascii="Consolas" w:cs="Consolas" w:eastAsia="Consolas" w:hAnsi="Consolas"/>
+                <w:color w:val="D6E2F0"/>
+                <w:sz w:val="17"/>
+                <w:szCs w:val="17"/>
+              </w:rPr>
+              <w:t xml:space="preserve">        return True</w:t>
             </w:r>
           </w:p>
         </w:tc>
       </w:tr>
     </w:tbl>
+    <w:p>
+      <w:pPr>
+        <w:spacing w:after="80" w:before="60"/>
+      </w:pPr>
+      <w:r>
+        <w:rPr>
+          <w:rFonts w:ascii="Arial" w:cs="Arial" w:eastAsia="Arial" w:hAnsi="Arial"/>
+          <w:b w:val="false"/>
+          <w:bCs w:val="false"/>
+          <w:i w:val="false"/>
+          <w:iCs w:val="false"/>
+          <w:color w:val="2A2A2A"/>
+          <w:sz w:val="21"/>
+          <w:szCs w:val="21"/>
+        </w:rPr>
+        <w:t xml:space="preserve">Demonstrated tamper-evidence (from the demo output): the chain verifies True; after directly editing one stored payload, verification returns False.</w:t>
+      </w:r>
+    </w:p>
     <w:p>
       <w:pPr>
         <w:pStyle w:val="Heading2"/>
@@ -8602,7 +7452,7 @@
           <w:sz w:val="25"/>
           <w:szCs w:val="25"/>
         </w:rPr>
-        <w:t xml:space="preserve">HITLLayer — Propose-and-Wait, Idle on Silence</w:t>
+        <w:t xml:space="preserve">RCAEngine — Trace as a Forensic Instrument (rca.py)</w:t>
       </w:r>
     </w:p>
     <w:p>
@@ -8620,7 +7470,72 @@
           <w:sz w:val="21"/>
           <w:szCs w:val="21"/>
         </w:rPr>
-        <w:t xml:space="preserve">The defining invariant: for an action registered as consequential, gate() awaits an approver with a timeout, and on timeout returns IDLE — the action is not taken. There is no configuration that turns silence into approval. The approver is an async callable returning True / False / None, which in production is a webhook, Slack, or PagerDuty integration.</w:t>
+        <w:t xml:space="preserve">The RCA engine operates entirely on stored TraceEvents — it never calls production. Because the rule engine and MockProvider are deterministic, replay() re-derives the verdict independently and confirms reproducibility. causality() builds a directed decision graph; counterfactual() recomputes the verdict with a chosen rule disabled; incident_report() renders a regulation-ready summary.</w:t>
+      </w:r>
+    </w:p>
+    <w:p>
+      <w:pPr>
+        <w:spacing w:after="40" w:before="140"/>
+        <w:jc w:val="center"/>
+      </w:pPr>
+      <w:r>
+        <w:drawing>
+          <ns2:inline distT="0" distB="0" distL="0" distR="0">
+            <ns2:extent cx="5715000" cy="2905125"/>
+            <ns2:effectExtent t="0" r="0" b="0" l="0"/>
+            <ns2:docPr id="1" name="" descr="" title=""/>
+            <ns2:cNvGraphicFramePr>
+              <ns3:graphicFrameLocks noChangeAspect="1"/>
+            </ns2:cNvGraphicFramePr>
+            <ns3:graphic>
+              <ns3:graphicData uri="http://schemas.openxmlformats.org/drawingml/2006/picture">
+                <ns4:pic>
+                  <ns4:nvPicPr>
+                    <ns4:cNvPr id="0" name="" descr=""/>
+                    <ns4:cNvPicPr>
+                      <ns3:picLocks noChangeAspect="1" noChangeArrowheads="1"/>
+                    </ns4:cNvPicPr>
+                  </ns4:nvPicPr>
+                  <ns4:blipFill>
+                    <ns3:blip ns5:embed="rId11" cstate="none"/>
+                    <ns3:srcRect/>
+                    <ns3:stretch>
+                      <ns3:fillRect/>
+                    </ns3:stretch>
+                  </ns4:blipFill>
+                  <ns4:spPr bwMode="auto">
+                    <ns3:xfrm>
+                      <ns3:off x="0" y="0"/>
+                      <ns3:ext cx="5715000" cy="2905125"/>
+                    </ns3:xfrm>
+                    <ns3:prstGeom prst="rect">
+                      <ns3:avLst/>
+                    </ns3:prstGeom>
+                  </ns4:spPr>
+                </ns4:pic>
+              </ns3:graphicData>
+            </ns3:graphic>
+          </ns2:inline>
+        </w:drawing>
+      </w:r>
+    </w:p>
+    <w:p>
+      <w:pPr>
+        <w:spacing w:after="140" w:before="0"/>
+        <w:jc w:val="center"/>
+      </w:pPr>
+      <w:r>
+        <w:rPr>
+          <w:rFonts w:ascii="Arial" w:cs="Arial" w:eastAsia="Arial" w:hAnsi="Arial"/>
+          <w:b w:val="false"/>
+          <w:bCs w:val="false"/>
+          <w:i/>
+          <w:iCs/>
+          <w:color w:val="64748B"/>
+          <w:sz w:val="16"/>
+          <w:szCs w:val="16"/>
+        </w:rPr>
+        <w:t xml:space="preserve">Figure 4 — The RCA engine turns an immutable trace into replay, causality, and counterfactual analysis.</w:t>
       </w:r>
     </w:p>
     <w:tbl>
@@ -8662,127 +7577,82 @@
                 <w:sz w:val="17"/>
                 <w:szCs w:val="17"/>
               </w:rPr>
-              <w:t xml:space="preserve">class HITLLayer:</w:t>
-            </w:r>
-          </w:p>
-          <w:p>
-            <w:pPr>
-              <w:shd w:fill="0E1726" w:val="clear"/>
-              <w:spacing w:after="0" w:before="0"/>
-            </w:pPr>
-            <w:r>
-              <w:rPr>
-                <w:rFonts w:ascii="Consolas" w:cs="Consolas" w:eastAsia="Consolas" w:hAnsi="Consolas"/>
-                <w:color w:val="D6E2F0"/>
-                <w:sz w:val="17"/>
-                <w:szCs w:val="17"/>
-              </w:rPr>
-              <w:t xml:space="preserve">    async def gate(self, action, context) -&gt; HITLStatus:</w:t>
-            </w:r>
-          </w:p>
-          <w:p>
-            <w:pPr>
-              <w:shd w:fill="0E1726" w:val="clear"/>
-              <w:spacing w:after="0" w:before="0"/>
-            </w:pPr>
-            <w:r>
-              <w:rPr>
-                <w:rFonts w:ascii="Consolas" w:cs="Consolas" w:eastAsia="Consolas" w:hAnsi="Consolas"/>
-                <w:color w:val="D6E2F0"/>
-                <w:sz w:val="17"/>
-                <w:szCs w:val="17"/>
-              </w:rPr>
-              <w:t xml:space="preserve">        if not self.is_consequential(action): return HITLStatus.AUTO</w:t>
-            </w:r>
-          </w:p>
-          <w:p>
-            <w:pPr>
-              <w:shd w:fill="0E1726" w:val="clear"/>
-              <w:spacing w:after="0" w:before="0"/>
-            </w:pPr>
-            <w:r>
-              <w:rPr>
-                <w:rFonts w:ascii="Consolas" w:cs="Consolas" w:eastAsia="Consolas" w:hAnsi="Consolas"/>
-                <w:color w:val="D6E2F0"/>
-                <w:sz w:val="17"/>
-                <w:szCs w:val="17"/>
-              </w:rPr>
-              <w:t xml:space="preserve">        if self.approver is None:             return HITLStatus.IDLE   # safe default</w:t>
-            </w:r>
-          </w:p>
-          <w:p>
-            <w:pPr>
-              <w:shd w:fill="0E1726" w:val="clear"/>
-              <w:spacing w:after="0" w:before="0"/>
-            </w:pPr>
-            <w:r>
-              <w:rPr>
-                <w:rFonts w:ascii="Consolas" w:cs="Consolas" w:eastAsia="Consolas" w:hAnsi="Consolas"/>
-                <w:color w:val="D6E2F0"/>
-                <w:sz w:val="17"/>
-                <w:szCs w:val="17"/>
-              </w:rPr>
-              <w:t xml:space="preserve">        try:</w:t>
-            </w:r>
-          </w:p>
-          <w:p>
-            <w:pPr>
-              <w:shd w:fill="0E1726" w:val="clear"/>
-              <w:spacing w:after="0" w:before="0"/>
-            </w:pPr>
-            <w:r>
-              <w:rPr>
-                <w:rFonts w:ascii="Consolas" w:cs="Consolas" w:eastAsia="Consolas" w:hAnsi="Consolas"/>
-                <w:color w:val="D6E2F0"/>
-                <w:sz w:val="17"/>
-                <w:szCs w:val="17"/>
-              </w:rPr>
-              <w:t xml:space="preserve">            answer = await asyncio.wait_for(</w:t>
-            </w:r>
-          </w:p>
-          <w:p>
-            <w:pPr>
-              <w:shd w:fill="0E1726" w:val="clear"/>
-              <w:spacing w:after="0" w:before="0"/>
-            </w:pPr>
-            <w:r>
-              <w:rPr>
-                <w:rFonts w:ascii="Consolas" w:cs="Consolas" w:eastAsia="Consolas" w:hAnsi="Consolas"/>
-                <w:color w:val="D6E2F0"/>
-                <w:sz w:val="17"/>
-                <w:szCs w:val="17"/>
-              </w:rPr>
-              <w:t xml:space="preserve">                self.approver(action, context), timeout=self.timeout_s)</w:t>
-            </w:r>
-          </w:p>
-          <w:p>
-            <w:pPr>
-              <w:shd w:fill="0E1726" w:val="clear"/>
-              <w:spacing w:after="0" w:before="0"/>
-            </w:pPr>
-            <w:r>
-              <w:rPr>
-                <w:rFonts w:ascii="Consolas" w:cs="Consolas" w:eastAsia="Consolas" w:hAnsi="Consolas"/>
-                <w:color w:val="D6E2F0"/>
-                <w:sz w:val="17"/>
-                <w:szCs w:val="17"/>
-              </w:rPr>
-              <w:t xml:space="preserve">        except asyncio.TimeoutError:          return HITLStatus.IDLE   # silence ≠ consent</w:t>
-            </w:r>
-          </w:p>
-          <w:p>
-            <w:pPr>
-              <w:shd w:fill="0E1726" w:val="clear"/>
-              <w:spacing w:after="0" w:before="0"/>
-            </w:pPr>
-            <w:r>
-              <w:rPr>
-                <w:rFonts w:ascii="Consolas" w:cs="Consolas" w:eastAsia="Consolas" w:hAnsi="Consolas"/>
-                <w:color w:val="D6E2F0"/>
-                <w:sz w:val="17"/>
-                <w:szCs w:val="17"/>
-              </w:rPr>
-              <w:t xml:space="preserve">        return {True: APPROVED, False: DENIED}.get(answer, IDLE)</w:t>
+              <w:t xml:space="preserve">rca = RCAEngine(armor.store)</w:t>
+            </w:r>
+          </w:p>
+          <w:p>
+            <w:pPr>
+              <w:shd w:fill="0E1726" w:val="clear"/>
+              <w:spacing w:after="0" w:before="0"/>
+            </w:pPr>
+            <w:r>
+              <w:rPr>
+                <w:rFonts w:ascii="Consolas" w:cs="Consolas" w:eastAsia="Consolas" w:hAnsi="Consolas"/>
+                <w:color w:val="D6E2F0"/>
+                <w:sz w:val="17"/>
+                <w:szCs w:val="17"/>
+              </w:rPr>
+              <w:t xml:space="preserve">rca.replay(call_id)        # {'derived_from_rules':'block', 'reproducible':True, …}</w:t>
+            </w:r>
+          </w:p>
+          <w:p>
+            <w:pPr>
+              <w:shd w:fill="0E1726" w:val="clear"/>
+              <w:spacing w:after="0" w:before="0"/>
+            </w:pPr>
+            <w:r>
+              <w:rPr>
+                <w:rFonts w:ascii="Consolas" w:cs="Consolas" w:eastAsia="Consolas" w:hAnsi="Consolas"/>
+                <w:color w:val="D6E2F0"/>
+                <w:sz w:val="17"/>
+                <w:szCs w:val="17"/>
+              </w:rPr>
+              <w:t xml:space="preserve">rca.counterfactual(call_id, disable_rule='block_account_dump')</w:t>
+            </w:r>
+          </w:p>
+          <w:p>
+            <w:pPr>
+              <w:shd w:fill="0E1726" w:val="clear"/>
+              <w:spacing w:after="0" w:before="0"/>
+            </w:pPr>
+            <w:r>
+              <w:rPr>
+                <w:rFonts w:ascii="Consolas" w:cs="Consolas" w:eastAsia="Consolas" w:hAnsi="Consolas"/>
+                <w:color w:val="D6E2F0"/>
+                <w:sz w:val="17"/>
+                <w:szCs w:val="17"/>
+              </w:rPr>
+              <w:t xml:space="preserve">                           # {'counterfactual_verdict':'allow', 'changed':True}</w:t>
+            </w:r>
+          </w:p>
+          <w:p>
+            <w:pPr>
+              <w:shd w:fill="0E1726" w:val="clear"/>
+              <w:spacing w:after="0" w:before="0"/>
+            </w:pPr>
+            <w:r>
+              <w:rPr>
+                <w:rFonts w:ascii="Consolas" w:cs="Consolas" w:eastAsia="Consolas" w:hAnsi="Consolas"/>
+                <w:color w:val="D6E2F0"/>
+                <w:sz w:val="17"/>
+                <w:szCs w:val="17"/>
+              </w:rPr>
+              <w:t xml:space="preserve">rca.causality(call_id)     # [CausalNode(input)-&gt;Compliance-&gt;…-&gt;output]</w:t>
+            </w:r>
+          </w:p>
+          <w:p>
+            <w:pPr>
+              <w:shd w:fill="0E1726" w:val="clear"/>
+              <w:spacing w:after="0" w:before="0"/>
+            </w:pPr>
+            <w:r>
+              <w:rPr>
+                <w:rFonts w:ascii="Consolas" w:cs="Consolas" w:eastAsia="Consolas" w:hAnsi="Consolas"/>
+                <w:color w:val="D6E2F0"/>
+                <w:sz w:val="17"/>
+                <w:szCs w:val="17"/>
+              </w:rPr>
+              <w:t xml:space="preserve">print(rca.incident_report(call_id))   # human-readable, regulation-ready</w:t>
             </w:r>
           </w:p>
         </w:tc>
@@ -8804,25 +7674,7 @@
           <w:sz w:val="25"/>
           <w:szCs w:val="25"/>
         </w:rPr>
-        <w:t xml:space="preserve">Audit — The Tamper-Evident Hash Chain (audit)</w:t>
-      </w:r>
-    </w:p>
-    <w:p>
-      <w:pPr>
-        <w:spacing w:after="80" w:before="60"/>
-      </w:pPr>
-      <w:r>
-        <w:rPr>
-          <w:rFonts w:ascii="Arial" w:cs="Arial" w:eastAsia="Arial" w:hAnsi="Arial"/>
-          <w:b w:val="false"/>
-          <w:bCs w:val="false"/>
-          <w:i w:val="false"/>
-          <w:iCs w:val="false"/>
-          <w:color w:val="2A2A2A"/>
-          <w:sz w:val="21"/>
-          <w:szCs w:val="21"/>
-        </w:rPr>
-        <w:t xml:space="preserve">Each trace is reduced to a canonical JSON payload (keys sorted, whitespace fixed) and hashed together with the previous record’s hash using SHA-256. The chain head advances on every append. Verification recomputes the entire chain; any retroactive edit to an old payload changes its hash and breaks every subsequent link, so tampering is detected deterministically. EthereumBackend and HyperledgerBackend implement the same interface and additionally anchor the head hash to an external ledger.</w:t>
+        <w:t xml:space="preserve">Public API &amp; Quick Start</w:t>
       </w:r>
     </w:p>
     <w:tbl>
@@ -8864,52 +7716,52 @@
                 <w:sz w:val="17"/>
                 <w:szCs w:val="17"/>
               </w:rPr>
-              <w:t xml:space="preserve">def canonical_hash(payload, prev_hash):</w:t>
-            </w:r>
-          </w:p>
-          <w:p>
-            <w:pPr>
-              <w:shd w:fill="0E1726" w:val="clear"/>
-              <w:spacing w:after="0" w:before="0"/>
-            </w:pPr>
-            <w:r>
-              <w:rPr>
-                <w:rFonts w:ascii="Consolas" w:cs="Consolas" w:eastAsia="Consolas" w:hAnsi="Consolas"/>
-                <w:color w:val="D6E2F0"/>
-                <w:sz w:val="17"/>
-                <w:szCs w:val="17"/>
-              </w:rPr>
-              <w:t xml:space="preserve">    material = json.dumps(payload, sort_keys=True,</w:t>
-            </w:r>
-          </w:p>
-          <w:p>
-            <w:pPr>
-              <w:shd w:fill="0E1726" w:val="clear"/>
-              <w:spacing w:after="0" w:before="0"/>
-            </w:pPr>
-            <w:r>
-              <w:rPr>
-                <w:rFonts w:ascii="Consolas" w:cs="Consolas" w:eastAsia="Consolas" w:hAnsi="Consolas"/>
-                <w:color w:val="D6E2F0"/>
-                <w:sz w:val="17"/>
-                <w:szCs w:val="17"/>
-              </w:rPr>
-              <w:t xml:space="preserve">                          separators=(',', ':')) + '|' + prev_hash</w:t>
-            </w:r>
-          </w:p>
-          <w:p>
-            <w:pPr>
-              <w:shd w:fill="0E1726" w:val="clear"/>
-              <w:spacing w:after="0" w:before="0"/>
-            </w:pPr>
-            <w:r>
-              <w:rPr>
-                <w:rFonts w:ascii="Consolas" w:cs="Consolas" w:eastAsia="Consolas" w:hAnsi="Consolas"/>
-                <w:color w:val="D6E2F0"/>
-                <w:sz w:val="17"/>
-                <w:szCs w:val="17"/>
-              </w:rPr>
-              <w:t xml:space="preserve">    return hashlib.sha256(material.encode()).hexdigest()</w:t>
+              <w:t xml:space="preserve">import asyncio</w:t>
+            </w:r>
+          </w:p>
+          <w:p>
+            <w:pPr>
+              <w:shd w:fill="0E1726" w:val="clear"/>
+              <w:spacing w:after="0" w:before="0"/>
+            </w:pPr>
+            <w:r>
+              <w:rPr>
+                <w:rFonts w:ascii="Consolas" w:cs="Consolas" w:eastAsia="Consolas" w:hAnsi="Consolas"/>
+                <w:color w:val="D6E2F0"/>
+                <w:sz w:val="17"/>
+                <w:szCs w:val="17"/>
+              </w:rPr>
+              <w:t xml:space="preserve">from veritrace import Veritrace, Verdict</w:t>
+            </w:r>
+          </w:p>
+          <w:p>
+            <w:pPr>
+              <w:shd w:fill="0E1726" w:val="clear"/>
+              <w:spacing w:after="0" w:before="0"/>
+            </w:pPr>
+            <w:r>
+              <w:rPr>
+                <w:rFonts w:ascii="Consolas" w:cs="Consolas" w:eastAsia="Consolas" w:hAnsi="Consolas"/>
+                <w:color w:val="D6E2F0"/>
+                <w:sz w:val="17"/>
+                <w:szCs w:val="17"/>
+              </w:rPr>
+              <w:t xml:space="preserve">from veritrace.layers import SafetyLayer, ComplianceLayer, HITLLayer, Rule</w:t>
+            </w:r>
+          </w:p>
+          <w:p>
+            <w:pPr>
+              <w:shd w:fill="0E1726" w:val="clear"/>
+              <w:spacing w:after="0" w:before="0"/>
+            </w:pPr>
+            <w:r>
+              <w:rPr>
+                <w:rFonts w:ascii="Consolas" w:cs="Consolas" w:eastAsia="Consolas" w:hAnsi="Consolas"/>
+                <w:color w:val="D6E2F0"/>
+                <w:sz w:val="17"/>
+                <w:szCs w:val="17"/>
+              </w:rPr>
+              <w:t xml:space="preserve">from veritrace.providers import MockProvider   # or AnthropicProvider / OllamaProvider</w:t>
             </w:r>
           </w:p>
           <w:p>
@@ -8939,192 +7791,329 @@
                 <w:sz w:val="17"/>
                 <w:szCs w:val="17"/>
               </w:rPr>
-              <w:t xml:space="preserve">class HashChainBackend:</w:t>
-            </w:r>
-          </w:p>
-          <w:p>
-            <w:pPr>
-              <w:shd w:fill="0E1726" w:val="clear"/>
-              <w:spacing w:after="0" w:before="0"/>
-            </w:pPr>
-            <w:r>
-              <w:rPr>
-                <w:rFonts w:ascii="Consolas" w:cs="Consolas" w:eastAsia="Consolas" w:hAnsi="Consolas"/>
-                <w:color w:val="D6E2F0"/>
-                <w:sz w:val="17"/>
-                <w:szCs w:val="17"/>
-              </w:rPr>
-              <w:t xml:space="preserve">    GENESIS = '0'*64</w:t>
-            </w:r>
-          </w:p>
-          <w:p>
-            <w:pPr>
-              <w:shd w:fill="0E1726" w:val="clear"/>
-              <w:spacing w:after="0" w:before="0"/>
-            </w:pPr>
-            <w:r>
-              <w:rPr>
-                <w:rFonts w:ascii="Consolas" w:cs="Consolas" w:eastAsia="Consolas" w:hAnsi="Consolas"/>
-                <w:color w:val="D6E2F0"/>
-                <w:sz w:val="17"/>
-                <w:szCs w:val="17"/>
-              </w:rPr>
-              <w:t xml:space="preserve">    def append(self, payload, prev_hash=None):</w:t>
-            </w:r>
-          </w:p>
-          <w:p>
-            <w:pPr>
-              <w:shd w:fill="0E1726" w:val="clear"/>
-              <w:spacing w:after="0" w:before="0"/>
-            </w:pPr>
-            <w:r>
-              <w:rPr>
-                <w:rFonts w:ascii="Consolas" w:cs="Consolas" w:eastAsia="Consolas" w:hAnsi="Consolas"/>
-                <w:color w:val="D6E2F0"/>
-                <w:sz w:val="17"/>
-                <w:szCs w:val="17"/>
-              </w:rPr>
-              <w:t xml:space="preserve">        prev = prev_hash if prev_hash is not None else self._head</w:t>
-            </w:r>
-          </w:p>
-          <w:p>
-            <w:pPr>
-              <w:shd w:fill="0E1726" w:val="clear"/>
-              <w:spacing w:after="0" w:before="0"/>
-            </w:pPr>
-            <w:r>
-              <w:rPr>
-                <w:rFonts w:ascii="Consolas" w:cs="Consolas" w:eastAsia="Consolas" w:hAnsi="Consolas"/>
-                <w:color w:val="D6E2F0"/>
-                <w:sz w:val="17"/>
-                <w:szCs w:val="17"/>
-              </w:rPr>
-              <w:t xml:space="preserve">        h = canonical_hash(payload, prev)</w:t>
-            </w:r>
-          </w:p>
-          <w:p>
-            <w:pPr>
-              <w:shd w:fill="0E1726" w:val="clear"/>
-              <w:spacing w:after="0" w:before="0"/>
-            </w:pPr>
-            <w:r>
-              <w:rPr>
-                <w:rFonts w:ascii="Consolas" w:cs="Consolas" w:eastAsia="Consolas" w:hAnsi="Consolas"/>
-                <w:color w:val="D6E2F0"/>
-                <w:sz w:val="17"/>
-                <w:szCs w:val="17"/>
-              </w:rPr>
-              <w:t xml:space="preserve">        self._records.append({'payload':payload,'prev_hash':prev,'this_hash':h})</w:t>
-            </w:r>
-          </w:p>
-          <w:p>
-            <w:pPr>
-              <w:shd w:fill="0E1726" w:val="clear"/>
-              <w:spacing w:after="0" w:before="0"/>
-            </w:pPr>
-            <w:r>
-              <w:rPr>
-                <w:rFonts w:ascii="Consolas" w:cs="Consolas" w:eastAsia="Consolas" w:hAnsi="Consolas"/>
-                <w:color w:val="D6E2F0"/>
-                <w:sz w:val="17"/>
-                <w:szCs w:val="17"/>
-              </w:rPr>
-              <w:t xml:space="preserve">        self._head = h; return h, f'local:{h[:16]}'</w:t>
-            </w:r>
-          </w:p>
-          <w:p>
-            <w:pPr>
-              <w:shd w:fill="0E1726" w:val="clear"/>
-              <w:spacing w:after="0" w:before="0"/>
-            </w:pPr>
-            <w:r>
-              <w:rPr>
-                <w:rFonts w:ascii="Consolas" w:cs="Consolas" w:eastAsia="Consolas" w:hAnsi="Consolas"/>
-                <w:color w:val="D6E2F0"/>
-                <w:sz w:val="17"/>
-                <w:szCs w:val="17"/>
-              </w:rPr>
-              <w:t xml:space="preserve">    def verify_chain(self) -&gt; bool:   # recompute; False if any link broken</w:t>
-            </w:r>
-          </w:p>
-          <w:p>
-            <w:pPr>
-              <w:shd w:fill="0E1726" w:val="clear"/>
-              <w:spacing w:after="0" w:before="0"/>
-            </w:pPr>
-            <w:r>
-              <w:rPr>
-                <w:rFonts w:ascii="Consolas" w:cs="Consolas" w:eastAsia="Consolas" w:hAnsi="Consolas"/>
-                <w:color w:val="D6E2F0"/>
-                <w:sz w:val="17"/>
-                <w:szCs w:val="17"/>
-              </w:rPr>
-              <w:t xml:space="preserve">        prev = self.GENESIS</w:t>
-            </w:r>
-          </w:p>
-          <w:p>
-            <w:pPr>
-              <w:shd w:fill="0E1726" w:val="clear"/>
-              <w:spacing w:after="0" w:before="0"/>
-            </w:pPr>
-            <w:r>
-              <w:rPr>
-                <w:rFonts w:ascii="Consolas" w:cs="Consolas" w:eastAsia="Consolas" w:hAnsi="Consolas"/>
-                <w:color w:val="D6E2F0"/>
-                <w:sz w:val="17"/>
-                <w:szCs w:val="17"/>
-              </w:rPr>
-              <w:t xml:space="preserve">        for rec in self._records:</w:t>
-            </w:r>
-          </w:p>
-          <w:p>
-            <w:pPr>
-              <w:shd w:fill="0E1726" w:val="clear"/>
-              <w:spacing w:after="0" w:before="0"/>
-            </w:pPr>
-            <w:r>
-              <w:rPr>
-                <w:rFonts w:ascii="Consolas" w:cs="Consolas" w:eastAsia="Consolas" w:hAnsi="Consolas"/>
-                <w:color w:val="D6E2F0"/>
-                <w:sz w:val="17"/>
-                <w:szCs w:val="17"/>
-              </w:rPr>
-              <w:t xml:space="preserve">            if canonical_hash(rec['payload'], prev) != rec['this_hash']: return False</w:t>
-            </w:r>
-          </w:p>
-          <w:p>
-            <w:pPr>
-              <w:shd w:fill="0E1726" w:val="clear"/>
-              <w:spacing w:after="0" w:before="0"/>
-            </w:pPr>
-            <w:r>
-              <w:rPr>
-                <w:rFonts w:ascii="Consolas" w:cs="Consolas" w:eastAsia="Consolas" w:hAnsi="Consolas"/>
-                <w:color w:val="D6E2F0"/>
-                <w:sz w:val="17"/>
-                <w:szCs w:val="17"/>
-              </w:rPr>
-              <w:t xml:space="preserve">            prev = rec['this_hash']</w:t>
-            </w:r>
-          </w:p>
-          <w:p>
-            <w:pPr>
-              <w:shd w:fill="0E1726" w:val="clear"/>
-              <w:spacing w:after="0" w:before="0"/>
-            </w:pPr>
-            <w:r>
-              <w:rPr>
-                <w:rFonts w:ascii="Consolas" w:cs="Consolas" w:eastAsia="Consolas" w:hAnsi="Consolas"/>
-                <w:color w:val="D6E2F0"/>
-                <w:sz w:val="17"/>
-                <w:szCs w:val="17"/>
-              </w:rPr>
-              <w:t xml:space="preserve">        return True</w:t>
+              <w:t xml:space="preserve">armor = Veritrace(</w:t>
+            </w:r>
+          </w:p>
+          <w:p>
+            <w:pPr>
+              <w:shd w:fill="0E1726" w:val="clear"/>
+              <w:spacing w:after="0" w:before="0"/>
+            </w:pPr>
+            <w:r>
+              <w:rPr>
+                <w:rFonts w:ascii="Consolas" w:cs="Consolas" w:eastAsia="Consolas" w:hAnsi="Consolas"/>
+                <w:color w:val="D6E2F0"/>
+                <w:sz w:val="17"/>
+                <w:szCs w:val="17"/>
+              </w:rPr>
+              <w:t xml:space="preserve">    provider=MockProvider(),</w:t>
+            </w:r>
+          </w:p>
+          <w:p>
+            <w:pPr>
+              <w:shd w:fill="0E1726" w:val="clear"/>
+              <w:spacing w:after="0" w:before="0"/>
+            </w:pPr>
+            <w:r>
+              <w:rPr>
+                <w:rFonts w:ascii="Consolas" w:cs="Consolas" w:eastAsia="Consolas" w:hAnsi="Consolas"/>
+                <w:color w:val="D6E2F0"/>
+                <w:sz w:val="17"/>
+                <w:szCs w:val="17"/>
+              </w:rPr>
+              <w:t xml:space="preserve">    compliance=ComplianceLayer(standards=['HIPAA','PCI_DSS']),</w:t>
+            </w:r>
+          </w:p>
+          <w:p>
+            <w:pPr>
+              <w:shd w:fill="0E1726" w:val="clear"/>
+              <w:spacing w:after="0" w:before="0"/>
+            </w:pPr>
+            <w:r>
+              <w:rPr>
+                <w:rFonts w:ascii="Consolas" w:cs="Consolas" w:eastAsia="Consolas" w:hAnsi="Consolas"/>
+                <w:color w:val="D6E2F0"/>
+                <w:sz w:val="17"/>
+                <w:szCs w:val="17"/>
+              </w:rPr>
+              <w:t xml:space="preserve">    safety=SafetyLayer(rules=[Rule('blk', Verdict.BLOCK, pattern=r'dump .*accounts?')]),</w:t>
+            </w:r>
+          </w:p>
+          <w:p>
+            <w:pPr>
+              <w:shd w:fill="0E1726" w:val="clear"/>
+              <w:spacing w:after="0" w:before="0"/>
+            </w:pPr>
+            <w:r>
+              <w:rPr>
+                <w:rFonts w:ascii="Consolas" w:cs="Consolas" w:eastAsia="Consolas" w:hAnsi="Consolas"/>
+                <w:color w:val="D6E2F0"/>
+                <w:sz w:val="17"/>
+                <w:szCs w:val="17"/>
+              </w:rPr>
+              <w:t xml:space="preserve">    hitl=HITLLayer(require_approval_for=['wire_transfer'], timeout_s=300),</w:t>
+            </w:r>
+          </w:p>
+          <w:p>
+            <w:pPr>
+              <w:shd w:fill="0E1726" w:val="clear"/>
+              <w:spacing w:after="0" w:before="0"/>
+            </w:pPr>
+            <w:r>
+              <w:rPr>
+                <w:rFonts w:ascii="Consolas" w:cs="Consolas" w:eastAsia="Consolas" w:hAnsi="Consolas"/>
+                <w:color w:val="D6E2F0"/>
+                <w:sz w:val="17"/>
+                <w:szCs w:val="17"/>
+              </w:rPr>
+              <w:t xml:space="preserve">)</w:t>
+            </w:r>
+          </w:p>
+          <w:p>
+            <w:pPr>
+              <w:shd w:fill="0E1726" w:val="clear"/>
+              <w:spacing w:after="0" w:before="0"/>
+            </w:pPr>
+            <w:r>
+              <w:rPr>
+                <w:rFonts w:ascii="Consolas" w:cs="Consolas" w:eastAsia="Consolas" w:hAnsi="Consolas"/>
+                <w:color w:val="D6E2F0"/>
+                <w:sz w:val="17"/>
+                <w:szCs w:val="17"/>
+              </w:rPr>
+              <w:t xml:space="preserve">resp = asyncio.run(armor.run('Summarize notes.', tenant_id='acme', session_id='s1'))</w:t>
+            </w:r>
+          </w:p>
+          <w:p>
+            <w:pPr>
+              <w:shd w:fill="0E1726" w:val="clear"/>
+              <w:spacing w:after="0" w:before="0"/>
+            </w:pPr>
+            <w:r>
+              <w:rPr>
+                <w:rFonts w:ascii="Consolas" w:cs="Consolas" w:eastAsia="Consolas" w:hAnsi="Consolas"/>
+                <w:color w:val="D6E2F0"/>
+                <w:sz w:val="17"/>
+                <w:szCs w:val="17"/>
+              </w:rPr>
+              <w:t xml:space="preserve">resp.output            # safe, validated output</w:t>
+            </w:r>
+          </w:p>
+          <w:p>
+            <w:pPr>
+              <w:shd w:fill="0E1726" w:val="clear"/>
+              <w:spacing w:after="0" w:before="0"/>
+            </w:pPr>
+            <w:r>
+              <w:rPr>
+                <w:rFonts w:ascii="Consolas" w:cs="Consolas" w:eastAsia="Consolas" w:hAnsi="Consolas"/>
+                <w:color w:val="D6E2F0"/>
+                <w:sz w:val="17"/>
+                <w:szCs w:val="17"/>
+              </w:rPr>
+              <w:t xml:space="preserve">resp.trace.this_hash   # tamper-evident audit hash</w:t>
+            </w:r>
+          </w:p>
+          <w:p>
+            <w:pPr>
+              <w:shd w:fill="0E1726" w:val="clear"/>
+              <w:spacing w:after="0" w:before="0"/>
+            </w:pPr>
+            <w:r>
+              <w:rPr>
+                <w:rFonts w:ascii="Consolas" w:cs="Consolas" w:eastAsia="Consolas" w:hAnsi="Consolas"/>
+                <w:color w:val="D6E2F0"/>
+                <w:sz w:val="17"/>
+                <w:szCs w:val="17"/>
+              </w:rPr>
+              <w:t xml:space="preserve">resp.hitl              # human-in-the-loop status</w:t>
             </w:r>
           </w:p>
         </w:tc>
       </w:tr>
     </w:tbl>
+    <w:p>
+      <w:pPr>
+        <w:pStyle w:val="Heading3"/>
+        <w:spacing w:after="80" w:before="220"/>
+      </w:pPr>
+      <w:r>
+        <w:rPr>
+          <w:rFonts w:ascii="Arial" w:cs="Arial" w:eastAsia="Arial" w:hAnsi="Arial"/>
+          <w:b/>
+          <w:bCs/>
+          <w:i w:val="false"/>
+          <w:iCs w:val="false"/>
+          <w:color w:val="0E7C86"/>
+          <w:sz w:val="21"/>
+          <w:szCs w:val="21"/>
+        </w:rPr>
+        <w:t xml:space="preserve">Extending Veritrace</w:t>
+      </w:r>
+    </w:p>
+    <w:p>
+      <w:pPr>
+        <w:pStyle w:val="ListParagraph"/>
+        <w:numPr>
+          <w:ilvl w:val="0"/>
+          <w:numId w:val="2"/>
+        </w:numPr>
+        <w:spacing w:after="36" w:before="36"/>
+      </w:pPr>
+      <w:r>
+        <w:rPr>
+          <w:rFonts w:ascii="Arial" w:cs="Arial" w:eastAsia="Arial" w:hAnsi="Arial"/>
+          <w:b/>
+          <w:bCs/>
+          <w:i w:val="false"/>
+          <w:iCs w:val="false"/>
+          <w:color w:val="0B1220"/>
+          <w:sz w:val="20"/>
+          <w:szCs w:val="20"/>
+        </w:rPr>
+        <w:t xml:space="preserve">Add a provider:  </w:t>
+      </w:r>
+      <w:r>
+        <w:rPr>
+          <w:rFonts w:ascii="Arial" w:cs="Arial" w:eastAsia="Arial" w:hAnsi="Arial"/>
+          <w:b w:val="false"/>
+          <w:bCs w:val="false"/>
+          <w:i w:val="false"/>
+          <w:iCs w:val="false"/>
+          <w:color w:val="333333"/>
+          <w:sz w:val="20"/>
+          <w:szCs w:val="20"/>
+        </w:rPr>
+        <w:t xml:space="preserve">subclass BaseProvider, implement async complete(prompt) -&gt; ProviderResult. Nothing else changes.</w:t>
+      </w:r>
+    </w:p>
+    <w:p>
+      <w:pPr>
+        <w:pStyle w:val="ListParagraph"/>
+        <w:numPr>
+          <w:ilvl w:val="0"/>
+          <w:numId w:val="2"/>
+        </w:numPr>
+        <w:spacing w:after="36" w:before="36"/>
+      </w:pPr>
+      <w:r>
+        <w:rPr>
+          <w:rFonts w:ascii="Arial" w:cs="Arial" w:eastAsia="Arial" w:hAnsi="Arial"/>
+          <w:b/>
+          <w:bCs/>
+          <w:i w:val="false"/>
+          <w:iCs w:val="false"/>
+          <w:color w:val="0B1220"/>
+          <w:sz w:val="20"/>
+          <w:szCs w:val="20"/>
+        </w:rPr>
+        <w:t xml:space="preserve">Add a rule:  </w:t>
+      </w:r>
+      <w:r>
+        <w:rPr>
+          <w:rFonts w:ascii="Arial" w:cs="Arial" w:eastAsia="Arial" w:hAnsi="Arial"/>
+          <w:b w:val="false"/>
+          <w:bCs w:val="false"/>
+          <w:i w:val="false"/>
+          <w:iCs w:val="false"/>
+          <w:color w:val="333333"/>
+          <w:sz w:val="20"/>
+          <w:szCs w:val="20"/>
+        </w:rPr>
+        <w:t xml:space="preserve">construct a Rule with a pattern or fn and a Verdict; pass it to SafetyLayer.</w:t>
+      </w:r>
+    </w:p>
+    <w:p>
+      <w:pPr>
+        <w:pStyle w:val="ListParagraph"/>
+        <w:numPr>
+          <w:ilvl w:val="0"/>
+          <w:numId w:val="2"/>
+        </w:numPr>
+        <w:spacing w:after="36" w:before="36"/>
+      </w:pPr>
+      <w:r>
+        <w:rPr>
+          <w:rFonts w:ascii="Arial" w:cs="Arial" w:eastAsia="Arial" w:hAnsi="Arial"/>
+          <w:b/>
+          <w:bCs/>
+          <w:i w:val="false"/>
+          <w:iCs w:val="false"/>
+          <w:color w:val="0B1220"/>
+          <w:sz w:val="20"/>
+          <w:szCs w:val="20"/>
+        </w:rPr>
+        <w:t xml:space="preserve">Add an audit backend:  </w:t>
+      </w:r>
+      <w:r>
+        <w:rPr>
+          <w:rFonts w:ascii="Arial" w:cs="Arial" w:eastAsia="Arial" w:hAnsi="Arial"/>
+          <w:b w:val="false"/>
+          <w:bCs w:val="false"/>
+          <w:i w:val="false"/>
+          <w:iCs w:val="false"/>
+          <w:color w:val="333333"/>
+          <w:sz w:val="20"/>
+          <w:szCs w:val="20"/>
+        </w:rPr>
+        <w:t xml:space="preserve">implement append(payload, prev_hash) and verify_chain(); pass to Veritrace(audit=…).</w:t>
+      </w:r>
+    </w:p>
+    <w:p>
+      <w:pPr>
+        <w:pStyle w:val="ListParagraph"/>
+        <w:numPr>
+          <w:ilvl w:val="0"/>
+          <w:numId w:val="2"/>
+        </w:numPr>
+        <w:spacing w:after="36" w:before="36"/>
+      </w:pPr>
+      <w:r>
+        <w:rPr>
+          <w:rFonts w:ascii="Arial" w:cs="Arial" w:eastAsia="Arial" w:hAnsi="Arial"/>
+          <w:b/>
+          <w:bCs/>
+          <w:i w:val="false"/>
+          <w:iCs w:val="false"/>
+          <w:color w:val="0B1220"/>
+          <w:sz w:val="20"/>
+          <w:szCs w:val="20"/>
+        </w:rPr>
+        <w:t xml:space="preserve">Add an approver:  </w:t>
+      </w:r>
+      <w:r>
+        <w:rPr>
+          <w:rFonts w:ascii="Arial" w:cs="Arial" w:eastAsia="Arial" w:hAnsi="Arial"/>
+          <w:b w:val="false"/>
+          <w:bCs w:val="false"/>
+          <w:i w:val="false"/>
+          <w:iCs w:val="false"/>
+          <w:color w:val="333333"/>
+          <w:sz w:val="20"/>
+          <w:szCs w:val="20"/>
+        </w:rPr>
+        <w:t xml:space="preserve">supply an async callable to HITLLayer(approver=…) bridging Slack / webhook / PagerDuty.</w:t>
+      </w:r>
+    </w:p>
+    <w:p>
+      <w:pPr>
+        <w:pStyle w:val="Heading2"/>
+        <w:spacing w:after="100" w:before="280"/>
+      </w:pPr>
+      <w:r>
+        <w:rPr>
+          <w:rFonts w:ascii="Arial" w:cs="Arial" w:eastAsia="Arial" w:hAnsi="Arial"/>
+          <w:b/>
+          <w:bCs/>
+          <w:i w:val="false"/>
+          <w:iCs w:val="false"/>
+          <w:color w:val="0B1220"/>
+          <w:sz w:val="25"/>
+          <w:szCs w:val="25"/>
+        </w:rPr>
+        <w:t xml:space="preserve">From Description to Execution</w:t>
+      </w:r>
+    </w:p>
     <w:p>
       <w:pPr>
         <w:spacing w:after="80" w:before="60"/>
@@ -9140,109 +8129,7 @@
           <w:sz w:val="21"/>
           <w:szCs w:val="21"/>
         </w:rPr>
-        <w:t xml:space="preserve">Demonstrated tamper-evidence (from the demo output): the chain verifies True; after directly editing one stored payload, verification returns False.</w:t>
-      </w:r>
-    </w:p>
-    <w:p>
-      <w:pPr>
-        <w:pStyle w:val="Heading2"/>
-        <w:spacing w:after="100" w:before="280"/>
-      </w:pPr>
-      <w:r>
-        <w:rPr>
-          <w:rFonts w:ascii="Arial" w:cs="Arial" w:eastAsia="Arial" w:hAnsi="Arial"/>
-          <w:b/>
-          <w:bCs/>
-          <w:i w:val="false"/>
-          <w:iCs w:val="false"/>
-          <w:color w:val="0B1220"/>
-          <w:sz w:val="25"/>
-          <w:szCs w:val="25"/>
-        </w:rPr>
-        <w:t xml:space="preserve">RCAEngine — Trace as a Forensic Instrument (rca.py)</w:t>
-      </w:r>
-    </w:p>
-    <w:p>
-      <w:pPr>
-        <w:spacing w:after="80" w:before="60"/>
-      </w:pPr>
-      <w:r>
-        <w:rPr>
-          <w:rFonts w:ascii="Arial" w:cs="Arial" w:eastAsia="Arial" w:hAnsi="Arial"/>
-          <w:b w:val="false"/>
-          <w:bCs w:val="false"/>
-          <w:i w:val="false"/>
-          <w:iCs w:val="false"/>
-          <w:color w:val="2A2A2A"/>
-          <w:sz w:val="21"/>
-          <w:szCs w:val="21"/>
-        </w:rPr>
-        <w:t xml:space="preserve">The RCA engine operates entirely on stored TraceEvents — it never calls production. Because the rule engine and MockProvider are deterministic, replay() re-derives the verdict independently and confirms reproducibility. causality() builds a directed decision graph; counterfactual() recomputes the verdict with a chosen rule disabled; incident_report() renders a regulation-ready summary.</w:t>
-      </w:r>
-    </w:p>
-    <w:p>
-      <w:pPr>
-        <w:spacing w:after="40" w:before="140"/>
-        <w:jc w:val="center"/>
-      </w:pPr>
-      <w:r>
-        <w:drawing>
-          <wp:inline distT="0" distB="0" distL="0" distR="0">
-            <wp:extent cx="5715000" cy="2905125"/>
-            <wp:effectExtent t="0" r="0" b="0" l="0"/>
-            <wp:docPr id="1" name="" descr="" title=""/>
-            <wp:cNvGraphicFramePr>
-              <a:graphicFrameLocks xmlns:a="http://schemas.openxmlformats.org/drawingml/2006/main" noChangeAspect="1"/>
-            </wp:cNvGraphicFramePr>
-            <a:graphic xmlns:a="http://schemas.openxmlformats.org/drawingml/2006/main">
-              <a:graphicData uri="http://schemas.openxmlformats.org/drawingml/2006/picture">
-                <pic:pic xmlns:pic="http://schemas.openxmlformats.org/drawingml/2006/picture">
-                  <pic:nvPicPr>
-                    <pic:cNvPr id="0" name="" descr=""/>
-                    <pic:cNvPicPr>
-                      <a:picLocks noChangeAspect="1" noChangeArrowheads="1"/>
-                    </pic:cNvPicPr>
-                  </pic:nvPicPr>
-                  <pic:blipFill>
-                    <a:blip r:embed="rId11" cstate="none"/>
-                    <a:srcRect/>
-                    <a:stretch>
-                      <a:fillRect/>
-                    </a:stretch>
-                  </pic:blipFill>
-                  <pic:spPr bwMode="auto">
-                    <a:xfrm>
-                      <a:off x="0" y="0"/>
-                      <a:ext cx="5715000" cy="2905125"/>
-                    </a:xfrm>
-                    <a:prstGeom prst="rect">
-                      <a:avLst/>
-                    </a:prstGeom>
-                  </pic:spPr>
-                </pic:pic>
-              </a:graphicData>
-            </a:graphic>
-          </wp:inline>
-        </w:drawing>
-      </w:r>
-    </w:p>
-    <w:p>
-      <w:pPr>
-        <w:spacing w:after="140" w:before="0"/>
-        <w:jc w:val="center"/>
-      </w:pPr>
-      <w:r>
-        <w:rPr>
-          <w:rFonts w:ascii="Arial" w:cs="Arial" w:eastAsia="Arial" w:hAnsi="Arial"/>
-          <w:b w:val="false"/>
-          <w:bCs w:val="false"/>
-          <w:i/>
-          <w:iCs/>
-          <w:color w:val="64748B"/>
-          <w:sz w:val="16"/>
-          <w:szCs w:val="16"/>
-        </w:rPr>
-        <w:t xml:space="preserve">Figure 4 — The RCA engine turns an immutable trace into replay, causality, and counterfactual analysis.</w:t>
+        <w:t xml:space="preserve">The complete path from this document to running code:</w:t>
       </w:r>
     </w:p>
     <w:tbl>
@@ -9284,600 +8171,6 @@
                 <w:sz w:val="17"/>
                 <w:szCs w:val="17"/>
               </w:rPr>
-              <w:t xml:space="preserve">rca = RCAEngine(armor.store)</w:t>
-            </w:r>
-          </w:p>
-          <w:p>
-            <w:pPr>
-              <w:shd w:fill="0E1726" w:val="clear"/>
-              <w:spacing w:after="0" w:before="0"/>
-            </w:pPr>
-            <w:r>
-              <w:rPr>
-                <w:rFonts w:ascii="Consolas" w:cs="Consolas" w:eastAsia="Consolas" w:hAnsi="Consolas"/>
-                <w:color w:val="D6E2F0"/>
-                <w:sz w:val="17"/>
-                <w:szCs w:val="17"/>
-              </w:rPr>
-              <w:t xml:space="preserve">rca.replay(call_id)        # {'derived_from_rules':'block', 'reproducible':True, …}</w:t>
-            </w:r>
-          </w:p>
-          <w:p>
-            <w:pPr>
-              <w:shd w:fill="0E1726" w:val="clear"/>
-              <w:spacing w:after="0" w:before="0"/>
-            </w:pPr>
-            <w:r>
-              <w:rPr>
-                <w:rFonts w:ascii="Consolas" w:cs="Consolas" w:eastAsia="Consolas" w:hAnsi="Consolas"/>
-                <w:color w:val="D6E2F0"/>
-                <w:sz w:val="17"/>
-                <w:szCs w:val="17"/>
-              </w:rPr>
-              <w:t xml:space="preserve">rca.counterfactual(call_id, disable_rule='block_account_dump')</w:t>
-            </w:r>
-          </w:p>
-          <w:p>
-            <w:pPr>
-              <w:shd w:fill="0E1726" w:val="clear"/>
-              <w:spacing w:after="0" w:before="0"/>
-            </w:pPr>
-            <w:r>
-              <w:rPr>
-                <w:rFonts w:ascii="Consolas" w:cs="Consolas" w:eastAsia="Consolas" w:hAnsi="Consolas"/>
-                <w:color w:val="D6E2F0"/>
-                <w:sz w:val="17"/>
-                <w:szCs w:val="17"/>
-              </w:rPr>
-              <w:t xml:space="preserve">                           # {'counterfactual_verdict':'allow', 'changed':True}</w:t>
-            </w:r>
-          </w:p>
-          <w:p>
-            <w:pPr>
-              <w:shd w:fill="0E1726" w:val="clear"/>
-              <w:spacing w:after="0" w:before="0"/>
-            </w:pPr>
-            <w:r>
-              <w:rPr>
-                <w:rFonts w:ascii="Consolas" w:cs="Consolas" w:eastAsia="Consolas" w:hAnsi="Consolas"/>
-                <w:color w:val="D6E2F0"/>
-                <w:sz w:val="17"/>
-                <w:szCs w:val="17"/>
-              </w:rPr>
-              <w:t xml:space="preserve">rca.causality(call_id)     # [CausalNode(input)-&gt;Compliance-&gt;…-&gt;output]</w:t>
-            </w:r>
-          </w:p>
-          <w:p>
-            <w:pPr>
-              <w:shd w:fill="0E1726" w:val="clear"/>
-              <w:spacing w:after="0" w:before="0"/>
-            </w:pPr>
-            <w:r>
-              <w:rPr>
-                <w:rFonts w:ascii="Consolas" w:cs="Consolas" w:eastAsia="Consolas" w:hAnsi="Consolas"/>
-                <w:color w:val="D6E2F0"/>
-                <w:sz w:val="17"/>
-                <w:szCs w:val="17"/>
-              </w:rPr>
-              <w:t xml:space="preserve">print(rca.incident_report(call_id))   # human-readable, regulation-ready</w:t>
-            </w:r>
-          </w:p>
-        </w:tc>
-      </w:tr>
-    </w:tbl>
-    <w:p>
-      <w:pPr>
-        <w:pStyle w:val="Heading2"/>
-        <w:spacing w:after="100" w:before="280"/>
-      </w:pPr>
-      <w:r>
-        <w:rPr>
-          <w:rFonts w:ascii="Arial" w:cs="Arial" w:eastAsia="Arial" w:hAnsi="Arial"/>
-          <w:b/>
-          <w:bCs/>
-          <w:i w:val="false"/>
-          <w:iCs w:val="false"/>
-          <w:color w:val="0B1220"/>
-          <w:sz w:val="25"/>
-          <w:szCs w:val="25"/>
-        </w:rPr>
-        <w:t xml:space="preserve">Public API &amp; Quick Start</w:t>
-      </w:r>
-    </w:p>
-    <w:tbl>
-      <w:tblPr>
-        <w:tblW w:type="dxa" w:w="9360"/>
-        <w:tblBorders>
-          <w:top w:val="single" w:color="0B1220" w:sz="2"/>
-          <w:left w:val="single" w:color="0B1220" w:sz="2"/>
-          <w:bottom w:val="single" w:color="0B1220" w:sz="2"/>
-          <w:right w:val="single" w:color="0B1220" w:sz="2"/>
-          <w:insideH w:val="none"/>
-          <w:insideV w:val="none"/>
-        </w:tblBorders>
-      </w:tblPr>
-      <w:tblGrid>
-        <w:gridCol w:w="9360"/>
-      </w:tblGrid>
-      <w:tr>
-        <w:tc>
-          <w:tcPr>
-            <w:tcW w:type="dxa" w:w="9360"/>
-            <w:shd w:fill="0E1726" w:val="clear"/>
-            <w:tcMar>
-              <w:top w:type="dxa" w:w="120"/>
-              <w:left w:type="dxa" w:w="160"/>
-              <w:bottom w:type="dxa" w:w="120"/>
-              <w:right w:type="dxa" w:w="160"/>
-            </w:tcMar>
-          </w:tcPr>
-          <w:p>
-            <w:pPr>
-              <w:shd w:fill="0E1726" w:val="clear"/>
-              <w:spacing w:after="0" w:before="0"/>
-            </w:pPr>
-            <w:r>
-              <w:rPr>
-                <w:rFonts w:ascii="Consolas" w:cs="Consolas" w:eastAsia="Consolas" w:hAnsi="Consolas"/>
-                <w:color w:val="D6E2F0"/>
-                <w:sz w:val="17"/>
-                <w:szCs w:val="17"/>
-              </w:rPr>
-              <w:t xml:space="preserve">import asyncio</w:t>
-            </w:r>
-          </w:p>
-          <w:p>
-            <w:pPr>
-              <w:shd w:fill="0E1726" w:val="clear"/>
-              <w:spacing w:after="0" w:before="0"/>
-            </w:pPr>
-            <w:r>
-              <w:rPr>
-                <w:rFonts w:ascii="Consolas" w:cs="Consolas" w:eastAsia="Consolas" w:hAnsi="Consolas"/>
-                <w:color w:val="D6E2F0"/>
-                <w:sz w:val="17"/>
-                <w:szCs w:val="17"/>
-              </w:rPr>
-              <w:t xml:space="preserve">from veritrace import Veritrace, Verdict</w:t>
-            </w:r>
-          </w:p>
-          <w:p>
-            <w:pPr>
-              <w:shd w:fill="0E1726" w:val="clear"/>
-              <w:spacing w:after="0" w:before="0"/>
-            </w:pPr>
-            <w:r>
-              <w:rPr>
-                <w:rFonts w:ascii="Consolas" w:cs="Consolas" w:eastAsia="Consolas" w:hAnsi="Consolas"/>
-                <w:color w:val="D6E2F0"/>
-                <w:sz w:val="17"/>
-                <w:szCs w:val="17"/>
-              </w:rPr>
-              <w:t xml:space="preserve">from veritrace.layers import SafetyLayer, ComplianceLayer, HITLLayer, Rule</w:t>
-            </w:r>
-          </w:p>
-          <w:p>
-            <w:pPr>
-              <w:shd w:fill="0E1726" w:val="clear"/>
-              <w:spacing w:after="0" w:before="0"/>
-            </w:pPr>
-            <w:r>
-              <w:rPr>
-                <w:rFonts w:ascii="Consolas" w:cs="Consolas" w:eastAsia="Consolas" w:hAnsi="Consolas"/>
-                <w:color w:val="D6E2F0"/>
-                <w:sz w:val="17"/>
-                <w:szCs w:val="17"/>
-              </w:rPr>
-              <w:t xml:space="preserve">from veritrace.providers import MockProvider   # or AnthropicProvider / OllamaProvider</w:t>
-            </w:r>
-          </w:p>
-          <w:p>
-            <w:pPr>
-              <w:shd w:fill="0E1726" w:val="clear"/>
-              <w:spacing w:after="0" w:before="0"/>
-            </w:pPr>
-            <w:r>
-              <w:rPr>
-                <w:rFonts w:ascii="Consolas" w:cs="Consolas" w:eastAsia="Consolas" w:hAnsi="Consolas"/>
-                <w:color w:val="D6E2F0"/>
-                <w:sz w:val="17"/>
-                <w:szCs w:val="17"/>
-              </w:rPr>
-              <w:t xml:space="preserve"> </w:t>
-            </w:r>
-          </w:p>
-          <w:p>
-            <w:pPr>
-              <w:shd w:fill="0E1726" w:val="clear"/>
-              <w:spacing w:after="0" w:before="0"/>
-            </w:pPr>
-            <w:r>
-              <w:rPr>
-                <w:rFonts w:ascii="Consolas" w:cs="Consolas" w:eastAsia="Consolas" w:hAnsi="Consolas"/>
-                <w:color w:val="D6E2F0"/>
-                <w:sz w:val="17"/>
-                <w:szCs w:val="17"/>
-              </w:rPr>
-              <w:t xml:space="preserve">armor = Veritrace(</w:t>
-            </w:r>
-          </w:p>
-          <w:p>
-            <w:pPr>
-              <w:shd w:fill="0E1726" w:val="clear"/>
-              <w:spacing w:after="0" w:before="0"/>
-            </w:pPr>
-            <w:r>
-              <w:rPr>
-                <w:rFonts w:ascii="Consolas" w:cs="Consolas" w:eastAsia="Consolas" w:hAnsi="Consolas"/>
-                <w:color w:val="D6E2F0"/>
-                <w:sz w:val="17"/>
-                <w:szCs w:val="17"/>
-              </w:rPr>
-              <w:t xml:space="preserve">    provider=MockProvider(),</w:t>
-            </w:r>
-          </w:p>
-          <w:p>
-            <w:pPr>
-              <w:shd w:fill="0E1726" w:val="clear"/>
-              <w:spacing w:after="0" w:before="0"/>
-            </w:pPr>
-            <w:r>
-              <w:rPr>
-                <w:rFonts w:ascii="Consolas" w:cs="Consolas" w:eastAsia="Consolas" w:hAnsi="Consolas"/>
-                <w:color w:val="D6E2F0"/>
-                <w:sz w:val="17"/>
-                <w:szCs w:val="17"/>
-              </w:rPr>
-              <w:t xml:space="preserve">    compliance=ComplianceLayer(standards=['HIPAA','PCI_DSS']),</w:t>
-            </w:r>
-          </w:p>
-          <w:p>
-            <w:pPr>
-              <w:shd w:fill="0E1726" w:val="clear"/>
-              <w:spacing w:after="0" w:before="0"/>
-            </w:pPr>
-            <w:r>
-              <w:rPr>
-                <w:rFonts w:ascii="Consolas" w:cs="Consolas" w:eastAsia="Consolas" w:hAnsi="Consolas"/>
-                <w:color w:val="D6E2F0"/>
-                <w:sz w:val="17"/>
-                <w:szCs w:val="17"/>
-              </w:rPr>
-              <w:t xml:space="preserve">    safety=SafetyLayer(rules=[Rule('blk', Verdict.BLOCK, pattern=r'dump .*accounts?')]),</w:t>
-            </w:r>
-          </w:p>
-          <w:p>
-            <w:pPr>
-              <w:shd w:fill="0E1726" w:val="clear"/>
-              <w:spacing w:after="0" w:before="0"/>
-            </w:pPr>
-            <w:r>
-              <w:rPr>
-                <w:rFonts w:ascii="Consolas" w:cs="Consolas" w:eastAsia="Consolas" w:hAnsi="Consolas"/>
-                <w:color w:val="D6E2F0"/>
-                <w:sz w:val="17"/>
-                <w:szCs w:val="17"/>
-              </w:rPr>
-              <w:t xml:space="preserve">    hitl=HITLLayer(require_approval_for=['wire_transfer'], timeout_s=300),</w:t>
-            </w:r>
-          </w:p>
-          <w:p>
-            <w:pPr>
-              <w:shd w:fill="0E1726" w:val="clear"/>
-              <w:spacing w:after="0" w:before="0"/>
-            </w:pPr>
-            <w:r>
-              <w:rPr>
-                <w:rFonts w:ascii="Consolas" w:cs="Consolas" w:eastAsia="Consolas" w:hAnsi="Consolas"/>
-                <w:color w:val="D6E2F0"/>
-                <w:sz w:val="17"/>
-                <w:szCs w:val="17"/>
-              </w:rPr>
-              <w:t xml:space="preserve">)</w:t>
-            </w:r>
-          </w:p>
-          <w:p>
-            <w:pPr>
-              <w:shd w:fill="0E1726" w:val="clear"/>
-              <w:spacing w:after="0" w:before="0"/>
-            </w:pPr>
-            <w:r>
-              <w:rPr>
-                <w:rFonts w:ascii="Consolas" w:cs="Consolas" w:eastAsia="Consolas" w:hAnsi="Consolas"/>
-                <w:color w:val="D6E2F0"/>
-                <w:sz w:val="17"/>
-                <w:szCs w:val="17"/>
-              </w:rPr>
-              <w:t xml:space="preserve">resp = asyncio.run(armor.run('Summarize notes.', tenant_id='acme', session_id='s1'))</w:t>
-            </w:r>
-          </w:p>
-          <w:p>
-            <w:pPr>
-              <w:shd w:fill="0E1726" w:val="clear"/>
-              <w:spacing w:after="0" w:before="0"/>
-            </w:pPr>
-            <w:r>
-              <w:rPr>
-                <w:rFonts w:ascii="Consolas" w:cs="Consolas" w:eastAsia="Consolas" w:hAnsi="Consolas"/>
-                <w:color w:val="D6E2F0"/>
-                <w:sz w:val="17"/>
-                <w:szCs w:val="17"/>
-              </w:rPr>
-              <w:t xml:space="preserve">resp.output            # safe, validated output</w:t>
-            </w:r>
-          </w:p>
-          <w:p>
-            <w:pPr>
-              <w:shd w:fill="0E1726" w:val="clear"/>
-              <w:spacing w:after="0" w:before="0"/>
-            </w:pPr>
-            <w:r>
-              <w:rPr>
-                <w:rFonts w:ascii="Consolas" w:cs="Consolas" w:eastAsia="Consolas" w:hAnsi="Consolas"/>
-                <w:color w:val="D6E2F0"/>
-                <w:sz w:val="17"/>
-                <w:szCs w:val="17"/>
-              </w:rPr>
-              <w:t xml:space="preserve">resp.trace.this_hash   # tamper-evident audit hash</w:t>
-            </w:r>
-          </w:p>
-          <w:p>
-            <w:pPr>
-              <w:shd w:fill="0E1726" w:val="clear"/>
-              <w:spacing w:after="0" w:before="0"/>
-            </w:pPr>
-            <w:r>
-              <w:rPr>
-                <w:rFonts w:ascii="Consolas" w:cs="Consolas" w:eastAsia="Consolas" w:hAnsi="Consolas"/>
-                <w:color w:val="D6E2F0"/>
-                <w:sz w:val="17"/>
-                <w:szCs w:val="17"/>
-              </w:rPr>
-              <w:t xml:space="preserve">resp.hitl              # human-in-the-loop status</w:t>
-            </w:r>
-          </w:p>
-        </w:tc>
-      </w:tr>
-    </w:tbl>
-    <w:p>
-      <w:pPr>
-        <w:pStyle w:val="Heading3"/>
-        <w:spacing w:after="80" w:before="220"/>
-      </w:pPr>
-      <w:r>
-        <w:rPr>
-          <w:rFonts w:ascii="Arial" w:cs="Arial" w:eastAsia="Arial" w:hAnsi="Arial"/>
-          <w:b/>
-          <w:bCs/>
-          <w:i w:val="false"/>
-          <w:iCs w:val="false"/>
-          <w:color w:val="0E7C86"/>
-          <w:sz w:val="21"/>
-          <w:szCs w:val="21"/>
-        </w:rPr>
-        <w:t xml:space="preserve">Extending Veritrace</w:t>
-      </w:r>
-    </w:p>
-    <w:p>
-      <w:pPr>
-        <w:pStyle w:val="ListParagraph"/>
-        <w:numPr>
-          <w:ilvl w:val="0"/>
-          <w:numId w:val="2"/>
-        </w:numPr>
-        <w:spacing w:after="36" w:before="36"/>
-      </w:pPr>
-      <w:r>
-        <w:rPr>
-          <w:rFonts w:ascii="Arial" w:cs="Arial" w:eastAsia="Arial" w:hAnsi="Arial"/>
-          <w:b/>
-          <w:bCs/>
-          <w:i w:val="false"/>
-          <w:iCs w:val="false"/>
-          <w:color w:val="0B1220"/>
-          <w:sz w:val="20"/>
-          <w:szCs w:val="20"/>
-        </w:rPr>
-        <w:t xml:space="preserve">Add a provider:  </w:t>
-      </w:r>
-      <w:r>
-        <w:rPr>
-          <w:rFonts w:ascii="Arial" w:cs="Arial" w:eastAsia="Arial" w:hAnsi="Arial"/>
-          <w:b w:val="false"/>
-          <w:bCs w:val="false"/>
-          <w:i w:val="false"/>
-          <w:iCs w:val="false"/>
-          <w:color w:val="333333"/>
-          <w:sz w:val="20"/>
-          <w:szCs w:val="20"/>
-        </w:rPr>
-        <w:t xml:space="preserve">subclass BaseProvider, implement async complete(prompt) -&gt; ProviderResult. Nothing else changes.</w:t>
-      </w:r>
-    </w:p>
-    <w:p>
-      <w:pPr>
-        <w:pStyle w:val="ListParagraph"/>
-        <w:numPr>
-          <w:ilvl w:val="0"/>
-          <w:numId w:val="2"/>
-        </w:numPr>
-        <w:spacing w:after="36" w:before="36"/>
-      </w:pPr>
-      <w:r>
-        <w:rPr>
-          <w:rFonts w:ascii="Arial" w:cs="Arial" w:eastAsia="Arial" w:hAnsi="Arial"/>
-          <w:b/>
-          <w:bCs/>
-          <w:i w:val="false"/>
-          <w:iCs w:val="false"/>
-          <w:color w:val="0B1220"/>
-          <w:sz w:val="20"/>
-          <w:szCs w:val="20"/>
-        </w:rPr>
-        <w:t xml:space="preserve">Add a rule:  </w:t>
-      </w:r>
-      <w:r>
-        <w:rPr>
-          <w:rFonts w:ascii="Arial" w:cs="Arial" w:eastAsia="Arial" w:hAnsi="Arial"/>
-          <w:b w:val="false"/>
-          <w:bCs w:val="false"/>
-          <w:i w:val="false"/>
-          <w:iCs w:val="false"/>
-          <w:color w:val="333333"/>
-          <w:sz w:val="20"/>
-          <w:szCs w:val="20"/>
-        </w:rPr>
-        <w:t xml:space="preserve">construct a Rule with a pattern or fn and a Verdict; pass it to SafetyLayer.</w:t>
-      </w:r>
-    </w:p>
-    <w:p>
-      <w:pPr>
-        <w:pStyle w:val="ListParagraph"/>
-        <w:numPr>
-          <w:ilvl w:val="0"/>
-          <w:numId w:val="2"/>
-        </w:numPr>
-        <w:spacing w:after="36" w:before="36"/>
-      </w:pPr>
-      <w:r>
-        <w:rPr>
-          <w:rFonts w:ascii="Arial" w:cs="Arial" w:eastAsia="Arial" w:hAnsi="Arial"/>
-          <w:b/>
-          <w:bCs/>
-          <w:i w:val="false"/>
-          <w:iCs w:val="false"/>
-          <w:color w:val="0B1220"/>
-          <w:sz w:val="20"/>
-          <w:szCs w:val="20"/>
-        </w:rPr>
-        <w:t xml:space="preserve">Add an audit backend:  </w:t>
-      </w:r>
-      <w:r>
-        <w:rPr>
-          <w:rFonts w:ascii="Arial" w:cs="Arial" w:eastAsia="Arial" w:hAnsi="Arial"/>
-          <w:b w:val="false"/>
-          <w:bCs w:val="false"/>
-          <w:i w:val="false"/>
-          <w:iCs w:val="false"/>
-          <w:color w:val="333333"/>
-          <w:sz w:val="20"/>
-          <w:szCs w:val="20"/>
-        </w:rPr>
-        <w:t xml:space="preserve">implement append(payload, prev_hash) and verify_chain(); pass to Veritrace(audit=…).</w:t>
-      </w:r>
-    </w:p>
-    <w:p>
-      <w:pPr>
-        <w:pStyle w:val="ListParagraph"/>
-        <w:numPr>
-          <w:ilvl w:val="0"/>
-          <w:numId w:val="2"/>
-        </w:numPr>
-        <w:spacing w:after="36" w:before="36"/>
-      </w:pPr>
-      <w:r>
-        <w:rPr>
-          <w:rFonts w:ascii="Arial" w:cs="Arial" w:eastAsia="Arial" w:hAnsi="Arial"/>
-          <w:b/>
-          <w:bCs/>
-          <w:i w:val="false"/>
-          <w:iCs w:val="false"/>
-          <w:color w:val="0B1220"/>
-          <w:sz w:val="20"/>
-          <w:szCs w:val="20"/>
-        </w:rPr>
-        <w:t xml:space="preserve">Add an approver:  </w:t>
-      </w:r>
-      <w:r>
-        <w:rPr>
-          <w:rFonts w:ascii="Arial" w:cs="Arial" w:eastAsia="Arial" w:hAnsi="Arial"/>
-          <w:b w:val="false"/>
-          <w:bCs w:val="false"/>
-          <w:i w:val="false"/>
-          <w:iCs w:val="false"/>
-          <w:color w:val="333333"/>
-          <w:sz w:val="20"/>
-          <w:szCs w:val="20"/>
-        </w:rPr>
-        <w:t xml:space="preserve">supply an async callable to HITLLayer(approver=…) bridging Slack / webhook / PagerDuty.</w:t>
-      </w:r>
-    </w:p>
-    <w:p>
-      <w:pPr>
-        <w:pStyle w:val="Heading2"/>
-        <w:spacing w:after="100" w:before="280"/>
-      </w:pPr>
-      <w:r>
-        <w:rPr>
-          <w:rFonts w:ascii="Arial" w:cs="Arial" w:eastAsia="Arial" w:hAnsi="Arial"/>
-          <w:b/>
-          <w:bCs/>
-          <w:i w:val="false"/>
-          <w:iCs w:val="false"/>
-          <w:color w:val="0B1220"/>
-          <w:sz w:val="25"/>
-          <w:szCs w:val="25"/>
-        </w:rPr>
-        <w:t xml:space="preserve">From Description to Execution</w:t>
-      </w:r>
-    </w:p>
-    <w:p>
-      <w:pPr>
-        <w:spacing w:after="80" w:before="60"/>
-      </w:pPr>
-      <w:r>
-        <w:rPr>
-          <w:rFonts w:ascii="Arial" w:cs="Arial" w:eastAsia="Arial" w:hAnsi="Arial"/>
-          <w:b w:val="false"/>
-          <w:bCs w:val="false"/>
-          <w:i w:val="false"/>
-          <w:iCs w:val="false"/>
-          <w:color w:val="2A2A2A"/>
-          <w:sz w:val="21"/>
-          <w:szCs w:val="21"/>
-        </w:rPr>
-        <w:t xml:space="preserve">The complete path from this document to running code:</w:t>
-      </w:r>
-    </w:p>
-    <w:tbl>
-      <w:tblPr>
-        <w:tblW w:type="dxa" w:w="9360"/>
-        <w:tblBorders>
-          <w:top w:val="single" w:color="0B1220" w:sz="2"/>
-          <w:left w:val="single" w:color="0B1220" w:sz="2"/>
-          <w:bottom w:val="single" w:color="0B1220" w:sz="2"/>
-          <w:right w:val="single" w:color="0B1220" w:sz="2"/>
-          <w:insideH w:val="none"/>
-          <w:insideV w:val="none"/>
-        </w:tblBorders>
-      </w:tblPr>
-      <w:tblGrid>
-        <w:gridCol w:w="9360"/>
-      </w:tblGrid>
-      <w:tr>
-        <w:tc>
-          <w:tcPr>
-            <w:tcW w:type="dxa" w:w="9360"/>
-            <w:shd w:fill="0E1726" w:val="clear"/>
-            <w:tcMar>
-              <w:top w:type="dxa" w:w="120"/>
-              <w:left w:type="dxa" w:w="160"/>
-              <w:bottom w:type="dxa" w:w="120"/>
-              <w:right w:type="dxa" w:w="160"/>
-            </w:tcMar>
-          </w:tcPr>
-          <w:p>
-            <w:pPr>
-              <w:shd w:fill="0E1726" w:val="clear"/>
-              <w:spacing w:after="0" w:before="0"/>
-            </w:pPr>
-            <w:r>
-              <w:rPr>
-                <w:rFonts w:ascii="Consolas" w:cs="Consolas" w:eastAsia="Consolas" w:hAnsi="Consolas"/>
-                <w:color w:val="D6E2F0"/>
-                <w:sz w:val="17"/>
-                <w:szCs w:val="17"/>
-              </w:rPr>
               <w:t xml:space="preserve">git clone &lt;repo&gt; &amp;&amp; cd veritrace</w:t>
             </w:r>
           </w:p>
@@ -9923,7 +8216,7 @@
                 <w:sz w:val="17"/>
                 <w:szCs w:val="17"/>
               </w:rPr>
-              <w:t xml:space="preserve">pytest -q                      # 72 passing tests</w:t>
+              <w:t xml:space="preserve">pytest -q                      # 25 passing tests</w:t>
             </w:r>
           </w:p>
           <w:p>
@@ -12695,7 +10988,7 @@
                 <w:sz w:val="18"/>
                 <w:szCs w:val="18"/>
               </w:rPr>
-              <w:t xml:space="preserve">Context-guarded PII, Observability, SQLite persistence, FastAPI sidecar</w:t>
+              <w:t xml:space="preserve">Context-guarded PII, Isolation (session scoping), Observability, SQLite persistence, FastAPI sidecar</w:t>
             </w:r>
           </w:p>
         </w:tc>
@@ -12805,7 +11098,7 @@
                 <w:sz w:val="18"/>
                 <w:szCs w:val="18"/>
               </w:rPr>
-              <w:t xml:space="preserve">API-key auth, cross-tenant guard, encryption at rest (Fernet), retention floor + GDPR erasure</w:t>
+              <w:t xml:space="preserve">Full Compliance (retention/consent), cross-tenant injection guard, encryption at rest</w:t>
             </w:r>
           </w:p>
         </w:tc>
@@ -12841,7 +11134,7 @@
                 <w:sz w:val="18"/>
                 <w:szCs w:val="18"/>
               </w:rPr>
-              <w:t xml:space="preserve">Implemented &amp; tested</w:t>
+              <w:t xml:space="preserve">Interfaces defined</w:t>
             </w:r>
           </w:p>
         </w:tc>
@@ -12879,7 +11172,7 @@
                 <w:sz w:val="18"/>
                 <w:szCs w:val="18"/>
               </w:rPr>
-              <w:t xml:space="preserve">Phase 2.5</w:t>
+              <w:t xml:space="preserve">Phase 3</w:t>
             </w:r>
           </w:p>
         </w:tc>
@@ -12915,7 +11208,7 @@
                 <w:sz w:val="18"/>
                 <w:szCs w:val="18"/>
               </w:rPr>
-              <w:t xml:space="preserve">Real isolation: injection heuristics, size limits, scope assertions; per-tenant rate limiting</w:t>
+              <w:t xml:space="preserve">Enterprise audit backends (Ethereum, Hyperledger), Grafana dashboards, Postgres store</w:t>
             </w:r>
           </w:p>
         </w:tc>
@@ -12951,7 +11244,7 @@
                 <w:sz w:val="18"/>
                 <w:szCs w:val="18"/>
               </w:rPr>
-              <w:t xml:space="preserve">Implemented &amp; tested</w:t>
+              <w:t xml:space="preserve">Planned</w:t>
             </w:r>
           </w:p>
         </w:tc>
@@ -12989,7 +11282,7 @@
                 <w:sz w:val="18"/>
                 <w:szCs w:val="18"/>
               </w:rPr>
-              <w:t xml:space="preserve">Phase 3</w:t>
+              <w:t xml:space="preserve">Phase 4</w:t>
             </w:r>
           </w:p>
         </w:tc>
@@ -13025,7 +11318,7 @@
                 <w:sz w:val="18"/>
                 <w:szCs w:val="18"/>
               </w:rPr>
-              <w:t xml:space="preserve">Real HITL adapters (Slack/PagerDuty), JWT auth with scopes, OpenTelemetry exporter, ML injection classifier</w:t>
+              <w:t xml:space="preserve">Multi-tenant SaaS, Slack/PagerDuty HITL, Redis-backed scale, marketplace listings</w:t>
             </w:r>
           </w:p>
         </w:tc>
@@ -13099,7 +11392,7 @@
                 <w:sz w:val="18"/>
                 <w:szCs w:val="18"/>
               </w:rPr>
-              <w:t xml:space="preserve">Phase 4</w:t>
+              <w:t xml:space="preserve">Phase 5</w:t>
             </w:r>
           </w:p>
         </w:tc>
@@ -13135,7 +11428,7 @@
                 <w:sz w:val="18"/>
                 <w:szCs w:val="18"/>
               </w:rPr>
-              <w:t xml:space="preserve">Tool-call provenance, constrained action spaces, Postgres backend, multi-tenant SaaS</w:t>
+              <w:t xml:space="preserve">QuantumLayer: post-quantum signatures, QRNG tokens, QML provider adapter</w:t>
             </w:r>
           </w:p>
         </w:tc>
@@ -13171,117 +11464,7 @@
                 <w:sz w:val="18"/>
                 <w:szCs w:val="18"/>
               </w:rPr>
-              <w:t xml:space="preserve">Planned</w:t>
-            </w:r>
-          </w:p>
-        </w:tc>
-      </w:tr>
-      <w:tr>
-        <w:tc>
-          <w:tcPr>
-            <w:tcW w:type="dxa" w:w="1400"/>
-            <w:tcBorders>
-              <w:top w:val="single" w:color="C8DDE6" w:sz="1"/>
-              <w:left w:val="single" w:color="C8DDE6" w:sz="1"/>
-              <w:bottom w:val="single" w:color="C8DDE6" w:sz="1"/>
-              <w:right w:val="single" w:color="C8DDE6" w:sz="1"/>
-            </w:tcBorders>
-            <w:shd w:fill="F4F8FB" w:val="clear"/>
-            <w:tcMar>
-              <w:top w:type="dxa" w:w="80"/>
-              <w:left w:type="dxa" w:w="120"/>
-              <w:bottom w:type="dxa" w:w="80"/>
-              <w:right w:type="dxa" w:w="120"/>
-            </w:tcMar>
-          </w:tcPr>
-          <w:p>
-            <w:pPr>
-              <w:spacing w:after="20" w:before="20"/>
-            </w:pPr>
-            <w:r>
-              <w:rPr>
-                <w:rFonts w:ascii="Arial" w:cs="Arial" w:eastAsia="Arial" w:hAnsi="Arial"/>
-                <w:b/>
-                <w:bCs/>
-                <w:i w:val="false"/>
-                <w:iCs w:val="false"/>
-                <w:color w:val="0B1220"/>
-                <w:sz w:val="18"/>
-                <w:szCs w:val="18"/>
-              </w:rPr>
-              <w:t xml:space="preserve">Phase 5</w:t>
-            </w:r>
-          </w:p>
-        </w:tc>
-        <w:tc>
-          <w:tcPr>
-            <w:tcW w:type="dxa" w:w="6360"/>
-            <w:tcBorders>
-              <w:top w:val="single" w:color="C8DDE6" w:sz="1"/>
-              <w:left w:val="single" w:color="C8DDE6" w:sz="1"/>
-              <w:bottom w:val="single" w:color="C8DDE6" w:sz="1"/>
-              <w:right w:val="single" w:color="C8DDE6" w:sz="1"/>
-            </w:tcBorders>
-            <w:shd w:fill="F4F8FB" w:val="clear"/>
-            <w:tcMar>
-              <w:top w:type="dxa" w:w="80"/>
-              <w:left w:type="dxa" w:w="120"/>
-              <w:bottom w:type="dxa" w:w="80"/>
-              <w:right w:type="dxa" w:w="120"/>
-            </w:tcMar>
-          </w:tcPr>
-          <w:p>
-            <w:pPr>
-              <w:spacing w:after="20" w:before="20"/>
-            </w:pPr>
-            <w:r>
-              <w:rPr>
-                <w:rFonts w:ascii="Arial" w:cs="Arial" w:eastAsia="Arial" w:hAnsi="Arial"/>
-                <w:b w:val="false"/>
-                <w:bCs w:val="false"/>
-                <w:i w:val="false"/>
-                <w:iCs w:val="false"/>
-                <w:color w:val="333333"/>
-                <w:sz w:val="18"/>
-                <w:szCs w:val="18"/>
-              </w:rPr>
-              <w:t xml:space="preserve">Enterprise audit anchoring (Ethereum/Hyperledger), QuantumLayer research track</w:t>
-            </w:r>
-          </w:p>
-        </w:tc>
-        <w:tc>
-          <w:tcPr>
-            <w:tcW w:type="dxa" w:w="1600"/>
-            <w:tcBorders>
-              <w:top w:val="single" w:color="C8DDE6" w:sz="1"/>
-              <w:left w:val="single" w:color="C8DDE6" w:sz="1"/>
-              <w:bottom w:val="single" w:color="C8DDE6" w:sz="1"/>
-              <w:right w:val="single" w:color="C8DDE6" w:sz="1"/>
-            </w:tcBorders>
-            <w:shd w:fill="F4F8FB" w:val="clear"/>
-            <w:tcMar>
-              <w:top w:type="dxa" w:w="80"/>
-              <w:left w:type="dxa" w:w="120"/>
-              <w:bottom w:type="dxa" w:w="80"/>
-              <w:right w:type="dxa" w:w="120"/>
-            </w:tcMar>
-          </w:tcPr>
-          <w:p>
-            <w:pPr>
-              <w:spacing w:after="20" w:before="20"/>
-            </w:pPr>
-            <w:r>
-              <w:rPr>
-                <w:rFonts w:ascii="Arial" w:cs="Arial" w:eastAsia="Arial" w:hAnsi="Arial"/>
-                <w:b w:val="false"/>
-                <w:bCs w:val="false"/>
-                <w:i w:val="false"/>
-                <w:iCs w:val="false"/>
-                <w:color w:val="333333"/>
-                <w:sz w:val="18"/>
-                <w:szCs w:val="18"/>
-              </w:rPr>
-              <w:t xml:space="preserve">Research</w:t>
+              <w:t xml:space="preserve">Research track</w:t>
             </w:r>
           </w:p>
         </w:tc>
@@ -14725,11 +12908,11 @@
           <w:sz w:val="17"/>
           <w:szCs w:val="17"/>
         </w:rPr>
-        <w:t xml:space="preserve">Veritrace — Any LLM. Any industry. Any scale. Built from production scars; designed for the AI era.</w:t>
+        <w:t xml:space="preserve">Veritrace — Multiple LLM providers. Pilot-ready guardrails. Built toward enterprise use, with hardening work explicit.</w:t>
       </w:r>
     </w:p>
     <w:sectPr>
-      <w:footerReference w:type="default" r:id="rId7"/>
+      <w:footerReference w:type="default" ns5:id="rId7"/>
       <w:pgSz w:w="12240" w:h="15840" w:orient="portrait"/>
       <w:pgMar w:top="1260" w:right="1440" w:bottom="1260" w:left="1440" w:header="708" w:footer="708" w:gutter="0"/>
       <w:pgNumType/>

--- a/docs/Veritrace-Design-Document.docx
+++ b/docs/Veritrace-Design-Document.docx
@@ -35,7 +35,7 @@
     </w:p>
     <w:p>
       <w:r>
-        <w:t xml:space="preserve">What is implemented and tested today: orchestrated pipeline, TraceEvent contract, hash-chain audit, RCA replay/counterfactual basics, context-guarded PII scrubbing, isolation heuristics with classifier hook, SafetyLayer rules, ToolGuardLayer with JSON-schema-style validation, side-effect taxonomy, argument injection scanning, output provenance checks, dangerous tool-chain escalation, Slack HITL with signed callbacks, API-key plus JWT auth, rate limiting, Redis/Postgres backend options, Docker Compose, CLI init/validate, OpenTelemetry layer spans, compliance report helpers, and an admin dashboard skeleton.</w:t>
+        <w:t xml:space="preserve">What is implemented and tested today: orchestrated pipeline, TraceEvent contract, hash-chain audit, RCA replay/counterfactual basics, context-guarded PII scrubbing, isolation heuristics with classifier hook, SafetyLayer rules, ToolGuardLayer with JSON-schema-style validation, side-effect taxonomy, argument injection scanning, output provenance checks, dangerous tool-chain escalation, Slack HITL with signed callbacks, API-key plus JWT auth, rate limiting, per-tenant usage quotas, Redis/Postgres backend options, Docker Compose, CLI init/validate, OpenTelemetry layer spans, compliance report helpers, and an admin dashboard skeleton.</w:t>
       </w:r>
     </w:p>
     <w:p>
@@ -45,12 +45,12 @@
     </w:p>
     <w:p>
       <w:r>
-        <w:t xml:space="preserve">What still needs hardening before regulated production: adversarial prompt defense beyond heuristics and small classifiers, persistent multi-worker HITL queues in real deployments, stronger dashboard identity/tenant controls, broader red-team coverage, operational runbooks, external security review, mature migrations, quota/budget enforcement, and production-tested Postgres/Redis/OTel deployments.</w:t>
-      </w:r>
-    </w:p>
-    <w:p>
-      <w:r>
-        <w:t xml:space="preserve">Capability matrix: Provider adapters - implemented; Compliance/PII - implemented with limits; Isolation - implemented but heuristic/classifier-dependent; Safety rules - implemented; ToolGuard - strong MVP, not a sandbox; HITL - Slack plus workflow primitives, persistence depends on backend configuration; Reliability - timeouts/circuit breaker implemented; Trace/hash chain - implemented; RCA - useful for linear and tool traces, not full emergent multi-agent forensics; Observability - metrics and spans implemented, dashboards not battle-tested; QuantumLayer - research only, not near-term product.</w:t>
+        <w:t xml:space="preserve">What still needs hardening before regulated production: adversarial prompt defense beyond heuristics and small classifiers, persistent multi-worker HITL queues in real deployments, stronger dashboard identity/tenant controls, broader red-team coverage, operational runbooks, external security review, mature migrations, external billing integration, and production-tested Postgres/Redis/OTel deployments.</w:t>
+      </w:r>
+    </w:p>
+    <w:p>
+      <w:r>
+        <w:t xml:space="preserve">Capability matrix: Provider adapters - implemented; Usage quotas - implemented for call/tool/spend caps; Compliance/PII - implemented with limits; Isolation - implemented but heuristic/classifier-dependent; Safety rules - implemented; ToolGuard - strong MVP, not a sandbox; HITL - Slack plus workflow primitives, persistence depends on backend configuration; Reliability - timeouts/circuit breaker implemented; Trace/hash chain - implemented; RCA - useful for linear and tool traces, not full emergent multi-agent forensics; Observability - metrics and spans implemented, dashboards not battle-tested; QuantumLayer - research only, not near-term product.</w:t>
       </w:r>
     </w:p>
     <w:p>

--- a/docs/Veritrace-Design-Document.docx
+++ b/docs/Veritrace-Design-Document.docx
@@ -30,27 +30,27 @@
     </w:p>
     <w:p>
       <w:r>
-        <w:t xml:space="preserve">This section is intentionally blunt. The original vision in this document is the target architecture, not a claim that every enterprise-grade control is mature today.</w:t>
-      </w:r>
-    </w:p>
-    <w:p>
-      <w:r>
-        <w:t xml:space="preserve">What is implemented and tested today: orchestrated pipeline, TraceEvent contract, hash-chain audit, RCA replay/counterfactual basics, context-guarded PII scrubbing, isolation heuristics with classifier hook, SafetyLayer rules, ToolGuardLayer with JSON-schema-style validation, side-effect taxonomy, argument injection scanning, output provenance checks, dangerous tool-chain escalation, Slack HITL with signed callbacks, API-key plus JWT auth, rate limiting, per-tenant usage quotas, Redis/Postgres backend options, Docker Compose, CLI init/validate, OpenTelemetry layer spans, compliance report helpers, and an admin dashboard skeleton.</w:t>
-      </w:r>
-    </w:p>
-    <w:p>
-      <w:r>
-        <w:t xml:space="preserve">What is pilot-ready: low/medium-stakes internal tools, interview demos, controlled agent workflows, local or hosted LLM provider wrapping, Slack approval demos, trace replay, and tamper-evidence demonstrations.</w:t>
-      </w:r>
-    </w:p>
-    <w:p>
-      <w:r>
-        <w:t xml:space="preserve">What still needs hardening before regulated production: adversarial prompt defense beyond heuristics and small classifiers, persistent multi-worker HITL queues in real deployments, stronger dashboard identity/tenant controls, broader red-team coverage, operational runbooks, external security review, mature migrations, external billing integration, and production-tested Postgres/Redis/OTel deployments.</w:t>
-      </w:r>
-    </w:p>
-    <w:p>
-      <w:r>
-        <w:t xml:space="preserve">Capability matrix: Provider adapters - implemented; Usage quotas - implemented for call/tool/spend caps; Compliance/PII - implemented with limits; Isolation - implemented but heuristic/classifier-dependent; Safety rules - implemented; ToolGuard - strong MVP, not a sandbox; HITL - Slack plus workflow primitives, persistence depends on backend configuration; Reliability - timeouts/circuit breaker implemented; Trace/hash chain - implemented; RCA - useful for linear and tool traces, not full emergent multi-agent forensics; Observability - metrics and spans implemented, dashboards not battle-tested; QuantumLayer - research only, not near-term product.</w:t>
+        <w:t xml:space="preserve">This section is intentionally blunt. The original vision in this document is the target architecture, not a claim that every enterprise-grade control is mature today. Current local validation: python -m pytest -q passes with 327 passing, 3 expected xfails, and 2 warnings. A syntax-health test now compiles every Python source file so store.py-style collection failures are caught immediately.</w:t>
+      </w:r>
+    </w:p>
+    <w:p>
+      <w:r>
+        <w:t xml:space="preserve">What is implemented and tested today: orchestrated pipeline, TraceEvent contract, hash-chain audit, RCA replay/counterfactual basics, context-guarded PII scrubbing, isolation heuristics with classifier hook, SafetyLayer rules, ToolGuardLayer with JSON-schema-style validation, side-effect taxonomy, argument injection scanning, output provenance checks, dangerous tool-chain escalation, Slack HITL with signed callbacks, API-key plus JWT auth, rate limiting, per-tenant usage quotas, quota/rate-limit interaction tests, Redis/Postgres backend options, Docker Compose, CLI init/validate, OpenTelemetry layer spans, compliance report helpers, syntax-health checks, concurrency smoke tests, and an admin dashboard skeleton with tenant-scoped config.</w:t>
+      </w:r>
+    </w:p>
+    <w:p>
+      <w:r>
+        <w:t xml:space="preserve">What is pilot-ready: low/medium-stakes internal tools, interview demos, controlled agent workflows, local or hosted LLM provider wrapping, Slack approval demos, trace replay, quota demonstrations, and tamper-evidence demonstrations.</w:t>
+      </w:r>
+    </w:p>
+    <w:p>
+      <w:r>
+        <w:t xml:space="preserve">What still needs hardening before regulated production: adversarial prompt defense beyond heuristics and small classifiers, persistent multi-worker HITL queues in real deployments, SSO/OIDC/RBAC-grade dashboard identity controls, broader red-team coverage, load/chaos testing, operational runbooks, external security review, mature migrations, external billing integration, and production-tested Postgres/Redis/OTel deployments.</w:t>
+      </w:r>
+    </w:p>
+    <w:p>
+      <w:r>
+        <w:t xml:space="preserve">Capability matrix: Provider adapters - implemented; Usage quotas - implemented for call/tool/spend caps, no billing ledger; Compliance/PII - implemented with limits; Isolation - implemented but heuristic/classifier-dependent; Safety rules - implemented; ToolGuard - strong MVP, not a sandbox; HITL - Slack plus workflow primitives, persistence depends on backend configuration; Reliability - timeouts/circuit breaker implemented, chaos recovery not proven; Trace/hash chain - implemented; RCA - useful for linear and tool traces, not full emergent multi-agent forensics; Observability - metrics and spans implemented, dashboards not battle-tested; Load testing - smoke-tested only, not benchmarked at scale; Dashboard - tenant-scoped config, not SSO/OIDC/RBAC; QuantumLayer - research only, not near-term product.</w:t>
       </w:r>
     </w:p>
     <w:p>

--- a/docs/Veritrace-Design-Document.docx
+++ b/docs/Veritrace-Design-Document.docx
@@ -30,12 +30,12 @@
     </w:p>
     <w:p>
       <w:r>
-        <w:t xml:space="preserve">This section is intentionally blunt. The original vision in this document is the target architecture, not a claim that every enterprise-grade control is mature today. Current local validation: python -m pytest -q passes with 327 passing, 3 expected xfails, and 2 warnings. A syntax-health test now compiles every Python source file so store.py-style collection failures are caught immediately.</w:t>
-      </w:r>
-    </w:p>
-    <w:p>
-      <w:r>
-        <w:t xml:space="preserve">What is implemented and tested today: orchestrated pipeline, TraceEvent contract, hash-chain audit, RCA replay/counterfactual basics, context-guarded PII scrubbing, isolation heuristics with classifier hook, SafetyLayer rules, ToolGuardLayer with JSON-schema-style validation, side-effect taxonomy, argument injection scanning, output provenance checks, dangerous tool-chain escalation, Slack HITL with signed callbacks, API-key plus JWT auth, rate limiting, per-tenant usage quotas, quota/rate-limit interaction tests, Redis/Postgres backend options, Docker Compose, CLI init/validate, OpenTelemetry layer spans, compliance report helpers, syntax-health checks, concurrency smoke tests, and an admin dashboard skeleton with tenant-scoped config.</w:t>
+        <w:t xml:space="preserve">This section is intentionally blunt. The original vision in this document is the target architecture, not a claim that every enterprise-grade control is mature today. Current local validation: python -m pytest -q passes with 334 passing, 3 expected xfails, and 2 warnings. A syntax-health test now compiles every Python source file so store.py-style collection failures are caught immediately.</w:t>
+      </w:r>
+    </w:p>
+    <w:p>
+      <w:r>
+        <w:t xml:space="preserve">What is implemented and tested today: orchestrated pipeline, TraceEvent contract, hash-chain audit, RCA replay/counterfactual basics, context-guarded PII scrubbing, isolation heuristics with classifier hook, SafetyLayer rules, ToolGuardLayer with JSON-schema-style validation, side-effect taxonomy, argument injection scanning, output provenance checks, dangerous tool-chain escalation, Slack HITL with signed callbacks, API-key plus JWT auth, rate limiting, per-tenant usage quotas, fail-open usage/billing webhooks, quota/rate-limit interaction tests, Redis/Postgres backend options, Docker Compose, CLI init/validate/redteam, OpenTelemetry layer spans, compliance report helpers, syntax-health checks, concurrency smoke tests, and an admin dashboard skeleton with tenant-scoped config plus explicit super-admin opt-in.</w:t>
       </w:r>
     </w:p>
     <w:p>
@@ -45,12 +45,12 @@
     </w:p>
     <w:p>
       <w:r>
-        <w:t xml:space="preserve">What still needs hardening before regulated production: adversarial prompt defense beyond heuristics and small classifiers, persistent multi-worker HITL queues in real deployments, SSO/OIDC/RBAC-grade dashboard identity controls, broader red-team coverage, load/chaos testing, operational runbooks, external security review, mature migrations, external billing integration, and production-tested Postgres/Redis/OTel deployments.</w:t>
-      </w:r>
-    </w:p>
-    <w:p>
-      <w:r>
-        <w:t xml:space="preserve">Capability matrix: Provider adapters - implemented; Usage quotas - implemented for call/tool/spend caps, no billing ledger; Compliance/PII - implemented with limits; Isolation - implemented but heuristic/classifier-dependent; Safety rules - implemented; ToolGuard - strong MVP, not a sandbox; HITL - Slack plus workflow primitives, persistence depends on backend configuration; Reliability - timeouts/circuit breaker implemented, chaos recovery not proven; Trace/hash chain - implemented; RCA - useful for linear and tool traces, not full emergent multi-agent forensics; Observability - metrics and spans implemented, dashboards not battle-tested; Load testing - smoke-tested only, not benchmarked at scale; Dashboard - tenant-scoped config, not SSO/OIDC/RBAC; QuantumLayer - research only, not near-term product.</w:t>
+        <w:t xml:space="preserve">What still needs hardening before regulated production: adversarial prompt defense beyond heuristics and small classifiers, persistent multi-worker HITL queues in real deployments, SSO/OIDC/RBAC-grade dashboard identity controls, professional red-team coverage beyond the built-in corpus, load/chaos testing, operational runbooks, external security review, mature migrations, durable Stripe/Chargebee-style billing ledgers, and production-tested Postgres/Redis/OTel deployments.</w:t>
+      </w:r>
+    </w:p>
+    <w:p>
+      <w:r>
+        <w:t xml:space="preserve">Capability matrix: Provider adapters - implemented; Usage quotas - implemented for call/tool/spend caps plus fail-open webhook, no Stripe/Chargebee ledger; Compliance/PII - implemented with limits; Isolation - implemented but heuristic/classifier-dependent; Safety rules - implemented; ToolGuard - strong MVP, not a sandbox; HITL - Slack plus workflow primitives, persistence depends on backend configuration; Reliability - timeouts/circuit breaker implemented, chaos recovery not proven; Trace/hash chain - implemented; RCA - useful for linear and tool traces, not full emergent multi-agent forensics; Observability - metrics and spans implemented, dashboards not battle-tested; Load testing - smoke-tested only, not benchmarked at scale; Dashboard - tenant-scoped config, not SSO/OIDC/RBAC; QuantumLayer - research only, not near-term product.</w:t>
       </w:r>
     </w:p>
     <w:p>

--- a/docs/Veritrace-Design-Document.docx
+++ b/docs/Veritrace-Design-Document.docx
@@ -30,7 +30,7 @@
     </w:p>
     <w:p>
       <w:r>
-        <w:t xml:space="preserve">This section is intentionally blunt. The original vision in this document is the target architecture, not a claim that every enterprise-grade control is mature today. Current local validation: python -m pytest -q passes with 334 passing, 3 expected xfails, and 2 warnings. A syntax-health test now compiles every Python source file so store.py-style collection failures are caught immediately.</w:t>
+        <w:t xml:space="preserve">This section is intentionally blunt. The original vision in this document is the target architecture, not a claim that every enterprise-grade control is mature today. Current local validation: python -m pytest -q --tb=no passes with 336 passing, 3 expected xfails, and 2 warnings. A syntax-health test now compiles every Python source file so store.py-style collection failures are caught immediately.</w:t>
       </w:r>
     </w:p>
     <w:p>
@@ -50,7 +50,7 @@
     </w:p>
     <w:p>
       <w:r>
-        <w:t xml:space="preserve">Capability matrix: Provider adapters - implemented; Usage quotas - implemented for call/tool/spend caps plus fail-open webhook, no Stripe/Chargebee ledger; Compliance/PII - implemented with limits; Isolation - implemented but heuristic/classifier-dependent; Safety rules - implemented; ToolGuard - strong MVP, not a sandbox; HITL - Slack plus workflow primitives, persistence depends on backend configuration; Reliability - timeouts/circuit breaker implemented, chaos recovery not proven; Trace/hash chain - implemented; RCA - useful for linear and tool traces, not full emergent multi-agent forensics; Observability - metrics and spans implemented, dashboards not battle-tested; Load testing - smoke-tested only, not benchmarked at scale; Dashboard - tenant-scoped config, not SSO/OIDC/RBAC; QuantumLayer - research only, not near-term product.</w:t>
+        <w:t xml:space="preserve">Capability matrix: Provider adapters - implemented; Usage quotas - implemented for call/tool/spend caps plus fail-open webhook, no Stripe/Chargebee ledger; Compliance/PII - implemented with limits; Isolation - implemented but heuristic/classifier-dependent; Safety rules - implemented; ToolGuard - strong MVP, not a sandbox; HITL - Slack plus workflow primitives, persistence depends on backend configuration; Reliability - timeouts/circuit breaker implemented, chaos recovery not proven; Trace/hash chain - implemented; RCA - useful for linear and tool traces, not full emergent multi-agent forensics; Observability - metrics and spans implemented, dashboards not battle-tested; Load testing - smoke-tested only, no published scale benchmark yet; Dashboard - tenant-scoped config, Redis-backed throttling, usage page, not SSO/OIDC/RBAC; QuantumLayer - research only, not near-term product.</w:t>
       </w:r>
     </w:p>
     <w:p>
@@ -2419,7 +2419,7 @@
                 <w:sz w:val="18"/>
                 <w:szCs w:val="18"/>
               </w:rPr>
-              <w:t xml:space="preserve">No data crosses tenant or session boundaries, even under adversarial prompting</w:t>
+              <w:t xml:space="preserve">Tenant/session scoping with tested boundaries; not a hardened sandbox</w:t>
             </w:r>
           </w:p>
         </w:tc>
@@ -2529,7 +2529,7 @@
                 <w:sz w:val="18"/>
                 <w:szCs w:val="18"/>
               </w:rPr>
-              <w:t xml:space="preserve">Deterministic boundaries the model cannot cross; input and output screening</w:t>
+              <w:t xml:space="preserve">Deterministic policy gates around the model; input and output screening</w:t>
             </w:r>
           </w:p>
         </w:tc>
@@ -2749,7 +2749,7 @@
                 <w:sz w:val="18"/>
                 <w:szCs w:val="18"/>
               </w:rPr>
-              <w:t xml:space="preserve">Bounded concurrency, timeouts, and graceful degradation; no crashes, no hangs</w:t>
+              <w:t xml:space="preserve">Bounded concurrency, timeouts, and graceful degradation targets</w:t>
             </w:r>
           </w:p>
         </w:tc>

--- a/docs/Veritrace-Design-Document.docx
+++ b/docs/Veritrace-Design-Document.docx
@@ -30,12 +30,12 @@
     </w:p>
     <w:p>
       <w:r>
-        <w:t xml:space="preserve">This section is intentionally blunt. The original vision in this document is the target architecture, not a claim that every enterprise-grade control is mature today. Current local validation: python -m pytest -q --tb=no passes with 336 passing, 3 expected xfails, and 2 warnings. A syntax-health test now compiles every Python source file so store.py-style collection failures are caught immediately.</w:t>
-      </w:r>
-    </w:p>
-    <w:p>
-      <w:r>
-        <w:t xml:space="preserve">What is implemented and tested today: orchestrated pipeline, TraceEvent contract, hash-chain audit, RCA replay/counterfactual basics, context-guarded PII scrubbing, isolation heuristics with classifier hook, SafetyLayer rules, ToolGuardLayer with JSON-schema-style validation, side-effect taxonomy, argument injection scanning, output provenance checks, dangerous tool-chain escalation, Slack HITL with signed callbacks, API-key plus JWT auth, rate limiting, per-tenant usage quotas, fail-open usage/billing webhooks, quota/rate-limit interaction tests, Redis/Postgres backend options, Docker Compose, CLI init/validate/redteam, OpenTelemetry layer spans, compliance report helpers, syntax-health checks, concurrency smoke tests, and an admin dashboard skeleton with tenant-scoped config plus explicit super-admin opt-in.</w:t>
+        <w:t xml:space="preserve">This section is intentionally blunt. The original vision in this document is the target architecture, not a claim that every enterprise-grade control is mature today. Current local validation: python -m pytest -q --tb=no passes with 344 passing, 3 expected xfails, and 2 warnings. A syntax-health test now compiles every Python source file so store.py-style collection failures are caught immediately.</w:t>
+      </w:r>
+    </w:p>
+    <w:p>
+      <w:r>
+        <w:t xml:space="preserve">What is implemented and tested today: orchestrated pipeline, TraceEvent contract, hash-chain audit, RCA replay/counterfactual basics, context-guarded PII scrubbing, isolation heuristics with classifier hook, SafetyLayer rules, ToolGuardLayer with JSON-schema-style validation, side-effect taxonomy, argument injection scanning, output provenance checks, dangerous tool-chain escalation, Slack HITL with signed callbacks, API-key plus JWT auth, rate limiting, per-tenant usage quotas, fail-open usage/billing webhooks, quota/rate-limit interaction tests, Redis/Postgres backend options, Docker Compose, CLI init/validate/redteam, OpenTelemetry layer spans, compliance report helpers, optional real Sepolia anchoring, encrypted S3 cold archive wrapper, syntax-health checks, concurrency smoke tests, and an admin dashboard skeleton with tenant-scoped config plus explicit super-admin opt-in.</w:t>
       </w:r>
     </w:p>
     <w:p>
@@ -45,12 +45,12 @@
     </w:p>
     <w:p>
       <w:r>
-        <w:t xml:space="preserve">What still needs hardening before regulated production: adversarial prompt defense beyond heuristics and small classifiers, persistent multi-worker HITL queues in real deployments, SSO/OIDC/RBAC-grade dashboard identity controls, professional red-team coverage beyond the built-in corpus, load/chaos testing, operational runbooks, external security review, mature migrations, durable Stripe/Chargebee-style billing ledgers, and production-tested Postgres/Redis/OTel deployments.</w:t>
-      </w:r>
-    </w:p>
-    <w:p>
-      <w:r>
-        <w:t xml:space="preserve">Capability matrix: Provider adapters - implemented; Usage quotas - implemented for call/tool/spend caps plus fail-open webhook, no Stripe/Chargebee ledger; Compliance/PII - implemented with limits; Isolation - implemented but heuristic/classifier-dependent; Safety rules - implemented; ToolGuard - strong MVP, not a sandbox; HITL - Slack plus workflow primitives, persistence depends on backend configuration; Reliability - timeouts/circuit breaker implemented, chaos recovery not proven; Trace/hash chain - implemented; RCA - useful for linear and tool traces, not full emergent multi-agent forensics; Observability - metrics and spans implemented, dashboards not battle-tested; Load testing - smoke-tested only, no published scale benchmark yet; Dashboard - tenant-scoped config, Redis-backed throttling, usage page, not SSO/OIDC/RBAC; QuantumLayer - research only, not near-term product.</w:t>
+        <w:t xml:space="preserve">What still needs hardening before regulated production: adversarial prompt defense beyond heuristics and small classifiers, persistent multi-worker HITL queues in real deployments, SSO/OIDC/RBAC-grade dashboard identity controls, professional red-team coverage beyond the built-in corpus, load/chaos testing, operational runbooks, external security review, mature migrations, durable Stripe/Chargebee-style billing ledgers, production key management for Ethereum/S3 credentials, AWS lifecycle/KMS runbooks, and production-tested Postgres/Redis/OTel deployments.</w:t>
+      </w:r>
+    </w:p>
+    <w:p>
+      <w:r>
+        <w:t xml:space="preserve">Capability matrix: Provider adapters - implemented; Usage quotas - implemented for call/tool/spend caps plus fail-open webhook, no Stripe/Chargebee ledger; Compliance/PII - implemented with limits; Isolation - implemented but heuristic/classifier-dependent; Safety rules - implemented; ToolGuard - strong MVP, not a sandbox; HITL - Slack plus workflow primitives, persistence depends on backend configuration; Reliability - timeouts/circuit breaker implemented, chaos recovery not proven; Trace/hash chain - implemented; Sepolia anchoring - optional real testnet tx path, no production key-management story; S3 cold archive - MVP wrapper, needs AWS lifecycle/KMS runbooks; RCA - useful for linear and tool traces, not full emergent multi-agent forensics; Observability - metrics and spans implemented, dashboards not battle-tested; Load testing - smoke-tested only, no published scale benchmark yet; Dashboard - tenant-scoped config, Redis-backed throttling, usage page, not SSO/OIDC/RBAC; QuantumLayer - research only, not near-term product.</w:t>
       </w:r>
     </w:p>
     <w:p>

--- a/docs/Veritrace-Design-Document.docx
+++ b/docs/Veritrace-Design-Document.docx
@@ -25,7 +25,7 @@
         <w:rPr>
           <w:b/>
         </w:rPr>
-        <w:t xml:space="preserve">Current Implementation Status - v0.2 / v0.3 Technical Preview</w:t>
+        <w:t xml:space="preserve">Current Implementation Status - v0.4 Anchoring + Archive MVP</w:t>
       </w:r>
     </w:p>
     <w:p>

--- a/docs/Veritrace-Design-Document.docx
+++ b/docs/Veritrace-Design-Document.docx
@@ -30,12 +30,12 @@
     </w:p>
     <w:p>
       <w:r>
-        <w:t xml:space="preserve">This section is intentionally blunt. The original vision in this document is the target architecture, not a claim that every enterprise-grade control is mature today. Current local validation: python -m pytest -q --tb=no passes with 344 passing, 3 expected xfails, and 2 warnings. A syntax-health test now compiles every Python source file so store.py-style collection failures are caught immediately.</w:t>
-      </w:r>
-    </w:p>
-    <w:p>
-      <w:r>
-        <w:t xml:space="preserve">What is implemented and tested today: orchestrated pipeline, TraceEvent contract, hash-chain audit, RCA replay/counterfactual basics, context-guarded PII scrubbing, isolation heuristics with classifier hook, SafetyLayer rules, ToolGuardLayer with JSON-schema-style validation, side-effect taxonomy, argument injection scanning, output provenance checks, dangerous tool-chain escalation, Slack HITL with signed callbacks, API-key plus JWT auth, rate limiting, per-tenant usage quotas, fail-open usage/billing webhooks, quota/rate-limit interaction tests, Redis/Postgres backend options, Docker Compose, CLI init/validate/redteam, OpenTelemetry layer spans, compliance report helpers, optional real Sepolia anchoring, encrypted S3 cold archive wrapper, syntax-health checks, concurrency smoke tests, and an admin dashboard skeleton with tenant-scoped config plus explicit super-admin opt-in.</w:t>
+        <w:t xml:space="preserve">This section is intentionally blunt. The original vision in this document is the target architecture, not a claim that every enterprise-grade control is mature today. Current local validation: python -m pytest -q --tb=no passes with 345 passing, 3 expected xfails, and 2 warnings. A syntax-health test now compiles every Python source file so store.py-style collection failures are caught immediately.</w:t>
+      </w:r>
+    </w:p>
+    <w:p>
+      <w:r>
+        <w:t xml:space="preserve">What is implemented and tested today: orchestrated pipeline, TraceEvent contract, hash-chain audit, RCA replay/counterfactual basics, context-guarded PII scrubbing, isolation heuristics with classifier hook, SafetyLayer rules, ToolGuardLayer with JSON-schema-style validation, side-effect taxonomy, argument injection scanning, output provenance checks, dangerous tool-chain escalation, Slack HITL with signed callbacks, API-key plus JWT auth, rate limiting, per-tenant usage quotas, fail-open usage/billing webhooks, quota/rate-limit interaction tests, Redis/Postgres backend options, Docker Compose, CLI init/validate/redteam, OpenTelemetry layer spans, compliance report helpers, optional real Sepolia anchoring validated on tx 0x8d0d7bd15c377224acee00f397272bab1007c757080f19523cfc66c8461b5d99, encrypted S3 cold archive wrapper with live archive/restore validation, syntax-health checks, concurrency smoke tests, and an admin dashboard skeleton with tenant-scoped config plus explicit super-admin opt-in.</w:t>
       </w:r>
     </w:p>
     <w:p>
@@ -50,7 +50,7 @@
     </w:p>
     <w:p>
       <w:r>
-        <w:t xml:space="preserve">Capability matrix: Provider adapters - implemented; Usage quotas - implemented for call/tool/spend caps plus fail-open webhook, no Stripe/Chargebee ledger; Compliance/PII - implemented with limits; Isolation - implemented but heuristic/classifier-dependent; Safety rules - implemented; ToolGuard - strong MVP, not a sandbox; HITL - Slack plus workflow primitives, persistence depends on backend configuration; Reliability - timeouts/circuit breaker implemented, chaos recovery not proven; Trace/hash chain - implemented; Sepolia anchoring - optional real testnet tx path, no production key-management story; S3 cold archive - MVP wrapper, needs AWS lifecycle/KMS runbooks; RCA - useful for linear and tool traces, not full emergent multi-agent forensics; Observability - metrics and spans implemented, dashboards not battle-tested; Load testing - smoke-tested only, no published scale benchmark yet; Dashboard - tenant-scoped config, Redis-backed throttling, usage page, not SSO/OIDC/RBAC; QuantumLayer - research only, not near-term product.</w:t>
+        <w:t xml:space="preserve">Capability matrix: Provider adapters - implemented; Usage quotas - implemented for call/tool/spend caps plus fail-open webhook, no Stripe/Chargebee ledger; Compliance/PII - implemented with limits; Isolation - implemented but heuristic/classifier-dependent; Safety rules - implemented; ToolGuard - strong MVP, not a sandbox; HITL - Slack plus workflow primitives, persistence depends on backend configuration; Reliability - timeouts/circuit breaker implemented, chaos recovery not proven; Trace/hash chain - implemented; Sepolia anchoring - live testnet tx verified (0x8d0d7bd15c377224acee00f397272bab1007c757080f19523cfc66c8461b5d99), no production key-management story; S3 cold archive - live AWS archive/restore smoke test passed, needs AWS lifecycle/KMS runbooks; RCA - useful for linear and tool traces, not full emergent multi-agent forensics; Observability - metrics and spans implemented, dashboards not battle-tested; Load testing - smoke-tested only, no published scale benchmark yet; Dashboard - tenant-scoped config, Redis-backed throttling, usage page, not SSO/OIDC/RBAC; QuantumLayer - research only, not near-term product.</w:t>
       </w:r>
     </w:p>
     <w:p>

--- a/docs/Veritrace-Design-Document.docx
+++ b/docs/Veritrace-Design-Document.docx
@@ -30,12 +30,12 @@
     </w:p>
     <w:p>
       <w:r>
-        <w:t xml:space="preserve">This section is intentionally blunt. The original vision in this document is the target architecture, not a claim that every enterprise-grade control is mature today. Current local validation: python -m pytest -q --tb=no passes with 345 passing, 3 expected xfails, and 2 warnings. A syntax-health test now compiles every Python source file so store.py-style collection failures are caught immediately.</w:t>
-      </w:r>
-    </w:p>
-    <w:p>
-      <w:r>
-        <w:t xml:space="preserve">What is implemented and tested today: orchestrated pipeline, TraceEvent contract, hash-chain audit, RCA replay/counterfactual basics, context-guarded PII scrubbing, isolation heuristics with classifier hook, SafetyLayer rules, ToolGuardLayer with JSON-schema-style validation, side-effect taxonomy, argument injection scanning, output provenance checks, dangerous tool-chain escalation, Slack HITL with signed callbacks, API-key plus JWT auth, rate limiting, per-tenant usage quotas, fail-open usage/billing webhooks, quota/rate-limit interaction tests, Redis/Postgres backend options, Docker Compose, CLI init/validate/redteam, OpenTelemetry layer spans, compliance report helpers, optional real Sepolia anchoring validated on tx 0x8d0d7bd15c377224acee00f397272bab1007c757080f19523cfc66c8461b5d99, encrypted S3 cold archive wrapper with live archive/restore validation, syntax-health checks, concurrency smoke tests, and an admin dashboard skeleton with tenant-scoped config plus explicit super-admin opt-in.</w:t>
+        <w:t xml:space="preserve">This section is intentionally blunt. The original vision in this document is the target architecture, not a claim that every enterprise-grade control is mature today. Current local validation: python -m pytest -q --tb=no passes with 346 passing, 3 expected xfails, and 2 warnings. A syntax-health test now compiles every Python source file so store.py-style collection failures are caught immediately.</w:t>
+      </w:r>
+    </w:p>
+    <w:p>
+      <w:r>
+        <w:t xml:space="preserve">What is implemented and tested today: orchestrated pipeline, TraceEvent contract, hash-chain audit, RCA replay/counterfactual basics, context-guarded PII scrubbing, isolation heuristics with classifier hook, SafetyLayer rules, ToolGuardLayer with JSON-schema-style validation, side-effect taxonomy, argument injection scanning, output provenance checks, dangerous tool-chain escalation, Slack HITL with signed callbacks, API-key plus JWT auth, rate limiting, per-tenant usage quotas, fail-open usage/billing webhooks, quota/rate-limit interaction tests, Redis/Postgres backend options, Docker Compose with authenticated 10-minute local load validation, CLI init/validate/redteam, OpenTelemetry layer spans, compliance report helpers, optional real Sepolia anchoring validated on tx 0x8d0d7bd15c377224acee00f397272bab1007c757080f19523cfc66c8461b5d99, encrypted S3 cold archive wrapper with live archive/restore validation, syntax-health checks, concurrency smoke tests, and an admin dashboard skeleton with tenant-scoped config plus explicit super-admin opt-in.</w:t>
       </w:r>
     </w:p>
     <w:p>
@@ -50,7 +50,7 @@
     </w:p>
     <w:p>
       <w:r>
-        <w:t xml:space="preserve">Capability matrix: Provider adapters - implemented; Usage quotas - implemented for call/tool/spend caps plus fail-open webhook, no Stripe/Chargebee ledger; Compliance/PII - implemented with limits; Isolation - implemented but heuristic/classifier-dependent; Safety rules - implemented; ToolGuard - strong MVP, not a sandbox; HITL - Slack plus workflow primitives, persistence depends on backend configuration; Reliability - timeouts/circuit breaker implemented, chaos recovery not proven; Trace/hash chain - implemented; Sepolia anchoring - live testnet tx verified (0x8d0d7bd15c377224acee00f397272bab1007c757080f19523cfc66c8461b5d99), no production key-management story; S3 cold archive - live AWS archive/restore smoke test passed, needs AWS lifecycle/KMS runbooks; RCA - useful for linear and tool traces, not full emergent multi-agent forensics; Observability - metrics and spans implemented, dashboards not battle-tested; Load testing - smoke-tested only, no published scale benchmark yet; Dashboard - tenant-scoped config, Redis-backed throttling, usage page, not SSO/OIDC/RBAC; QuantumLayer - research only, not near-term product.</w:t>
+        <w:t xml:space="preserve">Capability matrix: Provider adapters - implemented; Usage quotas - implemented for call/tool/spend caps plus fail-open webhook, no Stripe/Chargebee ledger; Compliance/PII - implemented with limits; Isolation - implemented but heuristic/classifier-dependent; Safety rules - implemented; ToolGuard - strong MVP, not a sandbox; HITL - Slack plus workflow primitives, persistence depends on backend configuration; Reliability - timeouts/circuit breaker implemented, chaos recovery not proven; Trace/hash chain - implemented; Sepolia anchoring - live testnet tx verified (0x8d0d7bd15c377224acee00f397272bab1007c757080f19523cfc66c8461b5d99), no production key-management story; S3 cold archive - live AWS archive/restore smoke test passed, needs AWS lifecycle/KMS runbooks; RCA - useful for linear and tool traces, not full emergent multi-agent forensics; Observability - metrics and spans implemented, dashboards not battle-tested; Load testing - authenticated local Docker Compose run passed 12,000 requests with 0 errors and 0 HTTP 5xx; still not chaos/SLA testing; Dashboard - tenant-scoped config, Redis-backed throttling, usage page, not SSO/OIDC/RBAC; QuantumLayer - research only, not near-term product.</w:t>
       </w:r>
     </w:p>
     <w:p>

--- a/docs/Veritrace-Design-Document.docx
+++ b/docs/Veritrace-Design-Document.docx
@@ -30,7 +30,7 @@
     </w:p>
     <w:p>
       <w:r>
-        <w:t xml:space="preserve">This section is intentionally blunt. The original vision in this document is the target architecture, not a claim that every enterprise-grade control is mature today. Current local validation: python -m pytest -q --tb=no passes with 346 passing, 3 expected xfails, and 2 warnings. A syntax-health test now compiles every Python source file so store.py-style collection failures are caught immediately.</w:t>
+        <w:t xml:space="preserve">This section is intentionally blunt. The original vision in this document is the target architecture, not a claim that every enterprise-grade control is mature today. Current local validation: python -m pytest -q --tb=no passes with 354 passing, 3 expected xfails, and 2 warnings. A syntax-health test now compiles every Python source file so store.py-style collection failures are caught immediately.</w:t>
       </w:r>
     </w:p>
     <w:p>

--- a/docs/Veritrace-Design-Document.docx
+++ b/docs/Veritrace-Design-Document.docx
@@ -30,7 +30,7 @@
     </w:p>
     <w:p>
       <w:r>
-        <w:t xml:space="preserve">This section is intentionally blunt. The original vision in this document is the target architecture, not a claim that every enterprise-grade control is mature today. Current local validation: python -m pytest -q --tb=no passes with 354 passing, 3 expected xfails, and 2 warnings. A syntax-health test now compiles every Python source file so store.py-style collection failures are caught immediately.</w:t>
+        <w:t xml:space="preserve">This section is intentionally blunt. The original vision in this document is the target architecture, not a claim that every enterprise-grade control is mature today. Current local validation: python -m pytest -q --tb=no passes with 356 passing, 3 expected xfails, and 2 warnings. A syntax-health test now compiles every Python source file so store.py-style collection failures are caught immediately.</w:t>
       </w:r>
     </w:p>
     <w:p>
